--- a/TROLYTHIEN/4_DUYET_DE/Ket_qua/20.10/Bo_11_De_On_Tap_Giua_HK1_Toan_8.docx
+++ b/TROLYTHIEN/4_DUYET_DE/Ket_qua/20.10/Bo_11_De_On_Tap_Giua_HK1_Toan_8.docx
@@ -1532,7 +1532,7 @@
             <w:r>
               <w:drawing>
                 <wp:inline xmlns:a="http://schemas.openxmlformats.org/drawingml/2006/main" xmlns:pic="http://schemas.openxmlformats.org/drawingml/2006/picture">
-                  <wp:extent cx="2286000" cy="1817671"/>
+                  <wp:extent cx="2286000" cy="1792224"/>
                   <wp:docPr id="2" name="Picture 2"/>
                   <wp:cNvGraphicFramePr>
                     <a:graphicFrameLocks noChangeAspect="1"/>
@@ -1553,7 +1553,7 @@
                         <pic:spPr>
                           <a:xfrm>
                             <a:off x="0" y="0"/>
-                            <a:ext cx="2286000" cy="1817671"/>
+                            <a:ext cx="2286000" cy="1792224"/>
                           </a:xfrm>
                           <a:prstGeom prst="rect"/>
                         </pic:spPr>
@@ -2916,63 +2916,55 @@
         <w:t xml:space="preserve">, ta có: </w:t>
       </w:r>
       <m:oMath xmlns:mml="http://www.w3.org/1998/Math/MathML">
-        <m:limUpp>
+        <m:acc>
+          <m:accPr>
+            <m:chr m:val="̂"/>
+          </m:accPr>
           <m:e>
             <m:r>
               <m:t>A</m:t>
             </m:r>
           </m:e>
-          <m:lim>
-            <m:r>
-              <m:t>^</m:t>
-            </m:r>
-          </m:lim>
-        </m:limUpp>
+        </m:acc>
         <m:r>
           <m:t>+</m:t>
         </m:r>
-        <m:limUpp>
+        <m:acc>
+          <m:accPr>
+            <m:chr m:val="̂"/>
+          </m:accPr>
           <m:e>
             <m:r>
               <m:t>B</m:t>
             </m:r>
           </m:e>
-          <m:lim>
-            <m:r>
-              <m:t>^</m:t>
-            </m:r>
-          </m:lim>
-        </m:limUpp>
+        </m:acc>
         <m:r>
           <m:t>+</m:t>
         </m:r>
-        <m:limUpp>
+        <m:acc>
+          <m:accPr>
+            <m:chr m:val="̂"/>
+          </m:accPr>
           <m:e>
             <m:r>
               <m:t>C</m:t>
             </m:r>
           </m:e>
-          <m:lim>
-            <m:r>
-              <m:t>^</m:t>
-            </m:r>
-          </m:lim>
-        </m:limUpp>
+        </m:acc>
         <m:r>
           <m:t>+</m:t>
         </m:r>
-        <m:limUpp>
+        <m:acc>
+          <m:accPr>
+            <m:chr m:val="̂"/>
+          </m:accPr>
           <m:e>
             <m:r>
               <m:t>D</m:t>
             </m:r>
           </m:e>
-          <m:lim>
-            <m:r>
-              <m:t>^</m:t>
-            </m:r>
-          </m:lim>
-        </m:limUpp>
+        </m:acc>
         <m:r>
           <m:t>=</m:t>
         </m:r>
@@ -3003,18 +2995,16 @@
         <m:r>
           <m:t>⇒</m:t>
         </m:r>
-        <m:limUpp>
+        <m:acc>
+          <m:accPr>
+            <m:chr m:val="̂"/>
+          </m:accPr>
           <m:e>
             <m:r>
               <m:t>D</m:t>
             </m:r>
           </m:e>
-          <m:lim>
-            <m:r>
-              <m:t>^</m:t>
-            </m:r>
-          </m:lim>
-        </m:limUpp>
+        </m:acc>
         <m:r>
           <m:t>=</m:t>
         </m:r>
@@ -3033,48 +3023,42 @@
         <m:r>
           <m:t>−(</m:t>
         </m:r>
-        <m:limUpp>
+        <m:acc>
+          <m:accPr>
+            <m:chr m:val="̂"/>
+          </m:accPr>
           <m:e>
             <m:r>
               <m:t>A</m:t>
             </m:r>
           </m:e>
-          <m:lim>
-            <m:r>
-              <m:t>^</m:t>
-            </m:r>
-          </m:lim>
-        </m:limUpp>
+        </m:acc>
         <m:r>
           <m:t>+</m:t>
         </m:r>
-        <m:limUpp>
+        <m:acc>
+          <m:accPr>
+            <m:chr m:val="̂"/>
+          </m:accPr>
           <m:e>
             <m:r>
               <m:t>B</m:t>
             </m:r>
           </m:e>
-          <m:lim>
-            <m:r>
-              <m:t>^</m:t>
-            </m:r>
-          </m:lim>
-        </m:limUpp>
+        </m:acc>
         <m:r>
           <m:t>+</m:t>
         </m:r>
-        <m:limUpp>
+        <m:acc>
+          <m:accPr>
+            <m:chr m:val="̂"/>
+          </m:accPr>
           <m:e>
             <m:r>
               <m:t>C</m:t>
             </m:r>
           </m:e>
-          <m:lim>
-            <m:r>
-              <m:t>^</m:t>
-            </m:r>
-          </m:lim>
-        </m:limUpp>
+        </m:acc>
         <m:r>
           <m:t>)=</m:t>
         </m:r>
@@ -3401,48 +3385,42 @@
         <w:t xml:space="preserve"> có </w:t>
       </w:r>
       <m:oMath xmlns:mml="http://www.w3.org/1998/Math/MathML">
-        <m:limUpp>
+        <m:acc>
+          <m:accPr>
+            <m:chr m:val="̂"/>
+          </m:accPr>
           <m:e>
             <m:r>
               <m:t>A</m:t>
             </m:r>
           </m:e>
-          <m:lim>
-            <m:r>
-              <m:t>^</m:t>
-            </m:r>
-          </m:lim>
-        </m:limUpp>
+        </m:acc>
         <m:r>
           <m:t>=</m:t>
         </m:r>
-        <m:limUpp>
+        <m:acc>
+          <m:accPr>
+            <m:chr m:val="̂"/>
+          </m:accPr>
           <m:e>
             <m:r>
               <m:t>D</m:t>
             </m:r>
           </m:e>
-          <m:lim>
-            <m:r>
-              <m:t>^</m:t>
-            </m:r>
-          </m:lim>
-        </m:limUpp>
+        </m:acc>
         <m:r>
           <m:t>=</m:t>
         </m:r>
-        <m:limUpp>
+        <m:acc>
+          <m:accPr>
+            <m:chr m:val="̂"/>
+          </m:accPr>
           <m:e>
             <m:r>
               <m:t>E</m:t>
             </m:r>
           </m:e>
-          <m:lim>
-            <m:r>
-              <m:t>^</m:t>
-            </m:r>
-          </m:lim>
-        </m:limUpp>
+        </m:acc>
         <m:r>
           <m:t>=</m:t>
         </m:r>
@@ -3470,48 +3448,42 @@
         <w:t xml:space="preserve"> (hay </w:t>
       </w:r>
       <m:oMath xmlns:mml="http://www.w3.org/1998/Math/MathML">
-        <m:limUpp>
+        <m:acc>
+          <m:accPr>
+            <m:chr m:val="̂"/>
+          </m:accPr>
           <m:e>
             <m:r>
               <m:t>DAE</m:t>
             </m:r>
           </m:e>
-          <m:lim>
-            <m:r>
-              <m:t>^</m:t>
-            </m:r>
-          </m:lim>
-        </m:limUpp>
+        </m:acc>
         <m:r>
           <m:t>=</m:t>
         </m:r>
-        <m:limUpp>
+        <m:acc>
+          <m:accPr>
+            <m:chr m:val="̂"/>
+          </m:accPr>
           <m:e>
             <m:r>
               <m:t>ADH</m:t>
             </m:r>
           </m:e>
-          <m:lim>
-            <m:r>
-              <m:t>^</m:t>
-            </m:r>
-          </m:lim>
-        </m:limUpp>
+        </m:acc>
         <m:r>
           <m:t>=</m:t>
         </m:r>
-        <m:limUpp>
+        <m:acc>
+          <m:accPr>
+            <m:chr m:val="̂"/>
+          </m:accPr>
           <m:e>
             <m:r>
               <m:t>AEH</m:t>
             </m:r>
           </m:e>
-          <m:lim>
-            <m:r>
-              <m:t>^</m:t>
-            </m:r>
-          </m:lim>
-        </m:limUpp>
+        </m:acc>
         <m:r>
           <m:t>=</m:t>
         </m:r>
@@ -3536,7 +3508,7 @@
           <w:color w:val="000000"/>
           <w:sz w:val="23"/>
         </w:rPr>
-        <w:t>) nên là hình chữ nhật (1,0đ).</w:t>
+        <w:t>) nên là hình chữ nhật.</w:t>
       </w:r>
     </w:p>
     <w:p>
@@ -3641,7 +3613,7 @@
           <w:color w:val="000000"/>
           <w:sz w:val="23"/>
         </w:rPr>
-        <w:t xml:space="preserve"> là hình bình hành (0,75đ).</w:t>
+        <w:t xml:space="preserve"> là hình bình hành.</w:t>
       </w:r>
     </w:p>
     <w:p>
@@ -3740,33 +3712,29 @@
         <m:r>
           <m:t>M⇒</m:t>
         </m:r>
-        <m:limUpp>
+        <m:acc>
+          <m:accPr>
+            <m:chr m:val="̂"/>
+          </m:accPr>
           <m:e>
             <m:r>
               <m:t>MAC</m:t>
             </m:r>
           </m:e>
-          <m:lim>
-            <m:r>
-              <m:t>^</m:t>
-            </m:r>
-          </m:lim>
-        </m:limUpp>
+        </m:acc>
         <m:r>
           <m:t>=</m:t>
         </m:r>
-        <m:limUpp>
+        <m:acc>
+          <m:accPr>
+            <m:chr m:val="̂"/>
+          </m:accPr>
           <m:e>
             <m:r>
               <m:t>MCA</m:t>
             </m:r>
           </m:e>
-          <m:lim>
-            <m:r>
-              <m:t>^</m:t>
-            </m:r>
-          </m:lim>
-        </m:limUpp>
+        </m:acc>
       </m:oMath>
       <w:r>
         <w:rPr>
@@ -3857,33 +3825,29 @@
         <m:r>
           <m:t>O⇒</m:t>
         </m:r>
-        <m:limUpp>
+        <m:acc>
+          <m:accPr>
+            <m:chr m:val="̂"/>
+          </m:accPr>
           <m:e>
             <m:r>
               <m:t>OEA</m:t>
             </m:r>
           </m:e>
-          <m:lim>
-            <m:r>
-              <m:t>^</m:t>
-            </m:r>
-          </m:lim>
-        </m:limUpp>
+        </m:acc>
         <m:r>
           <m:t>=</m:t>
         </m:r>
-        <m:limUpp>
+        <m:acc>
+          <m:accPr>
+            <m:chr m:val="̂"/>
+          </m:accPr>
           <m:e>
             <m:r>
               <m:t>OAE</m:t>
             </m:r>
           </m:e>
-          <m:lim>
-            <m:r>
-              <m:t>^</m:t>
-            </m:r>
-          </m:lim>
-        </m:limUpp>
+        </m:acc>
       </m:oMath>
       <w:r>
         <w:rPr>
@@ -3941,33 +3905,29 @@
         <w:t xml:space="preserve"> nên </w:t>
       </w:r>
       <m:oMath xmlns:mml="http://www.w3.org/1998/Math/MathML">
-        <m:limUpp>
+        <m:acc>
+          <m:accPr>
+            <m:chr m:val="̂"/>
+          </m:accPr>
           <m:e>
             <m:r>
               <m:t>OAE</m:t>
             </m:r>
           </m:e>
-          <m:lim>
-            <m:r>
-              <m:t>^</m:t>
-            </m:r>
-          </m:lim>
-        </m:limUpp>
+        </m:acc>
         <m:r>
           <m:t>+</m:t>
         </m:r>
-        <m:limUpp>
+        <m:acc>
+          <m:accPr>
+            <m:chr m:val="̂"/>
+          </m:accPr>
           <m:e>
             <m:r>
               <m:t>MCA</m:t>
             </m:r>
           </m:e>
-          <m:lim>
-            <m:r>
-              <m:t>^</m:t>
-            </m:r>
-          </m:lim>
-        </m:limUpp>
+        </m:acc>
         <m:r>
           <m:t>=</m:t>
         </m:r>
@@ -4013,33 +3973,29 @@
         <m:r>
           <m:t>⇒</m:t>
         </m:r>
-        <m:limUpp>
+        <m:acc>
+          <m:accPr>
+            <m:chr m:val="̂"/>
+          </m:accPr>
           <m:e>
             <m:r>
               <m:t>OEA</m:t>
             </m:r>
           </m:e>
-          <m:lim>
-            <m:r>
-              <m:t>^</m:t>
-            </m:r>
-          </m:lim>
-        </m:limUpp>
+        </m:acc>
         <m:r>
           <m:t>+</m:t>
         </m:r>
-        <m:limUpp>
+        <m:acc>
+          <m:accPr>
+            <m:chr m:val="̂"/>
+          </m:accPr>
           <m:e>
             <m:r>
               <m:t>MAC</m:t>
             </m:r>
           </m:e>
-          <m:lim>
-            <m:r>
-              <m:t>^</m:t>
-            </m:r>
-          </m:lim>
-        </m:limUpp>
+        </m:acc>
         <m:r>
           <m:t>=</m:t>
         </m:r>
@@ -4067,33 +4023,29 @@
         <w:t xml:space="preserve"> hay </w:t>
       </w:r>
       <m:oMath xmlns:mml="http://www.w3.org/1998/Math/MathML">
-        <m:limUpp>
+        <m:acc>
+          <m:accPr>
+            <m:chr m:val="̂"/>
+          </m:accPr>
           <m:e>
             <m:r>
               <m:t>AEG</m:t>
             </m:r>
           </m:e>
-          <m:lim>
-            <m:r>
-              <m:t>^</m:t>
-            </m:r>
-          </m:lim>
-        </m:limUpp>
+        </m:acc>
         <m:r>
           <m:t>+</m:t>
         </m:r>
-        <m:limUpp>
+        <m:acc>
+          <m:accPr>
+            <m:chr m:val="̂"/>
+          </m:accPr>
           <m:e>
             <m:r>
               <m:t>GAE</m:t>
             </m:r>
           </m:e>
-          <m:lim>
-            <m:r>
-              <m:t>^</m:t>
-            </m:r>
-          </m:lim>
-        </m:limUpp>
+        </m:acc>
         <m:r>
           <m:t>=</m:t>
         </m:r>
@@ -4121,7 +4073,7 @@
           <w:color w:val="000000"/>
           <w:sz w:val="23"/>
         </w:rPr>
-        <w:t xml:space="preserve"> (0,5đ). (Hình vẽ đúng: 0,25đ).</w:t>
+        <w:t>.</w:t>
       </w:r>
     </w:p>
     <w:p>
@@ -6917,63 +6869,55 @@
         <w:t xml:space="preserve">, ta có: </w:t>
       </w:r>
       <m:oMath xmlns:mml="http://www.w3.org/1998/Math/MathML">
-        <m:limUpp>
+        <m:acc>
+          <m:accPr>
+            <m:chr m:val="̂"/>
+          </m:accPr>
           <m:e>
             <m:r>
               <m:t>M</m:t>
             </m:r>
           </m:e>
-          <m:lim>
-            <m:r>
-              <m:t>^</m:t>
-            </m:r>
-          </m:lim>
-        </m:limUpp>
+        </m:acc>
         <m:r>
           <m:t>+</m:t>
         </m:r>
-        <m:limUpp>
+        <m:acc>
+          <m:accPr>
+            <m:chr m:val="̂"/>
+          </m:accPr>
           <m:e>
             <m:r>
               <m:t>N</m:t>
             </m:r>
           </m:e>
-          <m:lim>
-            <m:r>
-              <m:t>^</m:t>
-            </m:r>
-          </m:lim>
-        </m:limUpp>
+        </m:acc>
         <m:r>
           <m:t>+</m:t>
         </m:r>
-        <m:limUpp>
+        <m:acc>
+          <m:accPr>
+            <m:chr m:val="̂"/>
+          </m:accPr>
           <m:e>
             <m:r>
               <m:t>P</m:t>
             </m:r>
           </m:e>
-          <m:lim>
-            <m:r>
-              <m:t>^</m:t>
-            </m:r>
-          </m:lim>
-        </m:limUpp>
+        </m:acc>
         <m:r>
           <m:t>+</m:t>
         </m:r>
-        <m:limUpp>
+        <m:acc>
+          <m:accPr>
+            <m:chr m:val="̂"/>
+          </m:accPr>
           <m:e>
             <m:r>
               <m:t>Q</m:t>
             </m:r>
           </m:e>
-          <m:lim>
-            <m:r>
-              <m:t>^</m:t>
-            </m:r>
-          </m:lim>
-        </m:limUpp>
+        </m:acc>
         <m:r>
           <m:t>=</m:t>
         </m:r>
@@ -6992,18 +6936,16 @@
         <m:r>
           <m:t>⇒</m:t>
         </m:r>
-        <m:limUpp>
+        <m:acc>
+          <m:accPr>
+            <m:chr m:val="̂"/>
+          </m:accPr>
           <m:e>
             <m:r>
               <m:t>Q</m:t>
             </m:r>
           </m:e>
-          <m:lim>
-            <m:r>
-              <m:t>^</m:t>
-            </m:r>
-          </m:lim>
-        </m:limUpp>
+        </m:acc>
         <m:r>
           <m:t>=</m:t>
         </m:r>
@@ -7324,48 +7266,42 @@
         <w:t xml:space="preserve"> có </w:t>
       </w:r>
       <m:oMath xmlns:mml="http://www.w3.org/1998/Math/MathML">
-        <m:limUpp>
+        <m:acc>
+          <m:accPr>
+            <m:chr m:val="̂"/>
+          </m:accPr>
           <m:e>
             <m:r>
               <m:t>A</m:t>
             </m:r>
           </m:e>
-          <m:lim>
-            <m:r>
-              <m:t>^</m:t>
-            </m:r>
-          </m:lim>
-        </m:limUpp>
+        </m:acc>
         <m:r>
           <m:t>=</m:t>
         </m:r>
-        <m:limUpp>
+        <m:acc>
+          <m:accPr>
+            <m:chr m:val="̂"/>
+          </m:accPr>
           <m:e>
             <m:r>
               <m:t>D</m:t>
             </m:r>
           </m:e>
-          <m:lim>
-            <m:r>
-              <m:t>^</m:t>
-            </m:r>
-          </m:lim>
-        </m:limUpp>
+        </m:acc>
         <m:r>
           <m:t>=</m:t>
         </m:r>
-        <m:limUpp>
+        <m:acc>
+          <m:accPr>
+            <m:chr m:val="̂"/>
+          </m:accPr>
           <m:e>
             <m:r>
               <m:t>E</m:t>
             </m:r>
           </m:e>
-          <m:lim>
-            <m:r>
-              <m:t>^</m:t>
-            </m:r>
-          </m:lim>
-        </m:limUpp>
+        </m:acc>
         <m:r>
           <m:t>=</m:t>
         </m:r>
@@ -7390,7 +7326,70 @@
           <w:color w:val="000000"/>
           <w:sz w:val="23"/>
         </w:rPr>
-        <w:t xml:space="preserve"> nên là hình chữ nhật.</w:t>
+        <w:t xml:space="preserve"> (hay </w:t>
+      </w:r>
+      <m:oMath xmlns:mml="http://www.w3.org/1998/Math/MathML">
+        <m:acc>
+          <m:accPr>
+            <m:chr m:val="̂"/>
+          </m:accPr>
+          <m:e>
+            <m:r>
+              <m:t>DAE</m:t>
+            </m:r>
+          </m:e>
+        </m:acc>
+        <m:r>
+          <m:t>=</m:t>
+        </m:r>
+        <m:acc>
+          <m:accPr>
+            <m:chr m:val="̂"/>
+          </m:accPr>
+          <m:e>
+            <m:r>
+              <m:t>ADH</m:t>
+            </m:r>
+          </m:e>
+        </m:acc>
+        <m:r>
+          <m:t>=</m:t>
+        </m:r>
+        <m:acc>
+          <m:accPr>
+            <m:chr m:val="̂"/>
+          </m:accPr>
+          <m:e>
+            <m:r>
+              <m:t>AEH</m:t>
+            </m:r>
+          </m:e>
+        </m:acc>
+        <m:r>
+          <m:t>=</m:t>
+        </m:r>
+        <m:sSup>
+          <m:e>
+            <m:r>
+              <m:t>90</m:t>
+            </m:r>
+          </m:e>
+          <m:sup>
+            <m:r>
+              <m:t>∘</m:t>
+            </m:r>
+          </m:sup>
+        </m:sSup>
+      </m:oMath>
+      <w:r>
+        <w:rPr>
+          <w:rFonts w:ascii="Times New Roman" w:hAnsi="Times New Roman"/>
+          <w:b w:val="0"/>
+          <w:i w:val="0"/>
+          <w:color w:val="000000"/>
+          <w:sz w:val="23"/>
+        </w:rPr>
+        <w:t>) nên là hình chữ nhật.</w:t>
       </w:r>
     </w:p>
     <w:p>
@@ -7409,6 +7408,51 @@
       </w:r>
       <m:oMath xmlns:mml="http://www.w3.org/1998/Math/MathML">
         <m:r>
+          <m:t>DH=AE</m:t>
+        </m:r>
+      </m:oMath>
+      <w:r>
+        <w:rPr>
+          <w:rFonts w:ascii="Times New Roman" w:hAnsi="Times New Roman"/>
+          <w:b w:val="0"/>
+          <w:i w:val="0"/>
+          <w:color w:val="000000"/>
+          <w:sz w:val="23"/>
+        </w:rPr>
+        <w:t xml:space="preserve"> (</w:t>
+      </w:r>
+      <m:oMath xmlns:mml="http://www.w3.org/1998/Math/MathML">
+        <m:r>
+          <m:t>ADHE</m:t>
+        </m:r>
+      </m:oMath>
+      <w:r>
+        <w:rPr>
+          <w:rFonts w:ascii="Times New Roman" w:hAnsi="Times New Roman"/>
+          <w:b w:val="0"/>
+          <w:i w:val="0"/>
+          <w:color w:val="000000"/>
+          <w:sz w:val="23"/>
+        </w:rPr>
+        <w:t xml:space="preserve"> là hình chữ nhật) mà </w:t>
+      </w:r>
+      <m:oMath xmlns:mml="http://www.w3.org/1998/Math/MathML">
+        <m:r>
+          <m:t>AE=EK⇒DH=EK</m:t>
+        </m:r>
+      </m:oMath>
+      <w:r>
+        <w:rPr>
+          <w:rFonts w:ascii="Times New Roman" w:hAnsi="Times New Roman"/>
+          <w:b w:val="0"/>
+          <w:i w:val="0"/>
+          <w:color w:val="000000"/>
+          <w:sz w:val="23"/>
+        </w:rPr>
+        <w:t xml:space="preserve">; lại có </w:t>
+      </w:r>
+      <m:oMath xmlns:mml="http://www.w3.org/1998/Math/MathML">
+        <m:r>
           <m:t>DH∥EK</m:t>
         </m:r>
       </m:oMath>
@@ -7420,11 +7464,26 @@
           <w:color w:val="000000"/>
           <w:sz w:val="23"/>
         </w:rPr>
-        <w:t xml:space="preserve"> và </w:t>
-      </w:r>
-      <m:oMath xmlns:mml="http://www.w3.org/1998/Math/MathML">
-        <m:r>
-          <m:t>DH=EK⇒DHKE</m:t>
+        <w:t xml:space="preserve"> (do </w:t>
+      </w:r>
+      <m:oMath xmlns:mml="http://www.w3.org/1998/Math/MathML">
+        <m:r>
+          <m:t>DH∥AC</m:t>
+        </m:r>
+      </m:oMath>
+      <w:r>
+        <w:rPr>
+          <w:rFonts w:ascii="Times New Roman" w:hAnsi="Times New Roman"/>
+          <w:b w:val="0"/>
+          <w:i w:val="0"/>
+          <w:color w:val="000000"/>
+          <w:sz w:val="23"/>
+        </w:rPr>
+        <w:t xml:space="preserve">) </w:t>
+      </w:r>
+      <m:oMath xmlns:mml="http://www.w3.org/1998/Math/MathML">
+        <m:r>
+          <m:t>⇒DHKE</m:t>
         </m:r>
       </m:oMath>
       <w:r>
@@ -7454,7 +7513,70 @@
       </w:r>
       <m:oMath xmlns:mml="http://www.w3.org/1998/Math/MathML">
         <m:r>
-          <m:t>ΔAMC</m:t>
+          <m:t>ΔABC</m:t>
+        </m:r>
+      </m:oMath>
+      <w:r>
+        <w:rPr>
+          <w:rFonts w:ascii="Times New Roman" w:hAnsi="Times New Roman"/>
+          <w:b w:val="0"/>
+          <w:i w:val="0"/>
+          <w:color w:val="000000"/>
+          <w:sz w:val="23"/>
+        </w:rPr>
+        <w:t xml:space="preserve"> vuông tại </w:t>
+      </w:r>
+      <m:oMath xmlns:mml="http://www.w3.org/1998/Math/MathML">
+        <m:r>
+          <m:t>A</m:t>
+        </m:r>
+      </m:oMath>
+      <w:r>
+        <w:rPr>
+          <w:rFonts w:ascii="Times New Roman" w:hAnsi="Times New Roman"/>
+          <w:b w:val="0"/>
+          <w:i w:val="0"/>
+          <w:color w:val="000000"/>
+          <w:sz w:val="23"/>
+        </w:rPr>
+        <w:t xml:space="preserve"> có </w:t>
+      </w:r>
+      <m:oMath xmlns:mml="http://www.w3.org/1998/Math/MathML">
+        <m:r>
+          <m:t>AM</m:t>
+        </m:r>
+      </m:oMath>
+      <w:r>
+        <w:rPr>
+          <w:rFonts w:ascii="Times New Roman" w:hAnsi="Times New Roman"/>
+          <w:b w:val="0"/>
+          <w:i w:val="0"/>
+          <w:color w:val="000000"/>
+          <w:sz w:val="23"/>
+        </w:rPr>
+        <w:t xml:space="preserve"> là trung tuyến ứng với cạnh huyền </w:t>
+      </w:r>
+      <m:oMath xmlns:mml="http://www.w3.org/1998/Math/MathML">
+        <m:r>
+          <m:t>BC⇒AM=MC=</m:t>
+        </m:r>
+        <m:f>
+          <m:fPr>
+            <m:type m:val="bar"/>
+          </m:fPr>
+          <m:num>
+            <m:r>
+              <m:t>BC</m:t>
+            </m:r>
+          </m:num>
+          <m:den>
+            <m:r>
+              <m:t>2</m:t>
+            </m:r>
+          </m:den>
+        </m:f>
+        <m:r>
+          <m:t>⇒ΔAMC</m:t>
         </m:r>
       </m:oMath>
       <w:r>
@@ -7471,47 +7593,103 @@
         <m:r>
           <m:t>M⇒</m:t>
         </m:r>
-        <m:limUpp>
+        <m:acc>
+          <m:accPr>
+            <m:chr m:val="̂"/>
+          </m:accPr>
           <m:e>
             <m:r>
               <m:t>MAC</m:t>
             </m:r>
           </m:e>
-          <m:lim>
-            <m:r>
-              <m:t>^</m:t>
-            </m:r>
-          </m:lim>
-        </m:limUpp>
+        </m:acc>
         <m:r>
           <m:t>=</m:t>
         </m:r>
-        <m:limUpp>
+        <m:acc>
+          <m:accPr>
+            <m:chr m:val="̂"/>
+          </m:accPr>
           <m:e>
             <m:r>
               <m:t>MCA</m:t>
             </m:r>
           </m:e>
-          <m:lim>
-            <m:r>
-              <m:t>^</m:t>
-            </m:r>
-          </m:lim>
-        </m:limUpp>
-      </m:oMath>
-      <w:r>
-        <w:rPr>
-          <w:rFonts w:ascii="Times New Roman" w:hAnsi="Times New Roman"/>
-          <w:b w:val="0"/>
-          <w:i w:val="0"/>
-          <w:color w:val="000000"/>
-          <w:sz w:val="23"/>
-        </w:rPr>
-        <w:t xml:space="preserve">; </w:t>
-      </w:r>
-      <m:oMath xmlns:mml="http://www.w3.org/1998/Math/MathML">
-        <m:r>
-          <m:t>ΔOAE</m:t>
+        </m:acc>
+      </m:oMath>
+      <w:r>
+        <w:rPr>
+          <w:rFonts w:ascii="Times New Roman" w:hAnsi="Times New Roman"/>
+          <w:b w:val="0"/>
+          <w:i w:val="0"/>
+          <w:color w:val="000000"/>
+          <w:sz w:val="23"/>
+        </w:rPr>
+        <w:t xml:space="preserve"> (1).</w:t>
+      </w:r>
+    </w:p>
+    <w:p>
+      <w:pPr>
+        <w:spacing w:line="276" w:lineRule="auto" w:before="20" w:after="40"/>
+      </w:pPr>
+      <w:r>
+        <w:rPr>
+          <w:rFonts w:ascii="Times New Roman" w:hAnsi="Times New Roman"/>
+          <w:b w:val="0"/>
+          <w:i w:val="0"/>
+          <w:color w:val="000000"/>
+          <w:sz w:val="23"/>
+        </w:rPr>
+        <w:t xml:space="preserve">Tứ giác </w:t>
+      </w:r>
+      <m:oMath xmlns:mml="http://www.w3.org/1998/Math/MathML">
+        <m:r>
+          <m:t>ADHE</m:t>
+        </m:r>
+      </m:oMath>
+      <w:r>
+        <w:rPr>
+          <w:rFonts w:ascii="Times New Roman" w:hAnsi="Times New Roman"/>
+          <w:b w:val="0"/>
+          <w:i w:val="0"/>
+          <w:color w:val="000000"/>
+          <w:sz w:val="23"/>
+        </w:rPr>
+        <w:t xml:space="preserve"> là hình chữ nhật có </w:t>
+      </w:r>
+      <m:oMath xmlns:mml="http://www.w3.org/1998/Math/MathML">
+        <m:r>
+          <m:t>AH</m:t>
+        </m:r>
+      </m:oMath>
+      <w:r>
+        <w:rPr>
+          <w:rFonts w:ascii="Times New Roman" w:hAnsi="Times New Roman"/>
+          <w:b w:val="0"/>
+          <w:i w:val="0"/>
+          <w:color w:val="000000"/>
+          <w:sz w:val="23"/>
+        </w:rPr>
+        <w:t xml:space="preserve"> và </w:t>
+      </w:r>
+      <m:oMath xmlns:mml="http://www.w3.org/1998/Math/MathML">
+        <m:r>
+          <m:t>DE</m:t>
+        </m:r>
+      </m:oMath>
+      <w:r>
+        <w:rPr>
+          <w:rFonts w:ascii="Times New Roman" w:hAnsi="Times New Roman"/>
+          <w:b w:val="0"/>
+          <w:i w:val="0"/>
+          <w:color w:val="000000"/>
+          <w:sz w:val="23"/>
+        </w:rPr>
+        <w:t xml:space="preserve"> cắt nhau tại </w:t>
+      </w:r>
+      <m:oMath xmlns:mml="http://www.w3.org/1998/Math/MathML">
+        <m:r>
+          <m:t>O⇒OA=OE⇒ΔOAE</m:t>
         </m:r>
       </m:oMath>
       <w:r>
@@ -7528,72 +7706,227 @@
         <m:r>
           <m:t>O⇒</m:t>
         </m:r>
-        <m:limUpp>
+        <m:acc>
+          <m:accPr>
+            <m:chr m:val="̂"/>
+          </m:accPr>
           <m:e>
             <m:r>
               <m:t>OEA</m:t>
             </m:r>
           </m:e>
-          <m:lim>
-            <m:r>
-              <m:t>^</m:t>
-            </m:r>
-          </m:lim>
-        </m:limUpp>
+        </m:acc>
         <m:r>
           <m:t>=</m:t>
         </m:r>
-        <m:limUpp>
+        <m:acc>
+          <m:accPr>
+            <m:chr m:val="̂"/>
+          </m:accPr>
           <m:e>
             <m:r>
               <m:t>OAE</m:t>
             </m:r>
           </m:e>
-          <m:lim>
-            <m:r>
-              <m:t>^</m:t>
-            </m:r>
-          </m:lim>
-        </m:limUpp>
-      </m:oMath>
-      <w:r>
-        <w:rPr>
-          <w:rFonts w:ascii="Times New Roman" w:hAnsi="Times New Roman"/>
-          <w:b w:val="0"/>
-          <w:i w:val="0"/>
-          <w:color w:val="000000"/>
-          <w:sz w:val="23"/>
-        </w:rPr>
-        <w:t xml:space="preserve">. Mà </w:t>
-      </w:r>
-      <m:oMath xmlns:mml="http://www.w3.org/1998/Math/MathML">
-        <m:limUpp>
+        </m:acc>
+      </m:oMath>
+      <w:r>
+        <w:rPr>
+          <w:rFonts w:ascii="Times New Roman" w:hAnsi="Times New Roman"/>
+          <w:b w:val="0"/>
+          <w:i w:val="0"/>
+          <w:color w:val="000000"/>
+          <w:sz w:val="23"/>
+        </w:rPr>
+        <w:t xml:space="preserve"> (2).</w:t>
+      </w:r>
+    </w:p>
+    <w:p>
+      <w:pPr>
+        <w:spacing w:line="276" w:lineRule="auto" w:before="20" w:after="40"/>
+      </w:pPr>
+      <w:r>
+        <w:rPr>
+          <w:rFonts w:ascii="Times New Roman" w:hAnsi="Times New Roman"/>
+          <w:b w:val="0"/>
+          <w:i w:val="0"/>
+          <w:color w:val="000000"/>
+          <w:sz w:val="23"/>
+        </w:rPr>
+        <w:t xml:space="preserve">Mặt khác </w:t>
+      </w:r>
+      <m:oMath xmlns:mml="http://www.w3.org/1998/Math/MathML">
+        <m:r>
+          <m:t>ΔAHC</m:t>
+        </m:r>
+      </m:oMath>
+      <w:r>
+        <w:rPr>
+          <w:rFonts w:ascii="Times New Roman" w:hAnsi="Times New Roman"/>
+          <w:b w:val="0"/>
+          <w:i w:val="0"/>
+          <w:color w:val="000000"/>
+          <w:sz w:val="23"/>
+        </w:rPr>
+        <w:t xml:space="preserve"> vuông tại </w:t>
+      </w:r>
+      <m:oMath xmlns:mml="http://www.w3.org/1998/Math/MathML">
+        <m:r>
+          <m:t>H</m:t>
+        </m:r>
+      </m:oMath>
+      <w:r>
+        <w:rPr>
+          <w:rFonts w:ascii="Times New Roman" w:hAnsi="Times New Roman"/>
+          <w:b w:val="0"/>
+          <w:i w:val="0"/>
+          <w:color w:val="000000"/>
+          <w:sz w:val="23"/>
+        </w:rPr>
+        <w:t xml:space="preserve"> nên </w:t>
+      </w:r>
+      <m:oMath xmlns:mml="http://www.w3.org/1998/Math/MathML">
+        <m:acc>
+          <m:accPr>
+            <m:chr m:val="̂"/>
+          </m:accPr>
           <m:e>
             <m:r>
               <m:t>OAE</m:t>
             </m:r>
           </m:e>
-          <m:lim>
-            <m:r>
-              <m:t>^</m:t>
-            </m:r>
-          </m:lim>
-        </m:limUpp>
+        </m:acc>
         <m:r>
           <m:t>+</m:t>
         </m:r>
-        <m:limUpp>
+        <m:acc>
+          <m:accPr>
+            <m:chr m:val="̂"/>
+          </m:accPr>
           <m:e>
             <m:r>
               <m:t>MCA</m:t>
             </m:r>
           </m:e>
-          <m:lim>
-            <m:r>
-              <m:t>^</m:t>
-            </m:r>
-          </m:lim>
-        </m:limUpp>
+        </m:acc>
+        <m:r>
+          <m:t>=</m:t>
+        </m:r>
+        <m:sSup>
+          <m:e>
+            <m:r>
+              <m:t>90</m:t>
+            </m:r>
+          </m:e>
+          <m:sup>
+            <m:r>
+              <m:t>∘</m:t>
+            </m:r>
+          </m:sup>
+        </m:sSup>
+      </m:oMath>
+      <w:r>
+        <w:rPr>
+          <w:rFonts w:ascii="Times New Roman" w:hAnsi="Times New Roman"/>
+          <w:b w:val="0"/>
+          <w:i w:val="0"/>
+          <w:color w:val="000000"/>
+          <w:sz w:val="23"/>
+        </w:rPr>
+        <w:t xml:space="preserve"> (3).</w:t>
+      </w:r>
+    </w:p>
+    <w:p>
+      <w:pPr>
+        <w:spacing w:line="276" w:lineRule="auto" w:before="20" w:after="40"/>
+      </w:pPr>
+      <w:r>
+        <w:rPr>
+          <w:rFonts w:ascii="Times New Roman" w:hAnsi="Times New Roman"/>
+          <w:b w:val="0"/>
+          <w:i w:val="0"/>
+          <w:color w:val="000000"/>
+          <w:sz w:val="23"/>
+        </w:rPr>
+        <w:t xml:space="preserve">Từ (1), (2), (3) </w:t>
+      </w:r>
+      <m:oMath xmlns:mml="http://www.w3.org/1998/Math/MathML">
+        <m:r>
+          <m:t>⇒</m:t>
+        </m:r>
+        <m:acc>
+          <m:accPr>
+            <m:chr m:val="̂"/>
+          </m:accPr>
+          <m:e>
+            <m:r>
+              <m:t>OEA</m:t>
+            </m:r>
+          </m:e>
+        </m:acc>
+        <m:r>
+          <m:t>+</m:t>
+        </m:r>
+        <m:acc>
+          <m:accPr>
+            <m:chr m:val="̂"/>
+          </m:accPr>
+          <m:e>
+            <m:r>
+              <m:t>MAC</m:t>
+            </m:r>
+          </m:e>
+        </m:acc>
+        <m:r>
+          <m:t>=</m:t>
+        </m:r>
+        <m:sSup>
+          <m:e>
+            <m:r>
+              <m:t>90</m:t>
+            </m:r>
+          </m:e>
+          <m:sup>
+            <m:r>
+              <m:t>∘</m:t>
+            </m:r>
+          </m:sup>
+        </m:sSup>
+      </m:oMath>
+      <w:r>
+        <w:rPr>
+          <w:rFonts w:ascii="Times New Roman" w:hAnsi="Times New Roman"/>
+          <w:b w:val="0"/>
+          <w:i w:val="0"/>
+          <w:color w:val="000000"/>
+          <w:sz w:val="23"/>
+        </w:rPr>
+        <w:t xml:space="preserve"> hay </w:t>
+      </w:r>
+      <m:oMath xmlns:mml="http://www.w3.org/1998/Math/MathML">
+        <m:acc>
+          <m:accPr>
+            <m:chr m:val="̂"/>
+          </m:accPr>
+          <m:e>
+            <m:r>
+              <m:t>AEG</m:t>
+            </m:r>
+          </m:e>
+        </m:acc>
+        <m:r>
+          <m:t>+</m:t>
+        </m:r>
+        <m:acc>
+          <m:accPr>
+            <m:chr m:val="̂"/>
+          </m:accPr>
+          <m:e>
+            <m:r>
+              <m:t>GAE</m:t>
+            </m:r>
+          </m:e>
+        </m:acc>
         <m:r>
           <m:t>=</m:t>
         </m:r>
@@ -10378,63 +10711,55 @@
         <w:t xml:space="preserve">, ta có: </w:t>
       </w:r>
       <m:oMath xmlns:mml="http://www.w3.org/1998/Math/MathML">
-        <m:limUpp>
+        <m:acc>
+          <m:accPr>
+            <m:chr m:val="̂"/>
+          </m:accPr>
           <m:e>
             <m:r>
               <m:t>E</m:t>
             </m:r>
           </m:e>
-          <m:lim>
-            <m:r>
-              <m:t>^</m:t>
-            </m:r>
-          </m:lim>
-        </m:limUpp>
+        </m:acc>
         <m:r>
           <m:t>+</m:t>
         </m:r>
-        <m:limUpp>
+        <m:acc>
+          <m:accPr>
+            <m:chr m:val="̂"/>
+          </m:accPr>
           <m:e>
             <m:r>
               <m:t>F</m:t>
             </m:r>
           </m:e>
-          <m:lim>
-            <m:r>
-              <m:t>^</m:t>
-            </m:r>
-          </m:lim>
-        </m:limUpp>
+        </m:acc>
         <m:r>
           <m:t>+</m:t>
         </m:r>
-        <m:limUpp>
+        <m:acc>
+          <m:accPr>
+            <m:chr m:val="̂"/>
+          </m:accPr>
           <m:e>
             <m:r>
               <m:t>G</m:t>
             </m:r>
           </m:e>
-          <m:lim>
-            <m:r>
-              <m:t>^</m:t>
-            </m:r>
-          </m:lim>
-        </m:limUpp>
+        </m:acc>
         <m:r>
           <m:t>+</m:t>
         </m:r>
-        <m:limUpp>
+        <m:acc>
+          <m:accPr>
+            <m:chr m:val="̂"/>
+          </m:accPr>
           <m:e>
             <m:r>
               <m:t>H</m:t>
             </m:r>
           </m:e>
-          <m:lim>
-            <m:r>
-              <m:t>^</m:t>
-            </m:r>
-          </m:lim>
-        </m:limUpp>
+        </m:acc>
         <m:r>
           <m:t>=</m:t>
         </m:r>
@@ -10453,18 +10778,16 @@
         <m:r>
           <m:t>⇒</m:t>
         </m:r>
-        <m:limUpp>
+        <m:acc>
+          <m:accPr>
+            <m:chr m:val="̂"/>
+          </m:accPr>
           <m:e>
             <m:r>
               <m:t>H</m:t>
             </m:r>
           </m:e>
-          <m:lim>
-            <m:r>
-              <m:t>^</m:t>
-            </m:r>
-          </m:lim>
-        </m:limUpp>
+        </m:acc>
         <m:r>
           <m:t>=</m:t>
         </m:r>
@@ -10740,48 +11063,42 @@
         <w:t xml:space="preserve"> có </w:t>
       </w:r>
       <m:oMath xmlns:mml="http://www.w3.org/1998/Math/MathML">
-        <m:limUpp>
+        <m:acc>
+          <m:accPr>
+            <m:chr m:val="̂"/>
+          </m:accPr>
           <m:e>
             <m:r>
               <m:t>A</m:t>
             </m:r>
           </m:e>
-          <m:lim>
-            <m:r>
-              <m:t>^</m:t>
-            </m:r>
-          </m:lim>
-        </m:limUpp>
+        </m:acc>
         <m:r>
           <m:t>=</m:t>
         </m:r>
-        <m:limUpp>
+        <m:acc>
+          <m:accPr>
+            <m:chr m:val="̂"/>
+          </m:accPr>
           <m:e>
             <m:r>
               <m:t>D</m:t>
             </m:r>
           </m:e>
-          <m:lim>
-            <m:r>
-              <m:t>^</m:t>
-            </m:r>
-          </m:lim>
-        </m:limUpp>
+        </m:acc>
         <m:r>
           <m:t>=</m:t>
         </m:r>
-        <m:limUpp>
+        <m:acc>
+          <m:accPr>
+            <m:chr m:val="̂"/>
+          </m:accPr>
           <m:e>
             <m:r>
               <m:t>E</m:t>
             </m:r>
           </m:e>
-          <m:lim>
-            <m:r>
-              <m:t>^</m:t>
-            </m:r>
-          </m:lim>
-        </m:limUpp>
+        </m:acc>
         <m:r>
           <m:t>=</m:t>
         </m:r>
@@ -10806,7 +11123,70 @@
           <w:color w:val="000000"/>
           <w:sz w:val="23"/>
         </w:rPr>
-        <w:t xml:space="preserve"> nên là hình chữ nhật.</w:t>
+        <w:t xml:space="preserve"> (hay </w:t>
+      </w:r>
+      <m:oMath xmlns:mml="http://www.w3.org/1998/Math/MathML">
+        <m:acc>
+          <m:accPr>
+            <m:chr m:val="̂"/>
+          </m:accPr>
+          <m:e>
+            <m:r>
+              <m:t>DAE</m:t>
+            </m:r>
+          </m:e>
+        </m:acc>
+        <m:r>
+          <m:t>=</m:t>
+        </m:r>
+        <m:acc>
+          <m:accPr>
+            <m:chr m:val="̂"/>
+          </m:accPr>
+          <m:e>
+            <m:r>
+              <m:t>ADH</m:t>
+            </m:r>
+          </m:e>
+        </m:acc>
+        <m:r>
+          <m:t>=</m:t>
+        </m:r>
+        <m:acc>
+          <m:accPr>
+            <m:chr m:val="̂"/>
+          </m:accPr>
+          <m:e>
+            <m:r>
+              <m:t>AEH</m:t>
+            </m:r>
+          </m:e>
+        </m:acc>
+        <m:r>
+          <m:t>=</m:t>
+        </m:r>
+        <m:sSup>
+          <m:e>
+            <m:r>
+              <m:t>90</m:t>
+            </m:r>
+          </m:e>
+          <m:sup>
+            <m:r>
+              <m:t>∘</m:t>
+            </m:r>
+          </m:sup>
+        </m:sSup>
+      </m:oMath>
+      <w:r>
+        <w:rPr>
+          <w:rFonts w:ascii="Times New Roman" w:hAnsi="Times New Roman"/>
+          <w:b w:val="0"/>
+          <w:i w:val="0"/>
+          <w:color w:val="000000"/>
+          <w:sz w:val="23"/>
+        </w:rPr>
+        <w:t>) nên là hình chữ nhật.</w:t>
       </w:r>
     </w:p>
     <w:p>
@@ -10825,6 +11205,51 @@
       </w:r>
       <m:oMath xmlns:mml="http://www.w3.org/1998/Math/MathML">
         <m:r>
+          <m:t>DH=AE</m:t>
+        </m:r>
+      </m:oMath>
+      <w:r>
+        <w:rPr>
+          <w:rFonts w:ascii="Times New Roman" w:hAnsi="Times New Roman"/>
+          <w:b w:val="0"/>
+          <w:i w:val="0"/>
+          <w:color w:val="000000"/>
+          <w:sz w:val="23"/>
+        </w:rPr>
+        <w:t xml:space="preserve"> (</w:t>
+      </w:r>
+      <m:oMath xmlns:mml="http://www.w3.org/1998/Math/MathML">
+        <m:r>
+          <m:t>ADHE</m:t>
+        </m:r>
+      </m:oMath>
+      <w:r>
+        <w:rPr>
+          <w:rFonts w:ascii="Times New Roman" w:hAnsi="Times New Roman"/>
+          <w:b w:val="0"/>
+          <w:i w:val="0"/>
+          <w:color w:val="000000"/>
+          <w:sz w:val="23"/>
+        </w:rPr>
+        <w:t xml:space="preserve"> là hình chữ nhật) mà </w:t>
+      </w:r>
+      <m:oMath xmlns:mml="http://www.w3.org/1998/Math/MathML">
+        <m:r>
+          <m:t>AE=EK⇒DH=EK</m:t>
+        </m:r>
+      </m:oMath>
+      <w:r>
+        <w:rPr>
+          <w:rFonts w:ascii="Times New Roman" w:hAnsi="Times New Roman"/>
+          <w:b w:val="0"/>
+          <w:i w:val="0"/>
+          <w:color w:val="000000"/>
+          <w:sz w:val="23"/>
+        </w:rPr>
+        <w:t xml:space="preserve">; lại có </w:t>
+      </w:r>
+      <m:oMath xmlns:mml="http://www.w3.org/1998/Math/MathML">
+        <m:r>
           <m:t>DH∥EK</m:t>
         </m:r>
       </m:oMath>
@@ -10836,11 +11261,26 @@
           <w:color w:val="000000"/>
           <w:sz w:val="23"/>
         </w:rPr>
-        <w:t xml:space="preserve"> và </w:t>
-      </w:r>
-      <m:oMath xmlns:mml="http://www.w3.org/1998/Math/MathML">
-        <m:r>
-          <m:t>DH=EK⇒DHKE</m:t>
+        <w:t xml:space="preserve"> (do </w:t>
+      </w:r>
+      <m:oMath xmlns:mml="http://www.w3.org/1998/Math/MathML">
+        <m:r>
+          <m:t>DH∥AC</m:t>
+        </m:r>
+      </m:oMath>
+      <w:r>
+        <w:rPr>
+          <w:rFonts w:ascii="Times New Roman" w:hAnsi="Times New Roman"/>
+          <w:b w:val="0"/>
+          <w:i w:val="0"/>
+          <w:color w:val="000000"/>
+          <w:sz w:val="23"/>
+        </w:rPr>
+        <w:t xml:space="preserve">) </w:t>
+      </w:r>
+      <m:oMath xmlns:mml="http://www.w3.org/1998/Math/MathML">
+        <m:r>
+          <m:t>⇒DHKE</m:t>
         </m:r>
       </m:oMath>
       <w:r>
@@ -10870,7 +11310,70 @@
       </w:r>
       <m:oMath xmlns:mml="http://www.w3.org/1998/Math/MathML">
         <m:r>
-          <m:t>ΔAMC</m:t>
+          <m:t>ΔABC</m:t>
+        </m:r>
+      </m:oMath>
+      <w:r>
+        <w:rPr>
+          <w:rFonts w:ascii="Times New Roman" w:hAnsi="Times New Roman"/>
+          <w:b w:val="0"/>
+          <w:i w:val="0"/>
+          <w:color w:val="000000"/>
+          <w:sz w:val="23"/>
+        </w:rPr>
+        <w:t xml:space="preserve"> vuông tại </w:t>
+      </w:r>
+      <m:oMath xmlns:mml="http://www.w3.org/1998/Math/MathML">
+        <m:r>
+          <m:t>A</m:t>
+        </m:r>
+      </m:oMath>
+      <w:r>
+        <w:rPr>
+          <w:rFonts w:ascii="Times New Roman" w:hAnsi="Times New Roman"/>
+          <w:b w:val="0"/>
+          <w:i w:val="0"/>
+          <w:color w:val="000000"/>
+          <w:sz w:val="23"/>
+        </w:rPr>
+        <w:t xml:space="preserve"> có </w:t>
+      </w:r>
+      <m:oMath xmlns:mml="http://www.w3.org/1998/Math/MathML">
+        <m:r>
+          <m:t>AM</m:t>
+        </m:r>
+      </m:oMath>
+      <w:r>
+        <w:rPr>
+          <w:rFonts w:ascii="Times New Roman" w:hAnsi="Times New Roman"/>
+          <w:b w:val="0"/>
+          <w:i w:val="0"/>
+          <w:color w:val="000000"/>
+          <w:sz w:val="23"/>
+        </w:rPr>
+        <w:t xml:space="preserve"> là trung tuyến ứng với cạnh huyền </w:t>
+      </w:r>
+      <m:oMath xmlns:mml="http://www.w3.org/1998/Math/MathML">
+        <m:r>
+          <m:t>BC⇒AM=MC=</m:t>
+        </m:r>
+        <m:f>
+          <m:fPr>
+            <m:type m:val="bar"/>
+          </m:fPr>
+          <m:num>
+            <m:r>
+              <m:t>BC</m:t>
+            </m:r>
+          </m:num>
+          <m:den>
+            <m:r>
+              <m:t>2</m:t>
+            </m:r>
+          </m:den>
+        </m:f>
+        <m:r>
+          <m:t>⇒ΔAMC</m:t>
         </m:r>
       </m:oMath>
       <w:r>
@@ -10887,90 +11390,355 @@
         <m:r>
           <m:t>M⇒</m:t>
         </m:r>
-        <m:limUpp>
+        <m:acc>
+          <m:accPr>
+            <m:chr m:val="̂"/>
+          </m:accPr>
           <m:e>
             <m:r>
               <m:t>MAC</m:t>
             </m:r>
           </m:e>
-          <m:lim>
-            <m:r>
-              <m:t>^</m:t>
-            </m:r>
-          </m:lim>
-        </m:limUpp>
+        </m:acc>
         <m:r>
           <m:t>=</m:t>
         </m:r>
-        <m:limUpp>
+        <m:acc>
+          <m:accPr>
+            <m:chr m:val="̂"/>
+          </m:accPr>
           <m:e>
             <m:r>
               <m:t>MCA</m:t>
             </m:r>
           </m:e>
-          <m:lim>
-            <m:r>
-              <m:t>^</m:t>
-            </m:r>
-          </m:lim>
-        </m:limUpp>
-      </m:oMath>
-      <w:r>
-        <w:rPr>
-          <w:rFonts w:ascii="Times New Roman" w:hAnsi="Times New Roman"/>
-          <w:b w:val="0"/>
-          <w:i w:val="0"/>
-          <w:color w:val="000000"/>
-          <w:sz w:val="23"/>
-        </w:rPr>
-        <w:t xml:space="preserve">; </w:t>
-      </w:r>
-      <m:oMath xmlns:mml="http://www.w3.org/1998/Math/MathML">
-        <m:r>
-          <m:t>ΔOAE</m:t>
-        </m:r>
-      </m:oMath>
-      <w:r>
-        <w:rPr>
-          <w:rFonts w:ascii="Times New Roman" w:hAnsi="Times New Roman"/>
-          <w:b w:val="0"/>
-          <w:i w:val="0"/>
-          <w:color w:val="000000"/>
-          <w:sz w:val="23"/>
-        </w:rPr>
-        <w:t xml:space="preserve"> cân </w:t>
+        </m:acc>
+      </m:oMath>
+      <w:r>
+        <w:rPr>
+          <w:rFonts w:ascii="Times New Roman" w:hAnsi="Times New Roman"/>
+          <w:b w:val="0"/>
+          <w:i w:val="0"/>
+          <w:color w:val="000000"/>
+          <w:sz w:val="23"/>
+        </w:rPr>
+        <w:t xml:space="preserve"> (1).</w:t>
+      </w:r>
+    </w:p>
+    <w:p>
+      <w:pPr>
+        <w:spacing w:line="276" w:lineRule="auto" w:before="20" w:after="40"/>
+      </w:pPr>
+      <w:r>
+        <w:rPr>
+          <w:rFonts w:ascii="Times New Roman" w:hAnsi="Times New Roman"/>
+          <w:b w:val="0"/>
+          <w:i w:val="0"/>
+          <w:color w:val="000000"/>
+          <w:sz w:val="23"/>
+        </w:rPr>
+        <w:t xml:space="preserve">Tứ giác </w:t>
+      </w:r>
+      <m:oMath xmlns:mml="http://www.w3.org/1998/Math/MathML">
+        <m:r>
+          <m:t>ADHE</m:t>
+        </m:r>
+      </m:oMath>
+      <w:r>
+        <w:rPr>
+          <w:rFonts w:ascii="Times New Roman" w:hAnsi="Times New Roman"/>
+          <w:b w:val="0"/>
+          <w:i w:val="0"/>
+          <w:color w:val="000000"/>
+          <w:sz w:val="23"/>
+        </w:rPr>
+        <w:t xml:space="preserve"> là hình chữ nhật có </w:t>
+      </w:r>
+      <m:oMath xmlns:mml="http://www.w3.org/1998/Math/MathML">
+        <m:r>
+          <m:t>AH</m:t>
+        </m:r>
+      </m:oMath>
+      <w:r>
+        <w:rPr>
+          <w:rFonts w:ascii="Times New Roman" w:hAnsi="Times New Roman"/>
+          <w:b w:val="0"/>
+          <w:i w:val="0"/>
+          <w:color w:val="000000"/>
+          <w:sz w:val="23"/>
+        </w:rPr>
+        <w:t xml:space="preserve"> và </w:t>
+      </w:r>
+      <m:oMath xmlns:mml="http://www.w3.org/1998/Math/MathML">
+        <m:r>
+          <m:t>DE</m:t>
+        </m:r>
+      </m:oMath>
+      <w:r>
+        <w:rPr>
+          <w:rFonts w:ascii="Times New Roman" w:hAnsi="Times New Roman"/>
+          <w:b w:val="0"/>
+          <w:i w:val="0"/>
+          <w:color w:val="000000"/>
+          <w:sz w:val="23"/>
+        </w:rPr>
+        <w:t xml:space="preserve"> cắt nhau tại </w:t>
+      </w:r>
+      <m:oMath xmlns:mml="http://www.w3.org/1998/Math/MathML">
+        <m:r>
+          <m:t>O⇒OA=OE⇒ΔOAE</m:t>
+        </m:r>
+      </m:oMath>
+      <w:r>
+        <w:rPr>
+          <w:rFonts w:ascii="Times New Roman" w:hAnsi="Times New Roman"/>
+          <w:b w:val="0"/>
+          <w:i w:val="0"/>
+          <w:color w:val="000000"/>
+          <w:sz w:val="23"/>
+        </w:rPr>
+        <w:t xml:space="preserve"> cân tại </w:t>
+      </w:r>
+      <m:oMath xmlns:mml="http://www.w3.org/1998/Math/MathML">
+        <m:r>
+          <m:t>O⇒</m:t>
+        </m:r>
+        <m:acc>
+          <m:accPr>
+            <m:chr m:val="̂"/>
+          </m:accPr>
+          <m:e>
+            <m:r>
+              <m:t>OEA</m:t>
+            </m:r>
+          </m:e>
+        </m:acc>
+        <m:r>
+          <m:t>=</m:t>
+        </m:r>
+        <m:acc>
+          <m:accPr>
+            <m:chr m:val="̂"/>
+          </m:accPr>
+          <m:e>
+            <m:r>
+              <m:t>OAE</m:t>
+            </m:r>
+          </m:e>
+        </m:acc>
+      </m:oMath>
+      <w:r>
+        <w:rPr>
+          <w:rFonts w:ascii="Times New Roman" w:hAnsi="Times New Roman"/>
+          <w:b w:val="0"/>
+          <w:i w:val="0"/>
+          <w:color w:val="000000"/>
+          <w:sz w:val="23"/>
+        </w:rPr>
+        <w:t xml:space="preserve"> (2).</w:t>
+      </w:r>
+    </w:p>
+    <w:p>
+      <w:pPr>
+        <w:spacing w:line="276" w:lineRule="auto" w:before="20" w:after="40"/>
+      </w:pPr>
+      <w:r>
+        <w:rPr>
+          <w:rFonts w:ascii="Times New Roman" w:hAnsi="Times New Roman"/>
+          <w:b w:val="0"/>
+          <w:i w:val="0"/>
+          <w:color w:val="000000"/>
+          <w:sz w:val="23"/>
+        </w:rPr>
+        <w:t xml:space="preserve">Mặt khác </w:t>
+      </w:r>
+      <m:oMath xmlns:mml="http://www.w3.org/1998/Math/MathML">
+        <m:r>
+          <m:t>ΔAHC</m:t>
+        </m:r>
+      </m:oMath>
+      <w:r>
+        <w:rPr>
+          <w:rFonts w:ascii="Times New Roman" w:hAnsi="Times New Roman"/>
+          <w:b w:val="0"/>
+          <w:i w:val="0"/>
+          <w:color w:val="000000"/>
+          <w:sz w:val="23"/>
+        </w:rPr>
+        <w:t xml:space="preserve"> vuông tại </w:t>
+      </w:r>
+      <m:oMath xmlns:mml="http://www.w3.org/1998/Math/MathML">
+        <m:r>
+          <m:t>H</m:t>
+        </m:r>
+      </m:oMath>
+      <w:r>
+        <w:rPr>
+          <w:rFonts w:ascii="Times New Roman" w:hAnsi="Times New Roman"/>
+          <w:b w:val="0"/>
+          <w:i w:val="0"/>
+          <w:color w:val="000000"/>
+          <w:sz w:val="23"/>
+        </w:rPr>
+        <w:t xml:space="preserve"> nên </w:t>
+      </w:r>
+      <m:oMath xmlns:mml="http://www.w3.org/1998/Math/MathML">
+        <m:acc>
+          <m:accPr>
+            <m:chr m:val="̂"/>
+          </m:accPr>
+          <m:e>
+            <m:r>
+              <m:t>OAE</m:t>
+            </m:r>
+          </m:e>
+        </m:acc>
+        <m:r>
+          <m:t>+</m:t>
+        </m:r>
+        <m:acc>
+          <m:accPr>
+            <m:chr m:val="̂"/>
+          </m:accPr>
+          <m:e>
+            <m:r>
+              <m:t>MCA</m:t>
+            </m:r>
+          </m:e>
+        </m:acc>
+        <m:r>
+          <m:t>=</m:t>
+        </m:r>
+        <m:sSup>
+          <m:e>
+            <m:r>
+              <m:t>90</m:t>
+            </m:r>
+          </m:e>
+          <m:sup>
+            <m:r>
+              <m:t>∘</m:t>
+            </m:r>
+          </m:sup>
+        </m:sSup>
+      </m:oMath>
+      <w:r>
+        <w:rPr>
+          <w:rFonts w:ascii="Times New Roman" w:hAnsi="Times New Roman"/>
+          <w:b w:val="0"/>
+          <w:i w:val="0"/>
+          <w:color w:val="000000"/>
+          <w:sz w:val="23"/>
+        </w:rPr>
+        <w:t xml:space="preserve"> (3).</w:t>
+      </w:r>
+    </w:p>
+    <w:p>
+      <w:pPr>
+        <w:spacing w:line="276" w:lineRule="auto" w:before="20" w:after="40"/>
+      </w:pPr>
+      <w:r>
+        <w:rPr>
+          <w:rFonts w:ascii="Times New Roman" w:hAnsi="Times New Roman"/>
+          <w:b w:val="0"/>
+          <w:i w:val="0"/>
+          <w:color w:val="000000"/>
+          <w:sz w:val="23"/>
+        </w:rPr>
+        <w:t xml:space="preserve">Từ (1), (2), (3) </w:t>
       </w:r>
       <m:oMath xmlns:mml="http://www.w3.org/1998/Math/MathML">
         <m:r>
           <m:t>⇒</m:t>
         </m:r>
-        <m:limUpp>
+        <m:acc>
+          <m:accPr>
+            <m:chr m:val="̂"/>
+          </m:accPr>
           <m:e>
             <m:r>
               <m:t>OEA</m:t>
             </m:r>
           </m:e>
-          <m:lim>
-            <m:r>
-              <m:t>^</m:t>
-            </m:r>
-          </m:lim>
-        </m:limUpp>
+        </m:acc>
+        <m:r>
+          <m:t>+</m:t>
+        </m:r>
+        <m:acc>
+          <m:accPr>
+            <m:chr m:val="̂"/>
+          </m:accPr>
+          <m:e>
+            <m:r>
+              <m:t>MAC</m:t>
+            </m:r>
+          </m:e>
+        </m:acc>
         <m:r>
           <m:t>=</m:t>
         </m:r>
-        <m:limUpp>
-          <m:e>
-            <m:r>
-              <m:t>OAE</m:t>
-            </m:r>
-          </m:e>
-          <m:lim>
-            <m:r>
-              <m:t>^</m:t>
-            </m:r>
-          </m:lim>
-        </m:limUpp>
+        <m:sSup>
+          <m:e>
+            <m:r>
+              <m:t>90</m:t>
+            </m:r>
+          </m:e>
+          <m:sup>
+            <m:r>
+              <m:t>∘</m:t>
+            </m:r>
+          </m:sup>
+        </m:sSup>
+      </m:oMath>
+      <w:r>
+        <w:rPr>
+          <w:rFonts w:ascii="Times New Roman" w:hAnsi="Times New Roman"/>
+          <w:b w:val="0"/>
+          <w:i w:val="0"/>
+          <w:color w:val="000000"/>
+          <w:sz w:val="23"/>
+        </w:rPr>
+        <w:t xml:space="preserve"> hay </w:t>
+      </w:r>
+      <m:oMath xmlns:mml="http://www.w3.org/1998/Math/MathML">
+        <m:acc>
+          <m:accPr>
+            <m:chr m:val="̂"/>
+          </m:accPr>
+          <m:e>
+            <m:r>
+              <m:t>AEG</m:t>
+            </m:r>
+          </m:e>
+        </m:acc>
+        <m:r>
+          <m:t>+</m:t>
+        </m:r>
+        <m:acc>
+          <m:accPr>
+            <m:chr m:val="̂"/>
+          </m:accPr>
+          <m:e>
+            <m:r>
+              <m:t>GAE</m:t>
+            </m:r>
+          </m:e>
+        </m:acc>
+        <m:r>
+          <m:t>=</m:t>
+        </m:r>
+        <m:sSup>
+          <m:e>
+            <m:r>
+              <m:t>90</m:t>
+            </m:r>
+          </m:e>
+          <m:sup>
+            <m:r>
+              <m:t>∘</m:t>
+            </m:r>
+          </m:sup>
+        </m:sSup>
         <m:r>
           <m:t>⇒AM⟂DE</m:t>
         </m:r>
@@ -13767,63 +14535,55 @@
         <w:t xml:space="preserve">, ta có: </w:t>
       </w:r>
       <m:oMath xmlns:mml="http://www.w3.org/1998/Math/MathML">
-        <m:limUpp>
+        <m:acc>
+          <m:accPr>
+            <m:chr m:val="̂"/>
+          </m:accPr>
           <m:e>
             <m:r>
               <m:t>A</m:t>
             </m:r>
           </m:e>
-          <m:lim>
-            <m:r>
-              <m:t>^</m:t>
-            </m:r>
-          </m:lim>
-        </m:limUpp>
+        </m:acc>
         <m:r>
           <m:t>+</m:t>
         </m:r>
-        <m:limUpp>
+        <m:acc>
+          <m:accPr>
+            <m:chr m:val="̂"/>
+          </m:accPr>
           <m:e>
             <m:r>
               <m:t>B</m:t>
             </m:r>
           </m:e>
-          <m:lim>
-            <m:r>
-              <m:t>^</m:t>
-            </m:r>
-          </m:lim>
-        </m:limUpp>
+        </m:acc>
         <m:r>
           <m:t>+</m:t>
         </m:r>
-        <m:limUpp>
+        <m:acc>
+          <m:accPr>
+            <m:chr m:val="̂"/>
+          </m:accPr>
           <m:e>
             <m:r>
               <m:t>C</m:t>
             </m:r>
           </m:e>
-          <m:lim>
-            <m:r>
-              <m:t>^</m:t>
-            </m:r>
-          </m:lim>
-        </m:limUpp>
+        </m:acc>
         <m:r>
           <m:t>+</m:t>
         </m:r>
-        <m:limUpp>
+        <m:acc>
+          <m:accPr>
+            <m:chr m:val="̂"/>
+          </m:accPr>
           <m:e>
             <m:r>
               <m:t>D</m:t>
             </m:r>
           </m:e>
-          <m:lim>
-            <m:r>
-              <m:t>^</m:t>
-            </m:r>
-          </m:lim>
-        </m:limUpp>
+        </m:acc>
         <m:r>
           <m:t>=</m:t>
         </m:r>
@@ -13842,18 +14602,16 @@
         <m:r>
           <m:t>⇒</m:t>
         </m:r>
-        <m:limUpp>
+        <m:acc>
+          <m:accPr>
+            <m:chr m:val="̂"/>
+          </m:accPr>
           <m:e>
             <m:r>
               <m:t>D</m:t>
             </m:r>
           </m:e>
-          <m:lim>
-            <m:r>
-              <m:t>^</m:t>
-            </m:r>
-          </m:lim>
-        </m:limUpp>
+        </m:acc>
         <m:r>
           <m:t>=</m:t>
         </m:r>
@@ -14129,48 +14887,42 @@
         <w:t xml:space="preserve"> có </w:t>
       </w:r>
       <m:oMath xmlns:mml="http://www.w3.org/1998/Math/MathML">
-        <m:limUpp>
+        <m:acc>
+          <m:accPr>
+            <m:chr m:val="̂"/>
+          </m:accPr>
           <m:e>
             <m:r>
               <m:t>A</m:t>
             </m:r>
           </m:e>
-          <m:lim>
-            <m:r>
-              <m:t>^</m:t>
-            </m:r>
-          </m:lim>
-        </m:limUpp>
+        </m:acc>
         <m:r>
           <m:t>=</m:t>
         </m:r>
-        <m:limUpp>
+        <m:acc>
+          <m:accPr>
+            <m:chr m:val="̂"/>
+          </m:accPr>
           <m:e>
             <m:r>
               <m:t>D</m:t>
             </m:r>
           </m:e>
-          <m:lim>
-            <m:r>
-              <m:t>^</m:t>
-            </m:r>
-          </m:lim>
-        </m:limUpp>
+        </m:acc>
         <m:r>
           <m:t>=</m:t>
         </m:r>
-        <m:limUpp>
+        <m:acc>
+          <m:accPr>
+            <m:chr m:val="̂"/>
+          </m:accPr>
           <m:e>
             <m:r>
               <m:t>E</m:t>
             </m:r>
           </m:e>
-          <m:lim>
-            <m:r>
-              <m:t>^</m:t>
-            </m:r>
-          </m:lim>
-        </m:limUpp>
+        </m:acc>
         <m:r>
           <m:t>=</m:t>
         </m:r>
@@ -14195,7 +14947,70 @@
           <w:color w:val="000000"/>
           <w:sz w:val="23"/>
         </w:rPr>
-        <w:t xml:space="preserve"> nên là hình chữ nhật.</w:t>
+        <w:t xml:space="preserve"> (hay </w:t>
+      </w:r>
+      <m:oMath xmlns:mml="http://www.w3.org/1998/Math/MathML">
+        <m:acc>
+          <m:accPr>
+            <m:chr m:val="̂"/>
+          </m:accPr>
+          <m:e>
+            <m:r>
+              <m:t>DAE</m:t>
+            </m:r>
+          </m:e>
+        </m:acc>
+        <m:r>
+          <m:t>=</m:t>
+        </m:r>
+        <m:acc>
+          <m:accPr>
+            <m:chr m:val="̂"/>
+          </m:accPr>
+          <m:e>
+            <m:r>
+              <m:t>ADH</m:t>
+            </m:r>
+          </m:e>
+        </m:acc>
+        <m:r>
+          <m:t>=</m:t>
+        </m:r>
+        <m:acc>
+          <m:accPr>
+            <m:chr m:val="̂"/>
+          </m:accPr>
+          <m:e>
+            <m:r>
+              <m:t>AEH</m:t>
+            </m:r>
+          </m:e>
+        </m:acc>
+        <m:r>
+          <m:t>=</m:t>
+        </m:r>
+        <m:sSup>
+          <m:e>
+            <m:r>
+              <m:t>90</m:t>
+            </m:r>
+          </m:e>
+          <m:sup>
+            <m:r>
+              <m:t>∘</m:t>
+            </m:r>
+          </m:sup>
+        </m:sSup>
+      </m:oMath>
+      <w:r>
+        <w:rPr>
+          <w:rFonts w:ascii="Times New Roman" w:hAnsi="Times New Roman"/>
+          <w:b w:val="0"/>
+          <w:i w:val="0"/>
+          <w:color w:val="000000"/>
+          <w:sz w:val="23"/>
+        </w:rPr>
+        <w:t>) nên là hình chữ nhật.</w:t>
       </w:r>
     </w:p>
     <w:p>
@@ -14214,6 +15029,51 @@
       </w:r>
       <m:oMath xmlns:mml="http://www.w3.org/1998/Math/MathML">
         <m:r>
+          <m:t>DH=AE</m:t>
+        </m:r>
+      </m:oMath>
+      <w:r>
+        <w:rPr>
+          <w:rFonts w:ascii="Times New Roman" w:hAnsi="Times New Roman"/>
+          <w:b w:val="0"/>
+          <w:i w:val="0"/>
+          <w:color w:val="000000"/>
+          <w:sz w:val="23"/>
+        </w:rPr>
+        <w:t xml:space="preserve"> (</w:t>
+      </w:r>
+      <m:oMath xmlns:mml="http://www.w3.org/1998/Math/MathML">
+        <m:r>
+          <m:t>ADHE</m:t>
+        </m:r>
+      </m:oMath>
+      <w:r>
+        <w:rPr>
+          <w:rFonts w:ascii="Times New Roman" w:hAnsi="Times New Roman"/>
+          <w:b w:val="0"/>
+          <w:i w:val="0"/>
+          <w:color w:val="000000"/>
+          <w:sz w:val="23"/>
+        </w:rPr>
+        <w:t xml:space="preserve"> là hình chữ nhật) mà </w:t>
+      </w:r>
+      <m:oMath xmlns:mml="http://www.w3.org/1998/Math/MathML">
+        <m:r>
+          <m:t>AE=EK⇒DH=EK</m:t>
+        </m:r>
+      </m:oMath>
+      <w:r>
+        <w:rPr>
+          <w:rFonts w:ascii="Times New Roman" w:hAnsi="Times New Roman"/>
+          <w:b w:val="0"/>
+          <w:i w:val="0"/>
+          <w:color w:val="000000"/>
+          <w:sz w:val="23"/>
+        </w:rPr>
+        <w:t xml:space="preserve">; lại có </w:t>
+      </w:r>
+      <m:oMath xmlns:mml="http://www.w3.org/1998/Math/MathML">
+        <m:r>
           <m:t>DH∥EK</m:t>
         </m:r>
       </m:oMath>
@@ -14225,11 +15085,26 @@
           <w:color w:val="000000"/>
           <w:sz w:val="23"/>
         </w:rPr>
-        <w:t xml:space="preserve"> và </w:t>
-      </w:r>
-      <m:oMath xmlns:mml="http://www.w3.org/1998/Math/MathML">
-        <m:r>
-          <m:t>DH=EK⇒DHKE</m:t>
+        <w:t xml:space="preserve"> (do </w:t>
+      </w:r>
+      <m:oMath xmlns:mml="http://www.w3.org/1998/Math/MathML">
+        <m:r>
+          <m:t>DH∥AC</m:t>
+        </m:r>
+      </m:oMath>
+      <w:r>
+        <w:rPr>
+          <w:rFonts w:ascii="Times New Roman" w:hAnsi="Times New Roman"/>
+          <w:b w:val="0"/>
+          <w:i w:val="0"/>
+          <w:color w:val="000000"/>
+          <w:sz w:val="23"/>
+        </w:rPr>
+        <w:t xml:space="preserve">) </w:t>
+      </w:r>
+      <m:oMath xmlns:mml="http://www.w3.org/1998/Math/MathML">
+        <m:r>
+          <m:t>⇒DHKE</m:t>
         </m:r>
       </m:oMath>
       <w:r>
@@ -14259,7 +15134,70 @@
       </w:r>
       <m:oMath xmlns:mml="http://www.w3.org/1998/Math/MathML">
         <m:r>
-          <m:t>ΔAMC</m:t>
+          <m:t>ΔABC</m:t>
+        </m:r>
+      </m:oMath>
+      <w:r>
+        <w:rPr>
+          <w:rFonts w:ascii="Times New Roman" w:hAnsi="Times New Roman"/>
+          <w:b w:val="0"/>
+          <w:i w:val="0"/>
+          <w:color w:val="000000"/>
+          <w:sz w:val="23"/>
+        </w:rPr>
+        <w:t xml:space="preserve"> vuông tại </w:t>
+      </w:r>
+      <m:oMath xmlns:mml="http://www.w3.org/1998/Math/MathML">
+        <m:r>
+          <m:t>A</m:t>
+        </m:r>
+      </m:oMath>
+      <w:r>
+        <w:rPr>
+          <w:rFonts w:ascii="Times New Roman" w:hAnsi="Times New Roman"/>
+          <w:b w:val="0"/>
+          <w:i w:val="0"/>
+          <w:color w:val="000000"/>
+          <w:sz w:val="23"/>
+        </w:rPr>
+        <w:t xml:space="preserve"> có </w:t>
+      </w:r>
+      <m:oMath xmlns:mml="http://www.w3.org/1998/Math/MathML">
+        <m:r>
+          <m:t>AM</m:t>
+        </m:r>
+      </m:oMath>
+      <w:r>
+        <w:rPr>
+          <w:rFonts w:ascii="Times New Roman" w:hAnsi="Times New Roman"/>
+          <w:b w:val="0"/>
+          <w:i w:val="0"/>
+          <w:color w:val="000000"/>
+          <w:sz w:val="23"/>
+        </w:rPr>
+        <w:t xml:space="preserve"> là trung tuyến ứng với cạnh huyền </w:t>
+      </w:r>
+      <m:oMath xmlns:mml="http://www.w3.org/1998/Math/MathML">
+        <m:r>
+          <m:t>BC⇒AM=MC=</m:t>
+        </m:r>
+        <m:f>
+          <m:fPr>
+            <m:type m:val="bar"/>
+          </m:fPr>
+          <m:num>
+            <m:r>
+              <m:t>BC</m:t>
+            </m:r>
+          </m:num>
+          <m:den>
+            <m:r>
+              <m:t>2</m:t>
+            </m:r>
+          </m:den>
+        </m:f>
+        <m:r>
+          <m:t>⇒ΔAMC</m:t>
         </m:r>
       </m:oMath>
       <w:r>
@@ -14276,90 +15214,355 @@
         <m:r>
           <m:t>M⇒</m:t>
         </m:r>
-        <m:limUpp>
+        <m:acc>
+          <m:accPr>
+            <m:chr m:val="̂"/>
+          </m:accPr>
           <m:e>
             <m:r>
               <m:t>MAC</m:t>
             </m:r>
           </m:e>
-          <m:lim>
-            <m:r>
-              <m:t>^</m:t>
-            </m:r>
-          </m:lim>
-        </m:limUpp>
+        </m:acc>
         <m:r>
           <m:t>=</m:t>
         </m:r>
-        <m:limUpp>
+        <m:acc>
+          <m:accPr>
+            <m:chr m:val="̂"/>
+          </m:accPr>
           <m:e>
             <m:r>
               <m:t>MCA</m:t>
             </m:r>
           </m:e>
-          <m:lim>
-            <m:r>
-              <m:t>^</m:t>
-            </m:r>
-          </m:lim>
-        </m:limUpp>
-      </m:oMath>
-      <w:r>
-        <w:rPr>
-          <w:rFonts w:ascii="Times New Roman" w:hAnsi="Times New Roman"/>
-          <w:b w:val="0"/>
-          <w:i w:val="0"/>
-          <w:color w:val="000000"/>
-          <w:sz w:val="23"/>
-        </w:rPr>
-        <w:t xml:space="preserve">; </w:t>
-      </w:r>
-      <m:oMath xmlns:mml="http://www.w3.org/1998/Math/MathML">
-        <m:r>
-          <m:t>ΔOAE</m:t>
-        </m:r>
-      </m:oMath>
-      <w:r>
-        <w:rPr>
-          <w:rFonts w:ascii="Times New Roman" w:hAnsi="Times New Roman"/>
-          <w:b w:val="0"/>
-          <w:i w:val="0"/>
-          <w:color w:val="000000"/>
-          <w:sz w:val="23"/>
-        </w:rPr>
-        <w:t xml:space="preserve"> cân </w:t>
+        </m:acc>
+      </m:oMath>
+      <w:r>
+        <w:rPr>
+          <w:rFonts w:ascii="Times New Roman" w:hAnsi="Times New Roman"/>
+          <w:b w:val="0"/>
+          <w:i w:val="0"/>
+          <w:color w:val="000000"/>
+          <w:sz w:val="23"/>
+        </w:rPr>
+        <w:t xml:space="preserve"> (1).</w:t>
+      </w:r>
+    </w:p>
+    <w:p>
+      <w:pPr>
+        <w:spacing w:line="276" w:lineRule="auto" w:before="20" w:after="40"/>
+      </w:pPr>
+      <w:r>
+        <w:rPr>
+          <w:rFonts w:ascii="Times New Roman" w:hAnsi="Times New Roman"/>
+          <w:b w:val="0"/>
+          <w:i w:val="0"/>
+          <w:color w:val="000000"/>
+          <w:sz w:val="23"/>
+        </w:rPr>
+        <w:t xml:space="preserve">Tứ giác </w:t>
+      </w:r>
+      <m:oMath xmlns:mml="http://www.w3.org/1998/Math/MathML">
+        <m:r>
+          <m:t>ADHE</m:t>
+        </m:r>
+      </m:oMath>
+      <w:r>
+        <w:rPr>
+          <w:rFonts w:ascii="Times New Roman" w:hAnsi="Times New Roman"/>
+          <w:b w:val="0"/>
+          <w:i w:val="0"/>
+          <w:color w:val="000000"/>
+          <w:sz w:val="23"/>
+        </w:rPr>
+        <w:t xml:space="preserve"> là hình chữ nhật có </w:t>
+      </w:r>
+      <m:oMath xmlns:mml="http://www.w3.org/1998/Math/MathML">
+        <m:r>
+          <m:t>AH</m:t>
+        </m:r>
+      </m:oMath>
+      <w:r>
+        <w:rPr>
+          <w:rFonts w:ascii="Times New Roman" w:hAnsi="Times New Roman"/>
+          <w:b w:val="0"/>
+          <w:i w:val="0"/>
+          <w:color w:val="000000"/>
+          <w:sz w:val="23"/>
+        </w:rPr>
+        <w:t xml:space="preserve"> và </w:t>
+      </w:r>
+      <m:oMath xmlns:mml="http://www.w3.org/1998/Math/MathML">
+        <m:r>
+          <m:t>DE</m:t>
+        </m:r>
+      </m:oMath>
+      <w:r>
+        <w:rPr>
+          <w:rFonts w:ascii="Times New Roman" w:hAnsi="Times New Roman"/>
+          <w:b w:val="0"/>
+          <w:i w:val="0"/>
+          <w:color w:val="000000"/>
+          <w:sz w:val="23"/>
+        </w:rPr>
+        <w:t xml:space="preserve"> cắt nhau tại </w:t>
+      </w:r>
+      <m:oMath xmlns:mml="http://www.w3.org/1998/Math/MathML">
+        <m:r>
+          <m:t>O⇒OA=OE⇒ΔOAE</m:t>
+        </m:r>
+      </m:oMath>
+      <w:r>
+        <w:rPr>
+          <w:rFonts w:ascii="Times New Roman" w:hAnsi="Times New Roman"/>
+          <w:b w:val="0"/>
+          <w:i w:val="0"/>
+          <w:color w:val="000000"/>
+          <w:sz w:val="23"/>
+        </w:rPr>
+        <w:t xml:space="preserve"> cân tại </w:t>
+      </w:r>
+      <m:oMath xmlns:mml="http://www.w3.org/1998/Math/MathML">
+        <m:r>
+          <m:t>O⇒</m:t>
+        </m:r>
+        <m:acc>
+          <m:accPr>
+            <m:chr m:val="̂"/>
+          </m:accPr>
+          <m:e>
+            <m:r>
+              <m:t>OEA</m:t>
+            </m:r>
+          </m:e>
+        </m:acc>
+        <m:r>
+          <m:t>=</m:t>
+        </m:r>
+        <m:acc>
+          <m:accPr>
+            <m:chr m:val="̂"/>
+          </m:accPr>
+          <m:e>
+            <m:r>
+              <m:t>OAE</m:t>
+            </m:r>
+          </m:e>
+        </m:acc>
+      </m:oMath>
+      <w:r>
+        <w:rPr>
+          <w:rFonts w:ascii="Times New Roman" w:hAnsi="Times New Roman"/>
+          <w:b w:val="0"/>
+          <w:i w:val="0"/>
+          <w:color w:val="000000"/>
+          <w:sz w:val="23"/>
+        </w:rPr>
+        <w:t xml:space="preserve"> (2).</w:t>
+      </w:r>
+    </w:p>
+    <w:p>
+      <w:pPr>
+        <w:spacing w:line="276" w:lineRule="auto" w:before="20" w:after="40"/>
+      </w:pPr>
+      <w:r>
+        <w:rPr>
+          <w:rFonts w:ascii="Times New Roman" w:hAnsi="Times New Roman"/>
+          <w:b w:val="0"/>
+          <w:i w:val="0"/>
+          <w:color w:val="000000"/>
+          <w:sz w:val="23"/>
+        </w:rPr>
+        <w:t xml:space="preserve">Mặt khác </w:t>
+      </w:r>
+      <m:oMath xmlns:mml="http://www.w3.org/1998/Math/MathML">
+        <m:r>
+          <m:t>ΔAHC</m:t>
+        </m:r>
+      </m:oMath>
+      <w:r>
+        <w:rPr>
+          <w:rFonts w:ascii="Times New Roman" w:hAnsi="Times New Roman"/>
+          <w:b w:val="0"/>
+          <w:i w:val="0"/>
+          <w:color w:val="000000"/>
+          <w:sz w:val="23"/>
+        </w:rPr>
+        <w:t xml:space="preserve"> vuông tại </w:t>
+      </w:r>
+      <m:oMath xmlns:mml="http://www.w3.org/1998/Math/MathML">
+        <m:r>
+          <m:t>H</m:t>
+        </m:r>
+      </m:oMath>
+      <w:r>
+        <w:rPr>
+          <w:rFonts w:ascii="Times New Roman" w:hAnsi="Times New Roman"/>
+          <w:b w:val="0"/>
+          <w:i w:val="0"/>
+          <w:color w:val="000000"/>
+          <w:sz w:val="23"/>
+        </w:rPr>
+        <w:t xml:space="preserve"> nên </w:t>
+      </w:r>
+      <m:oMath xmlns:mml="http://www.w3.org/1998/Math/MathML">
+        <m:acc>
+          <m:accPr>
+            <m:chr m:val="̂"/>
+          </m:accPr>
+          <m:e>
+            <m:r>
+              <m:t>OAE</m:t>
+            </m:r>
+          </m:e>
+        </m:acc>
+        <m:r>
+          <m:t>+</m:t>
+        </m:r>
+        <m:acc>
+          <m:accPr>
+            <m:chr m:val="̂"/>
+          </m:accPr>
+          <m:e>
+            <m:r>
+              <m:t>MCA</m:t>
+            </m:r>
+          </m:e>
+        </m:acc>
+        <m:r>
+          <m:t>=</m:t>
+        </m:r>
+        <m:sSup>
+          <m:e>
+            <m:r>
+              <m:t>90</m:t>
+            </m:r>
+          </m:e>
+          <m:sup>
+            <m:r>
+              <m:t>∘</m:t>
+            </m:r>
+          </m:sup>
+        </m:sSup>
+      </m:oMath>
+      <w:r>
+        <w:rPr>
+          <w:rFonts w:ascii="Times New Roman" w:hAnsi="Times New Roman"/>
+          <w:b w:val="0"/>
+          <w:i w:val="0"/>
+          <w:color w:val="000000"/>
+          <w:sz w:val="23"/>
+        </w:rPr>
+        <w:t xml:space="preserve"> (3).</w:t>
+      </w:r>
+    </w:p>
+    <w:p>
+      <w:pPr>
+        <w:spacing w:line="276" w:lineRule="auto" w:before="20" w:after="40"/>
+      </w:pPr>
+      <w:r>
+        <w:rPr>
+          <w:rFonts w:ascii="Times New Roman" w:hAnsi="Times New Roman"/>
+          <w:b w:val="0"/>
+          <w:i w:val="0"/>
+          <w:color w:val="000000"/>
+          <w:sz w:val="23"/>
+        </w:rPr>
+        <w:t xml:space="preserve">Từ (1), (2), (3) </w:t>
       </w:r>
       <m:oMath xmlns:mml="http://www.w3.org/1998/Math/MathML">
         <m:r>
           <m:t>⇒</m:t>
         </m:r>
-        <m:limUpp>
+        <m:acc>
+          <m:accPr>
+            <m:chr m:val="̂"/>
+          </m:accPr>
           <m:e>
             <m:r>
               <m:t>OEA</m:t>
             </m:r>
           </m:e>
-          <m:lim>
-            <m:r>
-              <m:t>^</m:t>
-            </m:r>
-          </m:lim>
-        </m:limUpp>
+        </m:acc>
+        <m:r>
+          <m:t>+</m:t>
+        </m:r>
+        <m:acc>
+          <m:accPr>
+            <m:chr m:val="̂"/>
+          </m:accPr>
+          <m:e>
+            <m:r>
+              <m:t>MAC</m:t>
+            </m:r>
+          </m:e>
+        </m:acc>
         <m:r>
           <m:t>=</m:t>
         </m:r>
-        <m:limUpp>
-          <m:e>
-            <m:r>
-              <m:t>OAE</m:t>
-            </m:r>
-          </m:e>
-          <m:lim>
-            <m:r>
-              <m:t>^</m:t>
-            </m:r>
-          </m:lim>
-        </m:limUpp>
+        <m:sSup>
+          <m:e>
+            <m:r>
+              <m:t>90</m:t>
+            </m:r>
+          </m:e>
+          <m:sup>
+            <m:r>
+              <m:t>∘</m:t>
+            </m:r>
+          </m:sup>
+        </m:sSup>
+      </m:oMath>
+      <w:r>
+        <w:rPr>
+          <w:rFonts w:ascii="Times New Roman" w:hAnsi="Times New Roman"/>
+          <w:b w:val="0"/>
+          <w:i w:val="0"/>
+          <w:color w:val="000000"/>
+          <w:sz w:val="23"/>
+        </w:rPr>
+        <w:t xml:space="preserve"> hay </w:t>
+      </w:r>
+      <m:oMath xmlns:mml="http://www.w3.org/1998/Math/MathML">
+        <m:acc>
+          <m:accPr>
+            <m:chr m:val="̂"/>
+          </m:accPr>
+          <m:e>
+            <m:r>
+              <m:t>AEG</m:t>
+            </m:r>
+          </m:e>
+        </m:acc>
+        <m:r>
+          <m:t>+</m:t>
+        </m:r>
+        <m:acc>
+          <m:accPr>
+            <m:chr m:val="̂"/>
+          </m:accPr>
+          <m:e>
+            <m:r>
+              <m:t>GAE</m:t>
+            </m:r>
+          </m:e>
+        </m:acc>
+        <m:r>
+          <m:t>=</m:t>
+        </m:r>
+        <m:sSup>
+          <m:e>
+            <m:r>
+              <m:t>90</m:t>
+            </m:r>
+          </m:e>
+          <m:sup>
+            <m:r>
+              <m:t>∘</m:t>
+            </m:r>
+          </m:sup>
+        </m:sSup>
         <m:r>
           <m:t>⇒AM⟂DE</m:t>
         </m:r>
@@ -17183,63 +18386,55 @@
         <w:t xml:space="preserve">, ta có: </w:t>
       </w:r>
       <m:oMath xmlns:mml="http://www.w3.org/1998/Math/MathML">
-        <m:limUpp>
+        <m:acc>
+          <m:accPr>
+            <m:chr m:val="̂"/>
+          </m:accPr>
           <m:e>
             <m:r>
               <m:t>A</m:t>
             </m:r>
           </m:e>
-          <m:lim>
-            <m:r>
-              <m:t>^</m:t>
-            </m:r>
-          </m:lim>
-        </m:limUpp>
+        </m:acc>
         <m:r>
           <m:t>+</m:t>
         </m:r>
-        <m:limUpp>
+        <m:acc>
+          <m:accPr>
+            <m:chr m:val="̂"/>
+          </m:accPr>
           <m:e>
             <m:r>
               <m:t>B</m:t>
             </m:r>
           </m:e>
-          <m:lim>
-            <m:r>
-              <m:t>^</m:t>
-            </m:r>
-          </m:lim>
-        </m:limUpp>
+        </m:acc>
         <m:r>
           <m:t>+</m:t>
         </m:r>
-        <m:limUpp>
+        <m:acc>
+          <m:accPr>
+            <m:chr m:val="̂"/>
+          </m:accPr>
           <m:e>
             <m:r>
               <m:t>C</m:t>
             </m:r>
           </m:e>
-          <m:lim>
-            <m:r>
-              <m:t>^</m:t>
-            </m:r>
-          </m:lim>
-        </m:limUpp>
+        </m:acc>
         <m:r>
           <m:t>+</m:t>
         </m:r>
-        <m:limUpp>
+        <m:acc>
+          <m:accPr>
+            <m:chr m:val="̂"/>
+          </m:accPr>
           <m:e>
             <m:r>
               <m:t>D</m:t>
             </m:r>
           </m:e>
-          <m:lim>
-            <m:r>
-              <m:t>^</m:t>
-            </m:r>
-          </m:lim>
-        </m:limUpp>
+        </m:acc>
         <m:r>
           <m:t>=</m:t>
         </m:r>
@@ -17258,18 +18453,16 @@
         <m:r>
           <m:t>⇒</m:t>
         </m:r>
-        <m:limUpp>
+        <m:acc>
+          <m:accPr>
+            <m:chr m:val="̂"/>
+          </m:accPr>
           <m:e>
             <m:r>
               <m:t>D</m:t>
             </m:r>
           </m:e>
-          <m:lim>
-            <m:r>
-              <m:t>^</m:t>
-            </m:r>
-          </m:lim>
-        </m:limUpp>
+        </m:acc>
         <m:r>
           <m:t>=</m:t>
         </m:r>
@@ -17545,48 +18738,42 @@
         <w:t xml:space="preserve"> có </w:t>
       </w:r>
       <m:oMath xmlns:mml="http://www.w3.org/1998/Math/MathML">
-        <m:limUpp>
+        <m:acc>
+          <m:accPr>
+            <m:chr m:val="̂"/>
+          </m:accPr>
           <m:e>
             <m:r>
               <m:t>A</m:t>
             </m:r>
           </m:e>
-          <m:lim>
-            <m:r>
-              <m:t>^</m:t>
-            </m:r>
-          </m:lim>
-        </m:limUpp>
+        </m:acc>
         <m:r>
           <m:t>=</m:t>
         </m:r>
-        <m:limUpp>
+        <m:acc>
+          <m:accPr>
+            <m:chr m:val="̂"/>
+          </m:accPr>
           <m:e>
             <m:r>
               <m:t>D</m:t>
             </m:r>
           </m:e>
-          <m:lim>
-            <m:r>
-              <m:t>^</m:t>
-            </m:r>
-          </m:lim>
-        </m:limUpp>
+        </m:acc>
         <m:r>
           <m:t>=</m:t>
         </m:r>
-        <m:limUpp>
+        <m:acc>
+          <m:accPr>
+            <m:chr m:val="̂"/>
+          </m:accPr>
           <m:e>
             <m:r>
               <m:t>E</m:t>
             </m:r>
           </m:e>
-          <m:lim>
-            <m:r>
-              <m:t>^</m:t>
-            </m:r>
-          </m:lim>
-        </m:limUpp>
+        </m:acc>
         <m:r>
           <m:t>=</m:t>
         </m:r>
@@ -17611,7 +18798,70 @@
           <w:color w:val="000000"/>
           <w:sz w:val="23"/>
         </w:rPr>
-        <w:t xml:space="preserve"> nên là hình chữ nhật.</w:t>
+        <w:t xml:space="preserve"> (hay </w:t>
+      </w:r>
+      <m:oMath xmlns:mml="http://www.w3.org/1998/Math/MathML">
+        <m:acc>
+          <m:accPr>
+            <m:chr m:val="̂"/>
+          </m:accPr>
+          <m:e>
+            <m:r>
+              <m:t>DAE</m:t>
+            </m:r>
+          </m:e>
+        </m:acc>
+        <m:r>
+          <m:t>=</m:t>
+        </m:r>
+        <m:acc>
+          <m:accPr>
+            <m:chr m:val="̂"/>
+          </m:accPr>
+          <m:e>
+            <m:r>
+              <m:t>ADH</m:t>
+            </m:r>
+          </m:e>
+        </m:acc>
+        <m:r>
+          <m:t>=</m:t>
+        </m:r>
+        <m:acc>
+          <m:accPr>
+            <m:chr m:val="̂"/>
+          </m:accPr>
+          <m:e>
+            <m:r>
+              <m:t>AEH</m:t>
+            </m:r>
+          </m:e>
+        </m:acc>
+        <m:r>
+          <m:t>=</m:t>
+        </m:r>
+        <m:sSup>
+          <m:e>
+            <m:r>
+              <m:t>90</m:t>
+            </m:r>
+          </m:e>
+          <m:sup>
+            <m:r>
+              <m:t>∘</m:t>
+            </m:r>
+          </m:sup>
+        </m:sSup>
+      </m:oMath>
+      <w:r>
+        <w:rPr>
+          <w:rFonts w:ascii="Times New Roman" w:hAnsi="Times New Roman"/>
+          <w:b w:val="0"/>
+          <w:i w:val="0"/>
+          <w:color w:val="000000"/>
+          <w:sz w:val="23"/>
+        </w:rPr>
+        <w:t>) nên là hình chữ nhật.</w:t>
       </w:r>
     </w:p>
     <w:p>
@@ -17630,6 +18880,51 @@
       </w:r>
       <m:oMath xmlns:mml="http://www.w3.org/1998/Math/MathML">
         <m:r>
+          <m:t>DH=AE</m:t>
+        </m:r>
+      </m:oMath>
+      <w:r>
+        <w:rPr>
+          <w:rFonts w:ascii="Times New Roman" w:hAnsi="Times New Roman"/>
+          <w:b w:val="0"/>
+          <w:i w:val="0"/>
+          <w:color w:val="000000"/>
+          <w:sz w:val="23"/>
+        </w:rPr>
+        <w:t xml:space="preserve"> (</w:t>
+      </w:r>
+      <m:oMath xmlns:mml="http://www.w3.org/1998/Math/MathML">
+        <m:r>
+          <m:t>ADHE</m:t>
+        </m:r>
+      </m:oMath>
+      <w:r>
+        <w:rPr>
+          <w:rFonts w:ascii="Times New Roman" w:hAnsi="Times New Roman"/>
+          <w:b w:val="0"/>
+          <w:i w:val="0"/>
+          <w:color w:val="000000"/>
+          <w:sz w:val="23"/>
+        </w:rPr>
+        <w:t xml:space="preserve"> là hình chữ nhật) mà </w:t>
+      </w:r>
+      <m:oMath xmlns:mml="http://www.w3.org/1998/Math/MathML">
+        <m:r>
+          <m:t>AE=EK⇒DH=EK</m:t>
+        </m:r>
+      </m:oMath>
+      <w:r>
+        <w:rPr>
+          <w:rFonts w:ascii="Times New Roman" w:hAnsi="Times New Roman"/>
+          <w:b w:val="0"/>
+          <w:i w:val="0"/>
+          <w:color w:val="000000"/>
+          <w:sz w:val="23"/>
+        </w:rPr>
+        <w:t xml:space="preserve">; lại có </w:t>
+      </w:r>
+      <m:oMath xmlns:mml="http://www.w3.org/1998/Math/MathML">
+        <m:r>
           <m:t>DH∥EK</m:t>
         </m:r>
       </m:oMath>
@@ -17641,11 +18936,26 @@
           <w:color w:val="000000"/>
           <w:sz w:val="23"/>
         </w:rPr>
-        <w:t xml:space="preserve"> và </w:t>
-      </w:r>
-      <m:oMath xmlns:mml="http://www.w3.org/1998/Math/MathML">
-        <m:r>
-          <m:t>DH=EK⇒DHKE</m:t>
+        <w:t xml:space="preserve"> (do </w:t>
+      </w:r>
+      <m:oMath xmlns:mml="http://www.w3.org/1998/Math/MathML">
+        <m:r>
+          <m:t>DH∥AC</m:t>
+        </m:r>
+      </m:oMath>
+      <w:r>
+        <w:rPr>
+          <w:rFonts w:ascii="Times New Roman" w:hAnsi="Times New Roman"/>
+          <w:b w:val="0"/>
+          <w:i w:val="0"/>
+          <w:color w:val="000000"/>
+          <w:sz w:val="23"/>
+        </w:rPr>
+        <w:t xml:space="preserve">) </w:t>
+      </w:r>
+      <m:oMath xmlns:mml="http://www.w3.org/1998/Math/MathML">
+        <m:r>
+          <m:t>⇒DHKE</m:t>
         </m:r>
       </m:oMath>
       <w:r>
@@ -17675,7 +18985,70 @@
       </w:r>
       <m:oMath xmlns:mml="http://www.w3.org/1998/Math/MathML">
         <m:r>
-          <m:t>ΔAMC</m:t>
+          <m:t>ΔABC</m:t>
+        </m:r>
+      </m:oMath>
+      <w:r>
+        <w:rPr>
+          <w:rFonts w:ascii="Times New Roman" w:hAnsi="Times New Roman"/>
+          <w:b w:val="0"/>
+          <w:i w:val="0"/>
+          <w:color w:val="000000"/>
+          <w:sz w:val="23"/>
+        </w:rPr>
+        <w:t xml:space="preserve"> vuông tại </w:t>
+      </w:r>
+      <m:oMath xmlns:mml="http://www.w3.org/1998/Math/MathML">
+        <m:r>
+          <m:t>A</m:t>
+        </m:r>
+      </m:oMath>
+      <w:r>
+        <w:rPr>
+          <w:rFonts w:ascii="Times New Roman" w:hAnsi="Times New Roman"/>
+          <w:b w:val="0"/>
+          <w:i w:val="0"/>
+          <w:color w:val="000000"/>
+          <w:sz w:val="23"/>
+        </w:rPr>
+        <w:t xml:space="preserve"> có </w:t>
+      </w:r>
+      <m:oMath xmlns:mml="http://www.w3.org/1998/Math/MathML">
+        <m:r>
+          <m:t>AM</m:t>
+        </m:r>
+      </m:oMath>
+      <w:r>
+        <w:rPr>
+          <w:rFonts w:ascii="Times New Roman" w:hAnsi="Times New Roman"/>
+          <w:b w:val="0"/>
+          <w:i w:val="0"/>
+          <w:color w:val="000000"/>
+          <w:sz w:val="23"/>
+        </w:rPr>
+        <w:t xml:space="preserve"> là trung tuyến ứng với cạnh huyền </w:t>
+      </w:r>
+      <m:oMath xmlns:mml="http://www.w3.org/1998/Math/MathML">
+        <m:r>
+          <m:t>BC⇒AM=MC=</m:t>
+        </m:r>
+        <m:f>
+          <m:fPr>
+            <m:type m:val="bar"/>
+          </m:fPr>
+          <m:num>
+            <m:r>
+              <m:t>BC</m:t>
+            </m:r>
+          </m:num>
+          <m:den>
+            <m:r>
+              <m:t>2</m:t>
+            </m:r>
+          </m:den>
+        </m:f>
+        <m:r>
+          <m:t>⇒ΔAMC</m:t>
         </m:r>
       </m:oMath>
       <w:r>
@@ -17692,90 +19065,355 @@
         <m:r>
           <m:t>M⇒</m:t>
         </m:r>
-        <m:limUpp>
+        <m:acc>
+          <m:accPr>
+            <m:chr m:val="̂"/>
+          </m:accPr>
           <m:e>
             <m:r>
               <m:t>MAC</m:t>
             </m:r>
           </m:e>
-          <m:lim>
-            <m:r>
-              <m:t>^</m:t>
-            </m:r>
-          </m:lim>
-        </m:limUpp>
+        </m:acc>
         <m:r>
           <m:t>=</m:t>
         </m:r>
-        <m:limUpp>
+        <m:acc>
+          <m:accPr>
+            <m:chr m:val="̂"/>
+          </m:accPr>
           <m:e>
             <m:r>
               <m:t>MCA</m:t>
             </m:r>
           </m:e>
-          <m:lim>
-            <m:r>
-              <m:t>^</m:t>
-            </m:r>
-          </m:lim>
-        </m:limUpp>
-      </m:oMath>
-      <w:r>
-        <w:rPr>
-          <w:rFonts w:ascii="Times New Roman" w:hAnsi="Times New Roman"/>
-          <w:b w:val="0"/>
-          <w:i w:val="0"/>
-          <w:color w:val="000000"/>
-          <w:sz w:val="23"/>
-        </w:rPr>
-        <w:t xml:space="preserve">; </w:t>
-      </w:r>
-      <m:oMath xmlns:mml="http://www.w3.org/1998/Math/MathML">
-        <m:r>
-          <m:t>ΔOAE</m:t>
-        </m:r>
-      </m:oMath>
-      <w:r>
-        <w:rPr>
-          <w:rFonts w:ascii="Times New Roman" w:hAnsi="Times New Roman"/>
-          <w:b w:val="0"/>
-          <w:i w:val="0"/>
-          <w:color w:val="000000"/>
-          <w:sz w:val="23"/>
-        </w:rPr>
-        <w:t xml:space="preserve"> cân </w:t>
+        </m:acc>
+      </m:oMath>
+      <w:r>
+        <w:rPr>
+          <w:rFonts w:ascii="Times New Roman" w:hAnsi="Times New Roman"/>
+          <w:b w:val="0"/>
+          <w:i w:val="0"/>
+          <w:color w:val="000000"/>
+          <w:sz w:val="23"/>
+        </w:rPr>
+        <w:t xml:space="preserve"> (1).</w:t>
+      </w:r>
+    </w:p>
+    <w:p>
+      <w:pPr>
+        <w:spacing w:line="276" w:lineRule="auto" w:before="20" w:after="40"/>
+      </w:pPr>
+      <w:r>
+        <w:rPr>
+          <w:rFonts w:ascii="Times New Roman" w:hAnsi="Times New Roman"/>
+          <w:b w:val="0"/>
+          <w:i w:val="0"/>
+          <w:color w:val="000000"/>
+          <w:sz w:val="23"/>
+        </w:rPr>
+        <w:t xml:space="preserve">Tứ giác </w:t>
+      </w:r>
+      <m:oMath xmlns:mml="http://www.w3.org/1998/Math/MathML">
+        <m:r>
+          <m:t>ADHE</m:t>
+        </m:r>
+      </m:oMath>
+      <w:r>
+        <w:rPr>
+          <w:rFonts w:ascii="Times New Roman" w:hAnsi="Times New Roman"/>
+          <w:b w:val="0"/>
+          <w:i w:val="0"/>
+          <w:color w:val="000000"/>
+          <w:sz w:val="23"/>
+        </w:rPr>
+        <w:t xml:space="preserve"> là hình chữ nhật có </w:t>
+      </w:r>
+      <m:oMath xmlns:mml="http://www.w3.org/1998/Math/MathML">
+        <m:r>
+          <m:t>AH</m:t>
+        </m:r>
+      </m:oMath>
+      <w:r>
+        <w:rPr>
+          <w:rFonts w:ascii="Times New Roman" w:hAnsi="Times New Roman"/>
+          <w:b w:val="0"/>
+          <w:i w:val="0"/>
+          <w:color w:val="000000"/>
+          <w:sz w:val="23"/>
+        </w:rPr>
+        <w:t xml:space="preserve"> và </w:t>
+      </w:r>
+      <m:oMath xmlns:mml="http://www.w3.org/1998/Math/MathML">
+        <m:r>
+          <m:t>DE</m:t>
+        </m:r>
+      </m:oMath>
+      <w:r>
+        <w:rPr>
+          <w:rFonts w:ascii="Times New Roman" w:hAnsi="Times New Roman"/>
+          <w:b w:val="0"/>
+          <w:i w:val="0"/>
+          <w:color w:val="000000"/>
+          <w:sz w:val="23"/>
+        </w:rPr>
+        <w:t xml:space="preserve"> cắt nhau tại </w:t>
+      </w:r>
+      <m:oMath xmlns:mml="http://www.w3.org/1998/Math/MathML">
+        <m:r>
+          <m:t>O⇒OA=OE⇒ΔOAE</m:t>
+        </m:r>
+      </m:oMath>
+      <w:r>
+        <w:rPr>
+          <w:rFonts w:ascii="Times New Roman" w:hAnsi="Times New Roman"/>
+          <w:b w:val="0"/>
+          <w:i w:val="0"/>
+          <w:color w:val="000000"/>
+          <w:sz w:val="23"/>
+        </w:rPr>
+        <w:t xml:space="preserve"> cân tại </w:t>
+      </w:r>
+      <m:oMath xmlns:mml="http://www.w3.org/1998/Math/MathML">
+        <m:r>
+          <m:t>O⇒</m:t>
+        </m:r>
+        <m:acc>
+          <m:accPr>
+            <m:chr m:val="̂"/>
+          </m:accPr>
+          <m:e>
+            <m:r>
+              <m:t>OEA</m:t>
+            </m:r>
+          </m:e>
+        </m:acc>
+        <m:r>
+          <m:t>=</m:t>
+        </m:r>
+        <m:acc>
+          <m:accPr>
+            <m:chr m:val="̂"/>
+          </m:accPr>
+          <m:e>
+            <m:r>
+              <m:t>OAE</m:t>
+            </m:r>
+          </m:e>
+        </m:acc>
+      </m:oMath>
+      <w:r>
+        <w:rPr>
+          <w:rFonts w:ascii="Times New Roman" w:hAnsi="Times New Roman"/>
+          <w:b w:val="0"/>
+          <w:i w:val="0"/>
+          <w:color w:val="000000"/>
+          <w:sz w:val="23"/>
+        </w:rPr>
+        <w:t xml:space="preserve"> (2).</w:t>
+      </w:r>
+    </w:p>
+    <w:p>
+      <w:pPr>
+        <w:spacing w:line="276" w:lineRule="auto" w:before="20" w:after="40"/>
+      </w:pPr>
+      <w:r>
+        <w:rPr>
+          <w:rFonts w:ascii="Times New Roman" w:hAnsi="Times New Roman"/>
+          <w:b w:val="0"/>
+          <w:i w:val="0"/>
+          <w:color w:val="000000"/>
+          <w:sz w:val="23"/>
+        </w:rPr>
+        <w:t xml:space="preserve">Mặt khác </w:t>
+      </w:r>
+      <m:oMath xmlns:mml="http://www.w3.org/1998/Math/MathML">
+        <m:r>
+          <m:t>ΔAHC</m:t>
+        </m:r>
+      </m:oMath>
+      <w:r>
+        <w:rPr>
+          <w:rFonts w:ascii="Times New Roman" w:hAnsi="Times New Roman"/>
+          <w:b w:val="0"/>
+          <w:i w:val="0"/>
+          <w:color w:val="000000"/>
+          <w:sz w:val="23"/>
+        </w:rPr>
+        <w:t xml:space="preserve"> vuông tại </w:t>
+      </w:r>
+      <m:oMath xmlns:mml="http://www.w3.org/1998/Math/MathML">
+        <m:r>
+          <m:t>H</m:t>
+        </m:r>
+      </m:oMath>
+      <w:r>
+        <w:rPr>
+          <w:rFonts w:ascii="Times New Roman" w:hAnsi="Times New Roman"/>
+          <w:b w:val="0"/>
+          <w:i w:val="0"/>
+          <w:color w:val="000000"/>
+          <w:sz w:val="23"/>
+        </w:rPr>
+        <w:t xml:space="preserve"> nên </w:t>
+      </w:r>
+      <m:oMath xmlns:mml="http://www.w3.org/1998/Math/MathML">
+        <m:acc>
+          <m:accPr>
+            <m:chr m:val="̂"/>
+          </m:accPr>
+          <m:e>
+            <m:r>
+              <m:t>OAE</m:t>
+            </m:r>
+          </m:e>
+        </m:acc>
+        <m:r>
+          <m:t>+</m:t>
+        </m:r>
+        <m:acc>
+          <m:accPr>
+            <m:chr m:val="̂"/>
+          </m:accPr>
+          <m:e>
+            <m:r>
+              <m:t>MCA</m:t>
+            </m:r>
+          </m:e>
+        </m:acc>
+        <m:r>
+          <m:t>=</m:t>
+        </m:r>
+        <m:sSup>
+          <m:e>
+            <m:r>
+              <m:t>90</m:t>
+            </m:r>
+          </m:e>
+          <m:sup>
+            <m:r>
+              <m:t>∘</m:t>
+            </m:r>
+          </m:sup>
+        </m:sSup>
+      </m:oMath>
+      <w:r>
+        <w:rPr>
+          <w:rFonts w:ascii="Times New Roman" w:hAnsi="Times New Roman"/>
+          <w:b w:val="0"/>
+          <w:i w:val="0"/>
+          <w:color w:val="000000"/>
+          <w:sz w:val="23"/>
+        </w:rPr>
+        <w:t xml:space="preserve"> (3).</w:t>
+      </w:r>
+    </w:p>
+    <w:p>
+      <w:pPr>
+        <w:spacing w:line="276" w:lineRule="auto" w:before="20" w:after="40"/>
+      </w:pPr>
+      <w:r>
+        <w:rPr>
+          <w:rFonts w:ascii="Times New Roman" w:hAnsi="Times New Roman"/>
+          <w:b w:val="0"/>
+          <w:i w:val="0"/>
+          <w:color w:val="000000"/>
+          <w:sz w:val="23"/>
+        </w:rPr>
+        <w:t xml:space="preserve">Từ (1), (2), (3) </w:t>
       </w:r>
       <m:oMath xmlns:mml="http://www.w3.org/1998/Math/MathML">
         <m:r>
           <m:t>⇒</m:t>
         </m:r>
-        <m:limUpp>
+        <m:acc>
+          <m:accPr>
+            <m:chr m:val="̂"/>
+          </m:accPr>
           <m:e>
             <m:r>
               <m:t>OEA</m:t>
             </m:r>
           </m:e>
-          <m:lim>
-            <m:r>
-              <m:t>^</m:t>
-            </m:r>
-          </m:lim>
-        </m:limUpp>
+        </m:acc>
+        <m:r>
+          <m:t>+</m:t>
+        </m:r>
+        <m:acc>
+          <m:accPr>
+            <m:chr m:val="̂"/>
+          </m:accPr>
+          <m:e>
+            <m:r>
+              <m:t>MAC</m:t>
+            </m:r>
+          </m:e>
+        </m:acc>
         <m:r>
           <m:t>=</m:t>
         </m:r>
-        <m:limUpp>
-          <m:e>
-            <m:r>
-              <m:t>OAE</m:t>
-            </m:r>
-          </m:e>
-          <m:lim>
-            <m:r>
-              <m:t>^</m:t>
-            </m:r>
-          </m:lim>
-        </m:limUpp>
+        <m:sSup>
+          <m:e>
+            <m:r>
+              <m:t>90</m:t>
+            </m:r>
+          </m:e>
+          <m:sup>
+            <m:r>
+              <m:t>∘</m:t>
+            </m:r>
+          </m:sup>
+        </m:sSup>
+      </m:oMath>
+      <w:r>
+        <w:rPr>
+          <w:rFonts w:ascii="Times New Roman" w:hAnsi="Times New Roman"/>
+          <w:b w:val="0"/>
+          <w:i w:val="0"/>
+          <w:color w:val="000000"/>
+          <w:sz w:val="23"/>
+        </w:rPr>
+        <w:t xml:space="preserve"> hay </w:t>
+      </w:r>
+      <m:oMath xmlns:mml="http://www.w3.org/1998/Math/MathML">
+        <m:acc>
+          <m:accPr>
+            <m:chr m:val="̂"/>
+          </m:accPr>
+          <m:e>
+            <m:r>
+              <m:t>AEG</m:t>
+            </m:r>
+          </m:e>
+        </m:acc>
+        <m:r>
+          <m:t>+</m:t>
+        </m:r>
+        <m:acc>
+          <m:accPr>
+            <m:chr m:val="̂"/>
+          </m:accPr>
+          <m:e>
+            <m:r>
+              <m:t>GAE</m:t>
+            </m:r>
+          </m:e>
+        </m:acc>
+        <m:r>
+          <m:t>=</m:t>
+        </m:r>
+        <m:sSup>
+          <m:e>
+            <m:r>
+              <m:t>90</m:t>
+            </m:r>
+          </m:e>
+          <m:sup>
+            <m:r>
+              <m:t>∘</m:t>
+            </m:r>
+          </m:sup>
+        </m:sSup>
         <m:r>
           <m:t>⇒AM⟂DE</m:t>
         </m:r>
@@ -20515,63 +22153,55 @@
         <w:t xml:space="preserve">, ta có: </w:t>
       </w:r>
       <m:oMath xmlns:mml="http://www.w3.org/1998/Math/MathML">
-        <m:limUpp>
+        <m:acc>
+          <m:accPr>
+            <m:chr m:val="̂"/>
+          </m:accPr>
           <m:e>
             <m:r>
               <m:t>A</m:t>
             </m:r>
           </m:e>
-          <m:lim>
-            <m:r>
-              <m:t>^</m:t>
-            </m:r>
-          </m:lim>
-        </m:limUpp>
+        </m:acc>
         <m:r>
           <m:t>+</m:t>
         </m:r>
-        <m:limUpp>
+        <m:acc>
+          <m:accPr>
+            <m:chr m:val="̂"/>
+          </m:accPr>
           <m:e>
             <m:r>
               <m:t>B</m:t>
             </m:r>
           </m:e>
-          <m:lim>
-            <m:r>
-              <m:t>^</m:t>
-            </m:r>
-          </m:lim>
-        </m:limUpp>
+        </m:acc>
         <m:r>
           <m:t>+</m:t>
         </m:r>
-        <m:limUpp>
+        <m:acc>
+          <m:accPr>
+            <m:chr m:val="̂"/>
+          </m:accPr>
           <m:e>
             <m:r>
               <m:t>C</m:t>
             </m:r>
           </m:e>
-          <m:lim>
-            <m:r>
-              <m:t>^</m:t>
-            </m:r>
-          </m:lim>
-        </m:limUpp>
+        </m:acc>
         <m:r>
           <m:t>+</m:t>
         </m:r>
-        <m:limUpp>
+        <m:acc>
+          <m:accPr>
+            <m:chr m:val="̂"/>
+          </m:accPr>
           <m:e>
             <m:r>
               <m:t>D</m:t>
             </m:r>
           </m:e>
-          <m:lim>
-            <m:r>
-              <m:t>^</m:t>
-            </m:r>
-          </m:lim>
-        </m:limUpp>
+        </m:acc>
         <m:r>
           <m:t>=</m:t>
         </m:r>
@@ -20590,18 +22220,16 @@
         <m:r>
           <m:t>⇒</m:t>
         </m:r>
-        <m:limUpp>
+        <m:acc>
+          <m:accPr>
+            <m:chr m:val="̂"/>
+          </m:accPr>
           <m:e>
             <m:r>
               <m:t>D</m:t>
             </m:r>
           </m:e>
-          <m:lim>
-            <m:r>
-              <m:t>^</m:t>
-            </m:r>
-          </m:lim>
-        </m:limUpp>
+        </m:acc>
         <m:r>
           <m:t>=</m:t>
         </m:r>
@@ -20889,48 +22517,42 @@
         <w:t xml:space="preserve"> có </w:t>
       </w:r>
       <m:oMath xmlns:mml="http://www.w3.org/1998/Math/MathML">
-        <m:limUpp>
+        <m:acc>
+          <m:accPr>
+            <m:chr m:val="̂"/>
+          </m:accPr>
           <m:e>
             <m:r>
               <m:t>A</m:t>
             </m:r>
           </m:e>
-          <m:lim>
-            <m:r>
-              <m:t>^</m:t>
-            </m:r>
-          </m:lim>
-        </m:limUpp>
+        </m:acc>
         <m:r>
           <m:t>=</m:t>
         </m:r>
-        <m:limUpp>
+        <m:acc>
+          <m:accPr>
+            <m:chr m:val="̂"/>
+          </m:accPr>
           <m:e>
             <m:r>
               <m:t>D</m:t>
             </m:r>
           </m:e>
-          <m:lim>
-            <m:r>
-              <m:t>^</m:t>
-            </m:r>
-          </m:lim>
-        </m:limUpp>
+        </m:acc>
         <m:r>
           <m:t>=</m:t>
         </m:r>
-        <m:limUpp>
+        <m:acc>
+          <m:accPr>
+            <m:chr m:val="̂"/>
+          </m:accPr>
           <m:e>
             <m:r>
               <m:t>E</m:t>
             </m:r>
           </m:e>
-          <m:lim>
-            <m:r>
-              <m:t>^</m:t>
-            </m:r>
-          </m:lim>
-        </m:limUpp>
+        </m:acc>
         <m:r>
           <m:t>=</m:t>
         </m:r>
@@ -20955,7 +22577,70 @@
           <w:color w:val="000000"/>
           <w:sz w:val="23"/>
         </w:rPr>
-        <w:t xml:space="preserve"> nên là hình chữ nhật.</w:t>
+        <w:t xml:space="preserve"> (hay </w:t>
+      </w:r>
+      <m:oMath xmlns:mml="http://www.w3.org/1998/Math/MathML">
+        <m:acc>
+          <m:accPr>
+            <m:chr m:val="̂"/>
+          </m:accPr>
+          <m:e>
+            <m:r>
+              <m:t>DAE</m:t>
+            </m:r>
+          </m:e>
+        </m:acc>
+        <m:r>
+          <m:t>=</m:t>
+        </m:r>
+        <m:acc>
+          <m:accPr>
+            <m:chr m:val="̂"/>
+          </m:accPr>
+          <m:e>
+            <m:r>
+              <m:t>ADH</m:t>
+            </m:r>
+          </m:e>
+        </m:acc>
+        <m:r>
+          <m:t>=</m:t>
+        </m:r>
+        <m:acc>
+          <m:accPr>
+            <m:chr m:val="̂"/>
+          </m:accPr>
+          <m:e>
+            <m:r>
+              <m:t>AEH</m:t>
+            </m:r>
+          </m:e>
+        </m:acc>
+        <m:r>
+          <m:t>=</m:t>
+        </m:r>
+        <m:sSup>
+          <m:e>
+            <m:r>
+              <m:t>90</m:t>
+            </m:r>
+          </m:e>
+          <m:sup>
+            <m:r>
+              <m:t>∘</m:t>
+            </m:r>
+          </m:sup>
+        </m:sSup>
+      </m:oMath>
+      <w:r>
+        <w:rPr>
+          <w:rFonts w:ascii="Times New Roman" w:hAnsi="Times New Roman"/>
+          <w:b w:val="0"/>
+          <w:i w:val="0"/>
+          <w:color w:val="000000"/>
+          <w:sz w:val="23"/>
+        </w:rPr>
+        <w:t>) nên là hình chữ nhật.</w:t>
       </w:r>
     </w:p>
     <w:p>
@@ -20974,6 +22659,51 @@
       </w:r>
       <m:oMath xmlns:mml="http://www.w3.org/1998/Math/MathML">
         <m:r>
+          <m:t>DH=AE</m:t>
+        </m:r>
+      </m:oMath>
+      <w:r>
+        <w:rPr>
+          <w:rFonts w:ascii="Times New Roman" w:hAnsi="Times New Roman"/>
+          <w:b w:val="0"/>
+          <w:i w:val="0"/>
+          <w:color w:val="000000"/>
+          <w:sz w:val="23"/>
+        </w:rPr>
+        <w:t xml:space="preserve"> (</w:t>
+      </w:r>
+      <m:oMath xmlns:mml="http://www.w3.org/1998/Math/MathML">
+        <m:r>
+          <m:t>ADHE</m:t>
+        </m:r>
+      </m:oMath>
+      <w:r>
+        <w:rPr>
+          <w:rFonts w:ascii="Times New Roman" w:hAnsi="Times New Roman"/>
+          <w:b w:val="0"/>
+          <w:i w:val="0"/>
+          <w:color w:val="000000"/>
+          <w:sz w:val="23"/>
+        </w:rPr>
+        <w:t xml:space="preserve"> là hình chữ nhật) mà </w:t>
+      </w:r>
+      <m:oMath xmlns:mml="http://www.w3.org/1998/Math/MathML">
+        <m:r>
+          <m:t>AE=EK⇒DH=EK</m:t>
+        </m:r>
+      </m:oMath>
+      <w:r>
+        <w:rPr>
+          <w:rFonts w:ascii="Times New Roman" w:hAnsi="Times New Roman"/>
+          <w:b w:val="0"/>
+          <w:i w:val="0"/>
+          <w:color w:val="000000"/>
+          <w:sz w:val="23"/>
+        </w:rPr>
+        <w:t xml:space="preserve">; lại có </w:t>
+      </w:r>
+      <m:oMath xmlns:mml="http://www.w3.org/1998/Math/MathML">
+        <m:r>
           <m:t>DH∥EK</m:t>
         </m:r>
       </m:oMath>
@@ -20985,11 +22715,26 @@
           <w:color w:val="000000"/>
           <w:sz w:val="23"/>
         </w:rPr>
-        <w:t xml:space="preserve"> và </w:t>
-      </w:r>
-      <m:oMath xmlns:mml="http://www.w3.org/1998/Math/MathML">
-        <m:r>
-          <m:t>DH=EK⇒DHKE</m:t>
+        <w:t xml:space="preserve"> (do </w:t>
+      </w:r>
+      <m:oMath xmlns:mml="http://www.w3.org/1998/Math/MathML">
+        <m:r>
+          <m:t>DH∥AC</m:t>
+        </m:r>
+      </m:oMath>
+      <w:r>
+        <w:rPr>
+          <w:rFonts w:ascii="Times New Roman" w:hAnsi="Times New Roman"/>
+          <w:b w:val="0"/>
+          <w:i w:val="0"/>
+          <w:color w:val="000000"/>
+          <w:sz w:val="23"/>
+        </w:rPr>
+        <w:t xml:space="preserve">) </w:t>
+      </w:r>
+      <m:oMath xmlns:mml="http://www.w3.org/1998/Math/MathML">
+        <m:r>
+          <m:t>⇒DHKE</m:t>
         </m:r>
       </m:oMath>
       <w:r>
@@ -21019,7 +22764,70 @@
       </w:r>
       <m:oMath xmlns:mml="http://www.w3.org/1998/Math/MathML">
         <m:r>
-          <m:t>ΔAMC</m:t>
+          <m:t>ΔABC</m:t>
+        </m:r>
+      </m:oMath>
+      <w:r>
+        <w:rPr>
+          <w:rFonts w:ascii="Times New Roman" w:hAnsi="Times New Roman"/>
+          <w:b w:val="0"/>
+          <w:i w:val="0"/>
+          <w:color w:val="000000"/>
+          <w:sz w:val="23"/>
+        </w:rPr>
+        <w:t xml:space="preserve"> vuông tại </w:t>
+      </w:r>
+      <m:oMath xmlns:mml="http://www.w3.org/1998/Math/MathML">
+        <m:r>
+          <m:t>A</m:t>
+        </m:r>
+      </m:oMath>
+      <w:r>
+        <w:rPr>
+          <w:rFonts w:ascii="Times New Roman" w:hAnsi="Times New Roman"/>
+          <w:b w:val="0"/>
+          <w:i w:val="0"/>
+          <w:color w:val="000000"/>
+          <w:sz w:val="23"/>
+        </w:rPr>
+        <w:t xml:space="preserve"> có </w:t>
+      </w:r>
+      <m:oMath xmlns:mml="http://www.w3.org/1998/Math/MathML">
+        <m:r>
+          <m:t>AM</m:t>
+        </m:r>
+      </m:oMath>
+      <w:r>
+        <w:rPr>
+          <w:rFonts w:ascii="Times New Roman" w:hAnsi="Times New Roman"/>
+          <w:b w:val="0"/>
+          <w:i w:val="0"/>
+          <w:color w:val="000000"/>
+          <w:sz w:val="23"/>
+        </w:rPr>
+        <w:t xml:space="preserve"> là trung tuyến ứng với cạnh huyền </w:t>
+      </w:r>
+      <m:oMath xmlns:mml="http://www.w3.org/1998/Math/MathML">
+        <m:r>
+          <m:t>BC⇒AM=MC=</m:t>
+        </m:r>
+        <m:f>
+          <m:fPr>
+            <m:type m:val="bar"/>
+          </m:fPr>
+          <m:num>
+            <m:r>
+              <m:t>BC</m:t>
+            </m:r>
+          </m:num>
+          <m:den>
+            <m:r>
+              <m:t>2</m:t>
+            </m:r>
+          </m:den>
+        </m:f>
+        <m:r>
+          <m:t>⇒ΔAMC</m:t>
         </m:r>
       </m:oMath>
       <w:r>
@@ -21036,90 +22844,355 @@
         <m:r>
           <m:t>M⇒</m:t>
         </m:r>
-        <m:limUpp>
+        <m:acc>
+          <m:accPr>
+            <m:chr m:val="̂"/>
+          </m:accPr>
           <m:e>
             <m:r>
               <m:t>MAC</m:t>
             </m:r>
           </m:e>
-          <m:lim>
-            <m:r>
-              <m:t>^</m:t>
-            </m:r>
-          </m:lim>
-        </m:limUpp>
+        </m:acc>
         <m:r>
           <m:t>=</m:t>
         </m:r>
-        <m:limUpp>
+        <m:acc>
+          <m:accPr>
+            <m:chr m:val="̂"/>
+          </m:accPr>
           <m:e>
             <m:r>
               <m:t>MCA</m:t>
             </m:r>
           </m:e>
-          <m:lim>
-            <m:r>
-              <m:t>^</m:t>
-            </m:r>
-          </m:lim>
-        </m:limUpp>
-      </m:oMath>
-      <w:r>
-        <w:rPr>
-          <w:rFonts w:ascii="Times New Roman" w:hAnsi="Times New Roman"/>
-          <w:b w:val="0"/>
-          <w:i w:val="0"/>
-          <w:color w:val="000000"/>
-          <w:sz w:val="23"/>
-        </w:rPr>
-        <w:t xml:space="preserve">; </w:t>
-      </w:r>
-      <m:oMath xmlns:mml="http://www.w3.org/1998/Math/MathML">
-        <m:r>
-          <m:t>ΔOAE</m:t>
-        </m:r>
-      </m:oMath>
-      <w:r>
-        <w:rPr>
-          <w:rFonts w:ascii="Times New Roman" w:hAnsi="Times New Roman"/>
-          <w:b w:val="0"/>
-          <w:i w:val="0"/>
-          <w:color w:val="000000"/>
-          <w:sz w:val="23"/>
-        </w:rPr>
-        <w:t xml:space="preserve"> cân </w:t>
+        </m:acc>
+      </m:oMath>
+      <w:r>
+        <w:rPr>
+          <w:rFonts w:ascii="Times New Roman" w:hAnsi="Times New Roman"/>
+          <w:b w:val="0"/>
+          <w:i w:val="0"/>
+          <w:color w:val="000000"/>
+          <w:sz w:val="23"/>
+        </w:rPr>
+        <w:t xml:space="preserve"> (1).</w:t>
+      </w:r>
+    </w:p>
+    <w:p>
+      <w:pPr>
+        <w:spacing w:line="276" w:lineRule="auto" w:before="20" w:after="40"/>
+      </w:pPr>
+      <w:r>
+        <w:rPr>
+          <w:rFonts w:ascii="Times New Roman" w:hAnsi="Times New Roman"/>
+          <w:b w:val="0"/>
+          <w:i w:val="0"/>
+          <w:color w:val="000000"/>
+          <w:sz w:val="23"/>
+        </w:rPr>
+        <w:t xml:space="preserve">Tứ giác </w:t>
+      </w:r>
+      <m:oMath xmlns:mml="http://www.w3.org/1998/Math/MathML">
+        <m:r>
+          <m:t>ADHE</m:t>
+        </m:r>
+      </m:oMath>
+      <w:r>
+        <w:rPr>
+          <w:rFonts w:ascii="Times New Roman" w:hAnsi="Times New Roman"/>
+          <w:b w:val="0"/>
+          <w:i w:val="0"/>
+          <w:color w:val="000000"/>
+          <w:sz w:val="23"/>
+        </w:rPr>
+        <w:t xml:space="preserve"> là hình chữ nhật có </w:t>
+      </w:r>
+      <m:oMath xmlns:mml="http://www.w3.org/1998/Math/MathML">
+        <m:r>
+          <m:t>AH</m:t>
+        </m:r>
+      </m:oMath>
+      <w:r>
+        <w:rPr>
+          <w:rFonts w:ascii="Times New Roman" w:hAnsi="Times New Roman"/>
+          <w:b w:val="0"/>
+          <w:i w:val="0"/>
+          <w:color w:val="000000"/>
+          <w:sz w:val="23"/>
+        </w:rPr>
+        <w:t xml:space="preserve"> và </w:t>
+      </w:r>
+      <m:oMath xmlns:mml="http://www.w3.org/1998/Math/MathML">
+        <m:r>
+          <m:t>DE</m:t>
+        </m:r>
+      </m:oMath>
+      <w:r>
+        <w:rPr>
+          <w:rFonts w:ascii="Times New Roman" w:hAnsi="Times New Roman"/>
+          <w:b w:val="0"/>
+          <w:i w:val="0"/>
+          <w:color w:val="000000"/>
+          <w:sz w:val="23"/>
+        </w:rPr>
+        <w:t xml:space="preserve"> cắt nhau tại </w:t>
+      </w:r>
+      <m:oMath xmlns:mml="http://www.w3.org/1998/Math/MathML">
+        <m:r>
+          <m:t>O⇒OA=OE⇒ΔOAE</m:t>
+        </m:r>
+      </m:oMath>
+      <w:r>
+        <w:rPr>
+          <w:rFonts w:ascii="Times New Roman" w:hAnsi="Times New Roman"/>
+          <w:b w:val="0"/>
+          <w:i w:val="0"/>
+          <w:color w:val="000000"/>
+          <w:sz w:val="23"/>
+        </w:rPr>
+        <w:t xml:space="preserve"> cân tại </w:t>
+      </w:r>
+      <m:oMath xmlns:mml="http://www.w3.org/1998/Math/MathML">
+        <m:r>
+          <m:t>O⇒</m:t>
+        </m:r>
+        <m:acc>
+          <m:accPr>
+            <m:chr m:val="̂"/>
+          </m:accPr>
+          <m:e>
+            <m:r>
+              <m:t>OEA</m:t>
+            </m:r>
+          </m:e>
+        </m:acc>
+        <m:r>
+          <m:t>=</m:t>
+        </m:r>
+        <m:acc>
+          <m:accPr>
+            <m:chr m:val="̂"/>
+          </m:accPr>
+          <m:e>
+            <m:r>
+              <m:t>OAE</m:t>
+            </m:r>
+          </m:e>
+        </m:acc>
+      </m:oMath>
+      <w:r>
+        <w:rPr>
+          <w:rFonts w:ascii="Times New Roman" w:hAnsi="Times New Roman"/>
+          <w:b w:val="0"/>
+          <w:i w:val="0"/>
+          <w:color w:val="000000"/>
+          <w:sz w:val="23"/>
+        </w:rPr>
+        <w:t xml:space="preserve"> (2).</w:t>
+      </w:r>
+    </w:p>
+    <w:p>
+      <w:pPr>
+        <w:spacing w:line="276" w:lineRule="auto" w:before="20" w:after="40"/>
+      </w:pPr>
+      <w:r>
+        <w:rPr>
+          <w:rFonts w:ascii="Times New Roman" w:hAnsi="Times New Roman"/>
+          <w:b w:val="0"/>
+          <w:i w:val="0"/>
+          <w:color w:val="000000"/>
+          <w:sz w:val="23"/>
+        </w:rPr>
+        <w:t xml:space="preserve">Mặt khác </w:t>
+      </w:r>
+      <m:oMath xmlns:mml="http://www.w3.org/1998/Math/MathML">
+        <m:r>
+          <m:t>ΔAHC</m:t>
+        </m:r>
+      </m:oMath>
+      <w:r>
+        <w:rPr>
+          <w:rFonts w:ascii="Times New Roman" w:hAnsi="Times New Roman"/>
+          <w:b w:val="0"/>
+          <w:i w:val="0"/>
+          <w:color w:val="000000"/>
+          <w:sz w:val="23"/>
+        </w:rPr>
+        <w:t xml:space="preserve"> vuông tại </w:t>
+      </w:r>
+      <m:oMath xmlns:mml="http://www.w3.org/1998/Math/MathML">
+        <m:r>
+          <m:t>H</m:t>
+        </m:r>
+      </m:oMath>
+      <w:r>
+        <w:rPr>
+          <w:rFonts w:ascii="Times New Roman" w:hAnsi="Times New Roman"/>
+          <w:b w:val="0"/>
+          <w:i w:val="0"/>
+          <w:color w:val="000000"/>
+          <w:sz w:val="23"/>
+        </w:rPr>
+        <w:t xml:space="preserve"> nên </w:t>
+      </w:r>
+      <m:oMath xmlns:mml="http://www.w3.org/1998/Math/MathML">
+        <m:acc>
+          <m:accPr>
+            <m:chr m:val="̂"/>
+          </m:accPr>
+          <m:e>
+            <m:r>
+              <m:t>OAE</m:t>
+            </m:r>
+          </m:e>
+        </m:acc>
+        <m:r>
+          <m:t>+</m:t>
+        </m:r>
+        <m:acc>
+          <m:accPr>
+            <m:chr m:val="̂"/>
+          </m:accPr>
+          <m:e>
+            <m:r>
+              <m:t>MCA</m:t>
+            </m:r>
+          </m:e>
+        </m:acc>
+        <m:r>
+          <m:t>=</m:t>
+        </m:r>
+        <m:sSup>
+          <m:e>
+            <m:r>
+              <m:t>90</m:t>
+            </m:r>
+          </m:e>
+          <m:sup>
+            <m:r>
+              <m:t>∘</m:t>
+            </m:r>
+          </m:sup>
+        </m:sSup>
+      </m:oMath>
+      <w:r>
+        <w:rPr>
+          <w:rFonts w:ascii="Times New Roman" w:hAnsi="Times New Roman"/>
+          <w:b w:val="0"/>
+          <w:i w:val="0"/>
+          <w:color w:val="000000"/>
+          <w:sz w:val="23"/>
+        </w:rPr>
+        <w:t xml:space="preserve"> (3).</w:t>
+      </w:r>
+    </w:p>
+    <w:p>
+      <w:pPr>
+        <w:spacing w:line="276" w:lineRule="auto" w:before="20" w:after="40"/>
+      </w:pPr>
+      <w:r>
+        <w:rPr>
+          <w:rFonts w:ascii="Times New Roman" w:hAnsi="Times New Roman"/>
+          <w:b w:val="0"/>
+          <w:i w:val="0"/>
+          <w:color w:val="000000"/>
+          <w:sz w:val="23"/>
+        </w:rPr>
+        <w:t xml:space="preserve">Từ (1), (2), (3) </w:t>
       </w:r>
       <m:oMath xmlns:mml="http://www.w3.org/1998/Math/MathML">
         <m:r>
           <m:t>⇒</m:t>
         </m:r>
-        <m:limUpp>
+        <m:acc>
+          <m:accPr>
+            <m:chr m:val="̂"/>
+          </m:accPr>
           <m:e>
             <m:r>
               <m:t>OEA</m:t>
             </m:r>
           </m:e>
-          <m:lim>
-            <m:r>
-              <m:t>^</m:t>
-            </m:r>
-          </m:lim>
-        </m:limUpp>
+        </m:acc>
+        <m:r>
+          <m:t>+</m:t>
+        </m:r>
+        <m:acc>
+          <m:accPr>
+            <m:chr m:val="̂"/>
+          </m:accPr>
+          <m:e>
+            <m:r>
+              <m:t>MAC</m:t>
+            </m:r>
+          </m:e>
+        </m:acc>
         <m:r>
           <m:t>=</m:t>
         </m:r>
-        <m:limUpp>
-          <m:e>
-            <m:r>
-              <m:t>OAE</m:t>
-            </m:r>
-          </m:e>
-          <m:lim>
-            <m:r>
-              <m:t>^</m:t>
-            </m:r>
-          </m:lim>
-        </m:limUpp>
+        <m:sSup>
+          <m:e>
+            <m:r>
+              <m:t>90</m:t>
+            </m:r>
+          </m:e>
+          <m:sup>
+            <m:r>
+              <m:t>∘</m:t>
+            </m:r>
+          </m:sup>
+        </m:sSup>
+      </m:oMath>
+      <w:r>
+        <w:rPr>
+          <w:rFonts w:ascii="Times New Roman" w:hAnsi="Times New Roman"/>
+          <w:b w:val="0"/>
+          <w:i w:val="0"/>
+          <w:color w:val="000000"/>
+          <w:sz w:val="23"/>
+        </w:rPr>
+        <w:t xml:space="preserve"> hay </w:t>
+      </w:r>
+      <m:oMath xmlns:mml="http://www.w3.org/1998/Math/MathML">
+        <m:acc>
+          <m:accPr>
+            <m:chr m:val="̂"/>
+          </m:accPr>
+          <m:e>
+            <m:r>
+              <m:t>AEG</m:t>
+            </m:r>
+          </m:e>
+        </m:acc>
+        <m:r>
+          <m:t>+</m:t>
+        </m:r>
+        <m:acc>
+          <m:accPr>
+            <m:chr m:val="̂"/>
+          </m:accPr>
+          <m:e>
+            <m:r>
+              <m:t>GAE</m:t>
+            </m:r>
+          </m:e>
+        </m:acc>
+        <m:r>
+          <m:t>=</m:t>
+        </m:r>
+        <m:sSup>
+          <m:e>
+            <m:r>
+              <m:t>90</m:t>
+            </m:r>
+          </m:e>
+          <m:sup>
+            <m:r>
+              <m:t>∘</m:t>
+            </m:r>
+          </m:sup>
+        </m:sSup>
         <m:r>
           <m:t>⇒AM⟂DE</m:t>
         </m:r>
@@ -23979,63 +26052,55 @@
         <w:t xml:space="preserve">, ta có: </w:t>
       </w:r>
       <m:oMath xmlns:mml="http://www.w3.org/1998/Math/MathML">
-        <m:limUpp>
+        <m:acc>
+          <m:accPr>
+            <m:chr m:val="̂"/>
+          </m:accPr>
           <m:e>
             <m:r>
               <m:t>A</m:t>
             </m:r>
           </m:e>
-          <m:lim>
-            <m:r>
-              <m:t>^</m:t>
-            </m:r>
-          </m:lim>
-        </m:limUpp>
+        </m:acc>
         <m:r>
           <m:t>+</m:t>
         </m:r>
-        <m:limUpp>
+        <m:acc>
+          <m:accPr>
+            <m:chr m:val="̂"/>
+          </m:accPr>
           <m:e>
             <m:r>
               <m:t>B</m:t>
             </m:r>
           </m:e>
-          <m:lim>
-            <m:r>
-              <m:t>^</m:t>
-            </m:r>
-          </m:lim>
-        </m:limUpp>
+        </m:acc>
         <m:r>
           <m:t>+</m:t>
         </m:r>
-        <m:limUpp>
+        <m:acc>
+          <m:accPr>
+            <m:chr m:val="̂"/>
+          </m:accPr>
           <m:e>
             <m:r>
               <m:t>C</m:t>
             </m:r>
           </m:e>
-          <m:lim>
-            <m:r>
-              <m:t>^</m:t>
-            </m:r>
-          </m:lim>
-        </m:limUpp>
+        </m:acc>
         <m:r>
           <m:t>+</m:t>
         </m:r>
-        <m:limUpp>
+        <m:acc>
+          <m:accPr>
+            <m:chr m:val="̂"/>
+          </m:accPr>
           <m:e>
             <m:r>
               <m:t>D</m:t>
             </m:r>
           </m:e>
-          <m:lim>
-            <m:r>
-              <m:t>^</m:t>
-            </m:r>
-          </m:lim>
-        </m:limUpp>
+        </m:acc>
         <m:r>
           <m:t>=</m:t>
         </m:r>
@@ -24054,18 +26119,16 @@
         <m:r>
           <m:t>⇒</m:t>
         </m:r>
-        <m:limUpp>
+        <m:acc>
+          <m:accPr>
+            <m:chr m:val="̂"/>
+          </m:accPr>
           <m:e>
             <m:r>
               <m:t>D</m:t>
             </m:r>
           </m:e>
-          <m:lim>
-            <m:r>
-              <m:t>^</m:t>
-            </m:r>
-          </m:lim>
-        </m:limUpp>
+        </m:acc>
         <m:r>
           <m:t>=</m:t>
         </m:r>
@@ -24341,48 +26404,42 @@
         <w:t xml:space="preserve"> có </w:t>
       </w:r>
       <m:oMath xmlns:mml="http://www.w3.org/1998/Math/MathML">
-        <m:limUpp>
+        <m:acc>
+          <m:accPr>
+            <m:chr m:val="̂"/>
+          </m:accPr>
           <m:e>
             <m:r>
               <m:t>A</m:t>
             </m:r>
           </m:e>
-          <m:lim>
-            <m:r>
-              <m:t>^</m:t>
-            </m:r>
-          </m:lim>
-        </m:limUpp>
+        </m:acc>
         <m:r>
           <m:t>=</m:t>
         </m:r>
-        <m:limUpp>
+        <m:acc>
+          <m:accPr>
+            <m:chr m:val="̂"/>
+          </m:accPr>
           <m:e>
             <m:r>
               <m:t>D</m:t>
             </m:r>
           </m:e>
-          <m:lim>
-            <m:r>
-              <m:t>^</m:t>
-            </m:r>
-          </m:lim>
-        </m:limUpp>
+        </m:acc>
         <m:r>
           <m:t>=</m:t>
         </m:r>
-        <m:limUpp>
+        <m:acc>
+          <m:accPr>
+            <m:chr m:val="̂"/>
+          </m:accPr>
           <m:e>
             <m:r>
               <m:t>E</m:t>
             </m:r>
           </m:e>
-          <m:lim>
-            <m:r>
-              <m:t>^</m:t>
-            </m:r>
-          </m:lim>
-        </m:limUpp>
+        </m:acc>
         <m:r>
           <m:t>=</m:t>
         </m:r>
@@ -24407,7 +26464,70 @@
           <w:color w:val="000000"/>
           <w:sz w:val="23"/>
         </w:rPr>
-        <w:t xml:space="preserve"> nên là hình chữ nhật.</w:t>
+        <w:t xml:space="preserve"> (hay </w:t>
+      </w:r>
+      <m:oMath xmlns:mml="http://www.w3.org/1998/Math/MathML">
+        <m:acc>
+          <m:accPr>
+            <m:chr m:val="̂"/>
+          </m:accPr>
+          <m:e>
+            <m:r>
+              <m:t>DAE</m:t>
+            </m:r>
+          </m:e>
+        </m:acc>
+        <m:r>
+          <m:t>=</m:t>
+        </m:r>
+        <m:acc>
+          <m:accPr>
+            <m:chr m:val="̂"/>
+          </m:accPr>
+          <m:e>
+            <m:r>
+              <m:t>ADH</m:t>
+            </m:r>
+          </m:e>
+        </m:acc>
+        <m:r>
+          <m:t>=</m:t>
+        </m:r>
+        <m:acc>
+          <m:accPr>
+            <m:chr m:val="̂"/>
+          </m:accPr>
+          <m:e>
+            <m:r>
+              <m:t>AEH</m:t>
+            </m:r>
+          </m:e>
+        </m:acc>
+        <m:r>
+          <m:t>=</m:t>
+        </m:r>
+        <m:sSup>
+          <m:e>
+            <m:r>
+              <m:t>90</m:t>
+            </m:r>
+          </m:e>
+          <m:sup>
+            <m:r>
+              <m:t>∘</m:t>
+            </m:r>
+          </m:sup>
+        </m:sSup>
+      </m:oMath>
+      <w:r>
+        <w:rPr>
+          <w:rFonts w:ascii="Times New Roman" w:hAnsi="Times New Roman"/>
+          <w:b w:val="0"/>
+          <w:i w:val="0"/>
+          <w:color w:val="000000"/>
+          <w:sz w:val="23"/>
+        </w:rPr>
+        <w:t>) nên là hình chữ nhật.</w:t>
       </w:r>
     </w:p>
     <w:p>
@@ -24426,6 +26546,51 @@
       </w:r>
       <m:oMath xmlns:mml="http://www.w3.org/1998/Math/MathML">
         <m:r>
+          <m:t>DH=AE</m:t>
+        </m:r>
+      </m:oMath>
+      <w:r>
+        <w:rPr>
+          <w:rFonts w:ascii="Times New Roman" w:hAnsi="Times New Roman"/>
+          <w:b w:val="0"/>
+          <w:i w:val="0"/>
+          <w:color w:val="000000"/>
+          <w:sz w:val="23"/>
+        </w:rPr>
+        <w:t xml:space="preserve"> (</w:t>
+      </w:r>
+      <m:oMath xmlns:mml="http://www.w3.org/1998/Math/MathML">
+        <m:r>
+          <m:t>ADHE</m:t>
+        </m:r>
+      </m:oMath>
+      <w:r>
+        <w:rPr>
+          <w:rFonts w:ascii="Times New Roman" w:hAnsi="Times New Roman"/>
+          <w:b w:val="0"/>
+          <w:i w:val="0"/>
+          <w:color w:val="000000"/>
+          <w:sz w:val="23"/>
+        </w:rPr>
+        <w:t xml:space="preserve"> là hình chữ nhật) mà </w:t>
+      </w:r>
+      <m:oMath xmlns:mml="http://www.w3.org/1998/Math/MathML">
+        <m:r>
+          <m:t>AE=EK⇒DH=EK</m:t>
+        </m:r>
+      </m:oMath>
+      <w:r>
+        <w:rPr>
+          <w:rFonts w:ascii="Times New Roman" w:hAnsi="Times New Roman"/>
+          <w:b w:val="0"/>
+          <w:i w:val="0"/>
+          <w:color w:val="000000"/>
+          <w:sz w:val="23"/>
+        </w:rPr>
+        <w:t xml:space="preserve">; lại có </w:t>
+      </w:r>
+      <m:oMath xmlns:mml="http://www.w3.org/1998/Math/MathML">
+        <m:r>
           <m:t>DH∥EK</m:t>
         </m:r>
       </m:oMath>
@@ -24437,11 +26602,26 @@
           <w:color w:val="000000"/>
           <w:sz w:val="23"/>
         </w:rPr>
-        <w:t xml:space="preserve"> và </w:t>
-      </w:r>
-      <m:oMath xmlns:mml="http://www.w3.org/1998/Math/MathML">
-        <m:r>
-          <m:t>DH=EK⇒DHKE</m:t>
+        <w:t xml:space="preserve"> (do </w:t>
+      </w:r>
+      <m:oMath xmlns:mml="http://www.w3.org/1998/Math/MathML">
+        <m:r>
+          <m:t>DH∥AC</m:t>
+        </m:r>
+      </m:oMath>
+      <w:r>
+        <w:rPr>
+          <w:rFonts w:ascii="Times New Roman" w:hAnsi="Times New Roman"/>
+          <w:b w:val="0"/>
+          <w:i w:val="0"/>
+          <w:color w:val="000000"/>
+          <w:sz w:val="23"/>
+        </w:rPr>
+        <w:t xml:space="preserve">) </w:t>
+      </w:r>
+      <m:oMath xmlns:mml="http://www.w3.org/1998/Math/MathML">
+        <m:r>
+          <m:t>⇒DHKE</m:t>
         </m:r>
       </m:oMath>
       <w:r>
@@ -24471,7 +26651,70 @@
       </w:r>
       <m:oMath xmlns:mml="http://www.w3.org/1998/Math/MathML">
         <m:r>
-          <m:t>ΔAMC</m:t>
+          <m:t>ΔABC</m:t>
+        </m:r>
+      </m:oMath>
+      <w:r>
+        <w:rPr>
+          <w:rFonts w:ascii="Times New Roman" w:hAnsi="Times New Roman"/>
+          <w:b w:val="0"/>
+          <w:i w:val="0"/>
+          <w:color w:val="000000"/>
+          <w:sz w:val="23"/>
+        </w:rPr>
+        <w:t xml:space="preserve"> vuông tại </w:t>
+      </w:r>
+      <m:oMath xmlns:mml="http://www.w3.org/1998/Math/MathML">
+        <m:r>
+          <m:t>A</m:t>
+        </m:r>
+      </m:oMath>
+      <w:r>
+        <w:rPr>
+          <w:rFonts w:ascii="Times New Roman" w:hAnsi="Times New Roman"/>
+          <w:b w:val="0"/>
+          <w:i w:val="0"/>
+          <w:color w:val="000000"/>
+          <w:sz w:val="23"/>
+        </w:rPr>
+        <w:t xml:space="preserve"> có </w:t>
+      </w:r>
+      <m:oMath xmlns:mml="http://www.w3.org/1998/Math/MathML">
+        <m:r>
+          <m:t>AM</m:t>
+        </m:r>
+      </m:oMath>
+      <w:r>
+        <w:rPr>
+          <w:rFonts w:ascii="Times New Roman" w:hAnsi="Times New Roman"/>
+          <w:b w:val="0"/>
+          <w:i w:val="0"/>
+          <w:color w:val="000000"/>
+          <w:sz w:val="23"/>
+        </w:rPr>
+        <w:t xml:space="preserve"> là trung tuyến ứng với cạnh huyền </w:t>
+      </w:r>
+      <m:oMath xmlns:mml="http://www.w3.org/1998/Math/MathML">
+        <m:r>
+          <m:t>BC⇒AM=MC=</m:t>
+        </m:r>
+        <m:f>
+          <m:fPr>
+            <m:type m:val="bar"/>
+          </m:fPr>
+          <m:num>
+            <m:r>
+              <m:t>BC</m:t>
+            </m:r>
+          </m:num>
+          <m:den>
+            <m:r>
+              <m:t>2</m:t>
+            </m:r>
+          </m:den>
+        </m:f>
+        <m:r>
+          <m:t>⇒ΔAMC</m:t>
         </m:r>
       </m:oMath>
       <w:r>
@@ -24488,90 +26731,355 @@
         <m:r>
           <m:t>M⇒</m:t>
         </m:r>
-        <m:limUpp>
+        <m:acc>
+          <m:accPr>
+            <m:chr m:val="̂"/>
+          </m:accPr>
           <m:e>
             <m:r>
               <m:t>MAC</m:t>
             </m:r>
           </m:e>
-          <m:lim>
-            <m:r>
-              <m:t>^</m:t>
-            </m:r>
-          </m:lim>
-        </m:limUpp>
+        </m:acc>
         <m:r>
           <m:t>=</m:t>
         </m:r>
-        <m:limUpp>
+        <m:acc>
+          <m:accPr>
+            <m:chr m:val="̂"/>
+          </m:accPr>
           <m:e>
             <m:r>
               <m:t>MCA</m:t>
             </m:r>
           </m:e>
-          <m:lim>
-            <m:r>
-              <m:t>^</m:t>
-            </m:r>
-          </m:lim>
-        </m:limUpp>
-      </m:oMath>
-      <w:r>
-        <w:rPr>
-          <w:rFonts w:ascii="Times New Roman" w:hAnsi="Times New Roman"/>
-          <w:b w:val="0"/>
-          <w:i w:val="0"/>
-          <w:color w:val="000000"/>
-          <w:sz w:val="23"/>
-        </w:rPr>
-        <w:t xml:space="preserve">; </w:t>
-      </w:r>
-      <m:oMath xmlns:mml="http://www.w3.org/1998/Math/MathML">
-        <m:r>
-          <m:t>ΔOAE</m:t>
-        </m:r>
-      </m:oMath>
-      <w:r>
-        <w:rPr>
-          <w:rFonts w:ascii="Times New Roman" w:hAnsi="Times New Roman"/>
-          <w:b w:val="0"/>
-          <w:i w:val="0"/>
-          <w:color w:val="000000"/>
-          <w:sz w:val="23"/>
-        </w:rPr>
-        <w:t xml:space="preserve"> cân </w:t>
+        </m:acc>
+      </m:oMath>
+      <w:r>
+        <w:rPr>
+          <w:rFonts w:ascii="Times New Roman" w:hAnsi="Times New Roman"/>
+          <w:b w:val="0"/>
+          <w:i w:val="0"/>
+          <w:color w:val="000000"/>
+          <w:sz w:val="23"/>
+        </w:rPr>
+        <w:t xml:space="preserve"> (1).</w:t>
+      </w:r>
+    </w:p>
+    <w:p>
+      <w:pPr>
+        <w:spacing w:line="276" w:lineRule="auto" w:before="20" w:after="40"/>
+      </w:pPr>
+      <w:r>
+        <w:rPr>
+          <w:rFonts w:ascii="Times New Roman" w:hAnsi="Times New Roman"/>
+          <w:b w:val="0"/>
+          <w:i w:val="0"/>
+          <w:color w:val="000000"/>
+          <w:sz w:val="23"/>
+        </w:rPr>
+        <w:t xml:space="preserve">Tứ giác </w:t>
+      </w:r>
+      <m:oMath xmlns:mml="http://www.w3.org/1998/Math/MathML">
+        <m:r>
+          <m:t>ADHE</m:t>
+        </m:r>
+      </m:oMath>
+      <w:r>
+        <w:rPr>
+          <w:rFonts w:ascii="Times New Roman" w:hAnsi="Times New Roman"/>
+          <w:b w:val="0"/>
+          <w:i w:val="0"/>
+          <w:color w:val="000000"/>
+          <w:sz w:val="23"/>
+        </w:rPr>
+        <w:t xml:space="preserve"> là hình chữ nhật có </w:t>
+      </w:r>
+      <m:oMath xmlns:mml="http://www.w3.org/1998/Math/MathML">
+        <m:r>
+          <m:t>AH</m:t>
+        </m:r>
+      </m:oMath>
+      <w:r>
+        <w:rPr>
+          <w:rFonts w:ascii="Times New Roman" w:hAnsi="Times New Roman"/>
+          <w:b w:val="0"/>
+          <w:i w:val="0"/>
+          <w:color w:val="000000"/>
+          <w:sz w:val="23"/>
+        </w:rPr>
+        <w:t xml:space="preserve"> và </w:t>
+      </w:r>
+      <m:oMath xmlns:mml="http://www.w3.org/1998/Math/MathML">
+        <m:r>
+          <m:t>DE</m:t>
+        </m:r>
+      </m:oMath>
+      <w:r>
+        <w:rPr>
+          <w:rFonts w:ascii="Times New Roman" w:hAnsi="Times New Roman"/>
+          <w:b w:val="0"/>
+          <w:i w:val="0"/>
+          <w:color w:val="000000"/>
+          <w:sz w:val="23"/>
+        </w:rPr>
+        <w:t xml:space="preserve"> cắt nhau tại </w:t>
+      </w:r>
+      <m:oMath xmlns:mml="http://www.w3.org/1998/Math/MathML">
+        <m:r>
+          <m:t>O⇒OA=OE⇒ΔOAE</m:t>
+        </m:r>
+      </m:oMath>
+      <w:r>
+        <w:rPr>
+          <w:rFonts w:ascii="Times New Roman" w:hAnsi="Times New Roman"/>
+          <w:b w:val="0"/>
+          <w:i w:val="0"/>
+          <w:color w:val="000000"/>
+          <w:sz w:val="23"/>
+        </w:rPr>
+        <w:t xml:space="preserve"> cân tại </w:t>
+      </w:r>
+      <m:oMath xmlns:mml="http://www.w3.org/1998/Math/MathML">
+        <m:r>
+          <m:t>O⇒</m:t>
+        </m:r>
+        <m:acc>
+          <m:accPr>
+            <m:chr m:val="̂"/>
+          </m:accPr>
+          <m:e>
+            <m:r>
+              <m:t>OEA</m:t>
+            </m:r>
+          </m:e>
+        </m:acc>
+        <m:r>
+          <m:t>=</m:t>
+        </m:r>
+        <m:acc>
+          <m:accPr>
+            <m:chr m:val="̂"/>
+          </m:accPr>
+          <m:e>
+            <m:r>
+              <m:t>OAE</m:t>
+            </m:r>
+          </m:e>
+        </m:acc>
+      </m:oMath>
+      <w:r>
+        <w:rPr>
+          <w:rFonts w:ascii="Times New Roman" w:hAnsi="Times New Roman"/>
+          <w:b w:val="0"/>
+          <w:i w:val="0"/>
+          <w:color w:val="000000"/>
+          <w:sz w:val="23"/>
+        </w:rPr>
+        <w:t xml:space="preserve"> (2).</w:t>
+      </w:r>
+    </w:p>
+    <w:p>
+      <w:pPr>
+        <w:spacing w:line="276" w:lineRule="auto" w:before="20" w:after="40"/>
+      </w:pPr>
+      <w:r>
+        <w:rPr>
+          <w:rFonts w:ascii="Times New Roman" w:hAnsi="Times New Roman"/>
+          <w:b w:val="0"/>
+          <w:i w:val="0"/>
+          <w:color w:val="000000"/>
+          <w:sz w:val="23"/>
+        </w:rPr>
+        <w:t xml:space="preserve">Mặt khác </w:t>
+      </w:r>
+      <m:oMath xmlns:mml="http://www.w3.org/1998/Math/MathML">
+        <m:r>
+          <m:t>ΔAHC</m:t>
+        </m:r>
+      </m:oMath>
+      <w:r>
+        <w:rPr>
+          <w:rFonts w:ascii="Times New Roman" w:hAnsi="Times New Roman"/>
+          <w:b w:val="0"/>
+          <w:i w:val="0"/>
+          <w:color w:val="000000"/>
+          <w:sz w:val="23"/>
+        </w:rPr>
+        <w:t xml:space="preserve"> vuông tại </w:t>
+      </w:r>
+      <m:oMath xmlns:mml="http://www.w3.org/1998/Math/MathML">
+        <m:r>
+          <m:t>H</m:t>
+        </m:r>
+      </m:oMath>
+      <w:r>
+        <w:rPr>
+          <w:rFonts w:ascii="Times New Roman" w:hAnsi="Times New Roman"/>
+          <w:b w:val="0"/>
+          <w:i w:val="0"/>
+          <w:color w:val="000000"/>
+          <w:sz w:val="23"/>
+        </w:rPr>
+        <w:t xml:space="preserve"> nên </w:t>
+      </w:r>
+      <m:oMath xmlns:mml="http://www.w3.org/1998/Math/MathML">
+        <m:acc>
+          <m:accPr>
+            <m:chr m:val="̂"/>
+          </m:accPr>
+          <m:e>
+            <m:r>
+              <m:t>OAE</m:t>
+            </m:r>
+          </m:e>
+        </m:acc>
+        <m:r>
+          <m:t>+</m:t>
+        </m:r>
+        <m:acc>
+          <m:accPr>
+            <m:chr m:val="̂"/>
+          </m:accPr>
+          <m:e>
+            <m:r>
+              <m:t>MCA</m:t>
+            </m:r>
+          </m:e>
+        </m:acc>
+        <m:r>
+          <m:t>=</m:t>
+        </m:r>
+        <m:sSup>
+          <m:e>
+            <m:r>
+              <m:t>90</m:t>
+            </m:r>
+          </m:e>
+          <m:sup>
+            <m:r>
+              <m:t>∘</m:t>
+            </m:r>
+          </m:sup>
+        </m:sSup>
+      </m:oMath>
+      <w:r>
+        <w:rPr>
+          <w:rFonts w:ascii="Times New Roman" w:hAnsi="Times New Roman"/>
+          <w:b w:val="0"/>
+          <w:i w:val="0"/>
+          <w:color w:val="000000"/>
+          <w:sz w:val="23"/>
+        </w:rPr>
+        <w:t xml:space="preserve"> (3).</w:t>
+      </w:r>
+    </w:p>
+    <w:p>
+      <w:pPr>
+        <w:spacing w:line="276" w:lineRule="auto" w:before="20" w:after="40"/>
+      </w:pPr>
+      <w:r>
+        <w:rPr>
+          <w:rFonts w:ascii="Times New Roman" w:hAnsi="Times New Roman"/>
+          <w:b w:val="0"/>
+          <w:i w:val="0"/>
+          <w:color w:val="000000"/>
+          <w:sz w:val="23"/>
+        </w:rPr>
+        <w:t xml:space="preserve">Từ (1), (2), (3) </w:t>
       </w:r>
       <m:oMath xmlns:mml="http://www.w3.org/1998/Math/MathML">
         <m:r>
           <m:t>⇒</m:t>
         </m:r>
-        <m:limUpp>
+        <m:acc>
+          <m:accPr>
+            <m:chr m:val="̂"/>
+          </m:accPr>
           <m:e>
             <m:r>
               <m:t>OEA</m:t>
             </m:r>
           </m:e>
-          <m:lim>
-            <m:r>
-              <m:t>^</m:t>
-            </m:r>
-          </m:lim>
-        </m:limUpp>
+        </m:acc>
+        <m:r>
+          <m:t>+</m:t>
+        </m:r>
+        <m:acc>
+          <m:accPr>
+            <m:chr m:val="̂"/>
+          </m:accPr>
+          <m:e>
+            <m:r>
+              <m:t>MAC</m:t>
+            </m:r>
+          </m:e>
+        </m:acc>
         <m:r>
           <m:t>=</m:t>
         </m:r>
-        <m:limUpp>
-          <m:e>
-            <m:r>
-              <m:t>OAE</m:t>
-            </m:r>
-          </m:e>
-          <m:lim>
-            <m:r>
-              <m:t>^</m:t>
-            </m:r>
-          </m:lim>
-        </m:limUpp>
+        <m:sSup>
+          <m:e>
+            <m:r>
+              <m:t>90</m:t>
+            </m:r>
+          </m:e>
+          <m:sup>
+            <m:r>
+              <m:t>∘</m:t>
+            </m:r>
+          </m:sup>
+        </m:sSup>
+      </m:oMath>
+      <w:r>
+        <w:rPr>
+          <w:rFonts w:ascii="Times New Roman" w:hAnsi="Times New Roman"/>
+          <w:b w:val="0"/>
+          <w:i w:val="0"/>
+          <w:color w:val="000000"/>
+          <w:sz w:val="23"/>
+        </w:rPr>
+        <w:t xml:space="preserve"> hay </w:t>
+      </w:r>
+      <m:oMath xmlns:mml="http://www.w3.org/1998/Math/MathML">
+        <m:acc>
+          <m:accPr>
+            <m:chr m:val="̂"/>
+          </m:accPr>
+          <m:e>
+            <m:r>
+              <m:t>AEG</m:t>
+            </m:r>
+          </m:e>
+        </m:acc>
+        <m:r>
+          <m:t>+</m:t>
+        </m:r>
+        <m:acc>
+          <m:accPr>
+            <m:chr m:val="̂"/>
+          </m:accPr>
+          <m:e>
+            <m:r>
+              <m:t>GAE</m:t>
+            </m:r>
+          </m:e>
+        </m:acc>
+        <m:r>
+          <m:t>=</m:t>
+        </m:r>
+        <m:sSup>
+          <m:e>
+            <m:r>
+              <m:t>90</m:t>
+            </m:r>
+          </m:e>
+          <m:sup>
+            <m:r>
+              <m:t>∘</m:t>
+            </m:r>
+          </m:sup>
+        </m:sSup>
         <m:r>
           <m:t>⇒AM⟂DE</m:t>
         </m:r>
@@ -27311,63 +29819,55 @@
         <w:t xml:space="preserve">, ta có: </w:t>
       </w:r>
       <m:oMath xmlns:mml="http://www.w3.org/1998/Math/MathML">
-        <m:limUpp>
+        <m:acc>
+          <m:accPr>
+            <m:chr m:val="̂"/>
+          </m:accPr>
           <m:e>
             <m:r>
               <m:t>A</m:t>
             </m:r>
           </m:e>
-          <m:lim>
-            <m:r>
-              <m:t>^</m:t>
-            </m:r>
-          </m:lim>
-        </m:limUpp>
+        </m:acc>
         <m:r>
           <m:t>+</m:t>
         </m:r>
-        <m:limUpp>
+        <m:acc>
+          <m:accPr>
+            <m:chr m:val="̂"/>
+          </m:accPr>
           <m:e>
             <m:r>
               <m:t>B</m:t>
             </m:r>
           </m:e>
-          <m:lim>
-            <m:r>
-              <m:t>^</m:t>
-            </m:r>
-          </m:lim>
-        </m:limUpp>
+        </m:acc>
         <m:r>
           <m:t>+</m:t>
         </m:r>
-        <m:limUpp>
+        <m:acc>
+          <m:accPr>
+            <m:chr m:val="̂"/>
+          </m:accPr>
           <m:e>
             <m:r>
               <m:t>C</m:t>
             </m:r>
           </m:e>
-          <m:lim>
-            <m:r>
-              <m:t>^</m:t>
-            </m:r>
-          </m:lim>
-        </m:limUpp>
+        </m:acc>
         <m:r>
           <m:t>+</m:t>
         </m:r>
-        <m:limUpp>
+        <m:acc>
+          <m:accPr>
+            <m:chr m:val="̂"/>
+          </m:accPr>
           <m:e>
             <m:r>
               <m:t>D</m:t>
             </m:r>
           </m:e>
-          <m:lim>
-            <m:r>
-              <m:t>^</m:t>
-            </m:r>
-          </m:lim>
-        </m:limUpp>
+        </m:acc>
         <m:r>
           <m:t>=</m:t>
         </m:r>
@@ -27386,18 +29886,16 @@
         <m:r>
           <m:t>⇒</m:t>
         </m:r>
-        <m:limUpp>
+        <m:acc>
+          <m:accPr>
+            <m:chr m:val="̂"/>
+          </m:accPr>
           <m:e>
             <m:r>
               <m:t>D</m:t>
             </m:r>
           </m:e>
-          <m:lim>
-            <m:r>
-              <m:t>^</m:t>
-            </m:r>
-          </m:lim>
-        </m:limUpp>
+        </m:acc>
         <m:r>
           <m:t>=</m:t>
         </m:r>
@@ -27691,48 +30189,42 @@
         <w:t xml:space="preserve"> có </w:t>
       </w:r>
       <m:oMath xmlns:mml="http://www.w3.org/1998/Math/MathML">
-        <m:limUpp>
+        <m:acc>
+          <m:accPr>
+            <m:chr m:val="̂"/>
+          </m:accPr>
           <m:e>
             <m:r>
               <m:t>A</m:t>
             </m:r>
           </m:e>
-          <m:lim>
-            <m:r>
-              <m:t>^</m:t>
-            </m:r>
-          </m:lim>
-        </m:limUpp>
+        </m:acc>
         <m:r>
           <m:t>=</m:t>
         </m:r>
-        <m:limUpp>
+        <m:acc>
+          <m:accPr>
+            <m:chr m:val="̂"/>
+          </m:accPr>
           <m:e>
             <m:r>
               <m:t>D</m:t>
             </m:r>
           </m:e>
-          <m:lim>
-            <m:r>
-              <m:t>^</m:t>
-            </m:r>
-          </m:lim>
-        </m:limUpp>
+        </m:acc>
         <m:r>
           <m:t>=</m:t>
         </m:r>
-        <m:limUpp>
+        <m:acc>
+          <m:accPr>
+            <m:chr m:val="̂"/>
+          </m:accPr>
           <m:e>
             <m:r>
               <m:t>E</m:t>
             </m:r>
           </m:e>
-          <m:lim>
-            <m:r>
-              <m:t>^</m:t>
-            </m:r>
-          </m:lim>
-        </m:limUpp>
+        </m:acc>
         <m:r>
           <m:t>=</m:t>
         </m:r>
@@ -27757,7 +30249,70 @@
           <w:color w:val="000000"/>
           <w:sz w:val="23"/>
         </w:rPr>
-        <w:t xml:space="preserve"> nên là hình chữ nhật.</w:t>
+        <w:t xml:space="preserve"> (hay </w:t>
+      </w:r>
+      <m:oMath xmlns:mml="http://www.w3.org/1998/Math/MathML">
+        <m:acc>
+          <m:accPr>
+            <m:chr m:val="̂"/>
+          </m:accPr>
+          <m:e>
+            <m:r>
+              <m:t>DAE</m:t>
+            </m:r>
+          </m:e>
+        </m:acc>
+        <m:r>
+          <m:t>=</m:t>
+        </m:r>
+        <m:acc>
+          <m:accPr>
+            <m:chr m:val="̂"/>
+          </m:accPr>
+          <m:e>
+            <m:r>
+              <m:t>ADH</m:t>
+            </m:r>
+          </m:e>
+        </m:acc>
+        <m:r>
+          <m:t>=</m:t>
+        </m:r>
+        <m:acc>
+          <m:accPr>
+            <m:chr m:val="̂"/>
+          </m:accPr>
+          <m:e>
+            <m:r>
+              <m:t>AEH</m:t>
+            </m:r>
+          </m:e>
+        </m:acc>
+        <m:r>
+          <m:t>=</m:t>
+        </m:r>
+        <m:sSup>
+          <m:e>
+            <m:r>
+              <m:t>90</m:t>
+            </m:r>
+          </m:e>
+          <m:sup>
+            <m:r>
+              <m:t>∘</m:t>
+            </m:r>
+          </m:sup>
+        </m:sSup>
+      </m:oMath>
+      <w:r>
+        <w:rPr>
+          <w:rFonts w:ascii="Times New Roman" w:hAnsi="Times New Roman"/>
+          <w:b w:val="0"/>
+          <w:i w:val="0"/>
+          <w:color w:val="000000"/>
+          <w:sz w:val="23"/>
+        </w:rPr>
+        <w:t>) nên là hình chữ nhật.</w:t>
       </w:r>
     </w:p>
     <w:p>
@@ -27776,6 +30331,51 @@
       </w:r>
       <m:oMath xmlns:mml="http://www.w3.org/1998/Math/MathML">
         <m:r>
+          <m:t>DH=AE</m:t>
+        </m:r>
+      </m:oMath>
+      <w:r>
+        <w:rPr>
+          <w:rFonts w:ascii="Times New Roman" w:hAnsi="Times New Roman"/>
+          <w:b w:val="0"/>
+          <w:i w:val="0"/>
+          <w:color w:val="000000"/>
+          <w:sz w:val="23"/>
+        </w:rPr>
+        <w:t xml:space="preserve"> (</w:t>
+      </w:r>
+      <m:oMath xmlns:mml="http://www.w3.org/1998/Math/MathML">
+        <m:r>
+          <m:t>ADHE</m:t>
+        </m:r>
+      </m:oMath>
+      <w:r>
+        <w:rPr>
+          <w:rFonts w:ascii="Times New Roman" w:hAnsi="Times New Roman"/>
+          <w:b w:val="0"/>
+          <w:i w:val="0"/>
+          <w:color w:val="000000"/>
+          <w:sz w:val="23"/>
+        </w:rPr>
+        <w:t xml:space="preserve"> là hình chữ nhật) mà </w:t>
+      </w:r>
+      <m:oMath xmlns:mml="http://www.w3.org/1998/Math/MathML">
+        <m:r>
+          <m:t>AE=EK⇒DH=EK</m:t>
+        </m:r>
+      </m:oMath>
+      <w:r>
+        <w:rPr>
+          <w:rFonts w:ascii="Times New Roman" w:hAnsi="Times New Roman"/>
+          <w:b w:val="0"/>
+          <w:i w:val="0"/>
+          <w:color w:val="000000"/>
+          <w:sz w:val="23"/>
+        </w:rPr>
+        <w:t xml:space="preserve">; lại có </w:t>
+      </w:r>
+      <m:oMath xmlns:mml="http://www.w3.org/1998/Math/MathML">
+        <m:r>
           <m:t>DH∥EK</m:t>
         </m:r>
       </m:oMath>
@@ -27787,11 +30387,26 @@
           <w:color w:val="000000"/>
           <w:sz w:val="23"/>
         </w:rPr>
-        <w:t xml:space="preserve"> và </w:t>
-      </w:r>
-      <m:oMath xmlns:mml="http://www.w3.org/1998/Math/MathML">
-        <m:r>
-          <m:t>DH=EK⇒DHKE</m:t>
+        <w:t xml:space="preserve"> (do </w:t>
+      </w:r>
+      <m:oMath xmlns:mml="http://www.w3.org/1998/Math/MathML">
+        <m:r>
+          <m:t>DH∥AC</m:t>
+        </m:r>
+      </m:oMath>
+      <w:r>
+        <w:rPr>
+          <w:rFonts w:ascii="Times New Roman" w:hAnsi="Times New Roman"/>
+          <w:b w:val="0"/>
+          <w:i w:val="0"/>
+          <w:color w:val="000000"/>
+          <w:sz w:val="23"/>
+        </w:rPr>
+        <w:t xml:space="preserve">) </w:t>
+      </w:r>
+      <m:oMath xmlns:mml="http://www.w3.org/1998/Math/MathML">
+        <m:r>
+          <m:t>⇒DHKE</m:t>
         </m:r>
       </m:oMath>
       <w:r>
@@ -27821,7 +30436,70 @@
       </w:r>
       <m:oMath xmlns:mml="http://www.w3.org/1998/Math/MathML">
         <m:r>
-          <m:t>ΔAMC</m:t>
+          <m:t>ΔABC</m:t>
+        </m:r>
+      </m:oMath>
+      <w:r>
+        <w:rPr>
+          <w:rFonts w:ascii="Times New Roman" w:hAnsi="Times New Roman"/>
+          <w:b w:val="0"/>
+          <w:i w:val="0"/>
+          <w:color w:val="000000"/>
+          <w:sz w:val="23"/>
+        </w:rPr>
+        <w:t xml:space="preserve"> vuông tại </w:t>
+      </w:r>
+      <m:oMath xmlns:mml="http://www.w3.org/1998/Math/MathML">
+        <m:r>
+          <m:t>A</m:t>
+        </m:r>
+      </m:oMath>
+      <w:r>
+        <w:rPr>
+          <w:rFonts w:ascii="Times New Roman" w:hAnsi="Times New Roman"/>
+          <w:b w:val="0"/>
+          <w:i w:val="0"/>
+          <w:color w:val="000000"/>
+          <w:sz w:val="23"/>
+        </w:rPr>
+        <w:t xml:space="preserve"> có </w:t>
+      </w:r>
+      <m:oMath xmlns:mml="http://www.w3.org/1998/Math/MathML">
+        <m:r>
+          <m:t>AM</m:t>
+        </m:r>
+      </m:oMath>
+      <w:r>
+        <w:rPr>
+          <w:rFonts w:ascii="Times New Roman" w:hAnsi="Times New Roman"/>
+          <w:b w:val="0"/>
+          <w:i w:val="0"/>
+          <w:color w:val="000000"/>
+          <w:sz w:val="23"/>
+        </w:rPr>
+        <w:t xml:space="preserve"> là trung tuyến ứng với cạnh huyền </w:t>
+      </w:r>
+      <m:oMath xmlns:mml="http://www.w3.org/1998/Math/MathML">
+        <m:r>
+          <m:t>BC⇒AM=MC=</m:t>
+        </m:r>
+        <m:f>
+          <m:fPr>
+            <m:type m:val="bar"/>
+          </m:fPr>
+          <m:num>
+            <m:r>
+              <m:t>BC</m:t>
+            </m:r>
+          </m:num>
+          <m:den>
+            <m:r>
+              <m:t>2</m:t>
+            </m:r>
+          </m:den>
+        </m:f>
+        <m:r>
+          <m:t>⇒ΔAMC</m:t>
         </m:r>
       </m:oMath>
       <w:r>
@@ -27838,90 +30516,355 @@
         <m:r>
           <m:t>M⇒</m:t>
         </m:r>
-        <m:limUpp>
+        <m:acc>
+          <m:accPr>
+            <m:chr m:val="̂"/>
+          </m:accPr>
           <m:e>
             <m:r>
               <m:t>MAC</m:t>
             </m:r>
           </m:e>
-          <m:lim>
-            <m:r>
-              <m:t>^</m:t>
-            </m:r>
-          </m:lim>
-        </m:limUpp>
+        </m:acc>
         <m:r>
           <m:t>=</m:t>
         </m:r>
-        <m:limUpp>
+        <m:acc>
+          <m:accPr>
+            <m:chr m:val="̂"/>
+          </m:accPr>
           <m:e>
             <m:r>
               <m:t>MCA</m:t>
             </m:r>
           </m:e>
-          <m:lim>
-            <m:r>
-              <m:t>^</m:t>
-            </m:r>
-          </m:lim>
-        </m:limUpp>
-      </m:oMath>
-      <w:r>
-        <w:rPr>
-          <w:rFonts w:ascii="Times New Roman" w:hAnsi="Times New Roman"/>
-          <w:b w:val="0"/>
-          <w:i w:val="0"/>
-          <w:color w:val="000000"/>
-          <w:sz w:val="23"/>
-        </w:rPr>
-        <w:t xml:space="preserve">; </w:t>
-      </w:r>
-      <m:oMath xmlns:mml="http://www.w3.org/1998/Math/MathML">
-        <m:r>
-          <m:t>ΔOAE</m:t>
-        </m:r>
-      </m:oMath>
-      <w:r>
-        <w:rPr>
-          <w:rFonts w:ascii="Times New Roman" w:hAnsi="Times New Roman"/>
-          <w:b w:val="0"/>
-          <w:i w:val="0"/>
-          <w:color w:val="000000"/>
-          <w:sz w:val="23"/>
-        </w:rPr>
-        <w:t xml:space="preserve"> cân </w:t>
+        </m:acc>
+      </m:oMath>
+      <w:r>
+        <w:rPr>
+          <w:rFonts w:ascii="Times New Roman" w:hAnsi="Times New Roman"/>
+          <w:b w:val="0"/>
+          <w:i w:val="0"/>
+          <w:color w:val="000000"/>
+          <w:sz w:val="23"/>
+        </w:rPr>
+        <w:t xml:space="preserve"> (1).</w:t>
+      </w:r>
+    </w:p>
+    <w:p>
+      <w:pPr>
+        <w:spacing w:line="276" w:lineRule="auto" w:before="20" w:after="40"/>
+      </w:pPr>
+      <w:r>
+        <w:rPr>
+          <w:rFonts w:ascii="Times New Roman" w:hAnsi="Times New Roman"/>
+          <w:b w:val="0"/>
+          <w:i w:val="0"/>
+          <w:color w:val="000000"/>
+          <w:sz w:val="23"/>
+        </w:rPr>
+        <w:t xml:space="preserve">Tứ giác </w:t>
+      </w:r>
+      <m:oMath xmlns:mml="http://www.w3.org/1998/Math/MathML">
+        <m:r>
+          <m:t>ADHE</m:t>
+        </m:r>
+      </m:oMath>
+      <w:r>
+        <w:rPr>
+          <w:rFonts w:ascii="Times New Roman" w:hAnsi="Times New Roman"/>
+          <w:b w:val="0"/>
+          <w:i w:val="0"/>
+          <w:color w:val="000000"/>
+          <w:sz w:val="23"/>
+        </w:rPr>
+        <w:t xml:space="preserve"> là hình chữ nhật có </w:t>
+      </w:r>
+      <m:oMath xmlns:mml="http://www.w3.org/1998/Math/MathML">
+        <m:r>
+          <m:t>AH</m:t>
+        </m:r>
+      </m:oMath>
+      <w:r>
+        <w:rPr>
+          <w:rFonts w:ascii="Times New Roman" w:hAnsi="Times New Roman"/>
+          <w:b w:val="0"/>
+          <w:i w:val="0"/>
+          <w:color w:val="000000"/>
+          <w:sz w:val="23"/>
+        </w:rPr>
+        <w:t xml:space="preserve"> và </w:t>
+      </w:r>
+      <m:oMath xmlns:mml="http://www.w3.org/1998/Math/MathML">
+        <m:r>
+          <m:t>DE</m:t>
+        </m:r>
+      </m:oMath>
+      <w:r>
+        <w:rPr>
+          <w:rFonts w:ascii="Times New Roman" w:hAnsi="Times New Roman"/>
+          <w:b w:val="0"/>
+          <w:i w:val="0"/>
+          <w:color w:val="000000"/>
+          <w:sz w:val="23"/>
+        </w:rPr>
+        <w:t xml:space="preserve"> cắt nhau tại </w:t>
+      </w:r>
+      <m:oMath xmlns:mml="http://www.w3.org/1998/Math/MathML">
+        <m:r>
+          <m:t>O⇒OA=OE⇒ΔOAE</m:t>
+        </m:r>
+      </m:oMath>
+      <w:r>
+        <w:rPr>
+          <w:rFonts w:ascii="Times New Roman" w:hAnsi="Times New Roman"/>
+          <w:b w:val="0"/>
+          <w:i w:val="0"/>
+          <w:color w:val="000000"/>
+          <w:sz w:val="23"/>
+        </w:rPr>
+        <w:t xml:space="preserve"> cân tại </w:t>
+      </w:r>
+      <m:oMath xmlns:mml="http://www.w3.org/1998/Math/MathML">
+        <m:r>
+          <m:t>O⇒</m:t>
+        </m:r>
+        <m:acc>
+          <m:accPr>
+            <m:chr m:val="̂"/>
+          </m:accPr>
+          <m:e>
+            <m:r>
+              <m:t>OEA</m:t>
+            </m:r>
+          </m:e>
+        </m:acc>
+        <m:r>
+          <m:t>=</m:t>
+        </m:r>
+        <m:acc>
+          <m:accPr>
+            <m:chr m:val="̂"/>
+          </m:accPr>
+          <m:e>
+            <m:r>
+              <m:t>OAE</m:t>
+            </m:r>
+          </m:e>
+        </m:acc>
+      </m:oMath>
+      <w:r>
+        <w:rPr>
+          <w:rFonts w:ascii="Times New Roman" w:hAnsi="Times New Roman"/>
+          <w:b w:val="0"/>
+          <w:i w:val="0"/>
+          <w:color w:val="000000"/>
+          <w:sz w:val="23"/>
+        </w:rPr>
+        <w:t xml:space="preserve"> (2).</w:t>
+      </w:r>
+    </w:p>
+    <w:p>
+      <w:pPr>
+        <w:spacing w:line="276" w:lineRule="auto" w:before="20" w:after="40"/>
+      </w:pPr>
+      <w:r>
+        <w:rPr>
+          <w:rFonts w:ascii="Times New Roman" w:hAnsi="Times New Roman"/>
+          <w:b w:val="0"/>
+          <w:i w:val="0"/>
+          <w:color w:val="000000"/>
+          <w:sz w:val="23"/>
+        </w:rPr>
+        <w:t xml:space="preserve">Mặt khác </w:t>
+      </w:r>
+      <m:oMath xmlns:mml="http://www.w3.org/1998/Math/MathML">
+        <m:r>
+          <m:t>ΔAHC</m:t>
+        </m:r>
+      </m:oMath>
+      <w:r>
+        <w:rPr>
+          <w:rFonts w:ascii="Times New Roman" w:hAnsi="Times New Roman"/>
+          <w:b w:val="0"/>
+          <w:i w:val="0"/>
+          <w:color w:val="000000"/>
+          <w:sz w:val="23"/>
+        </w:rPr>
+        <w:t xml:space="preserve"> vuông tại </w:t>
+      </w:r>
+      <m:oMath xmlns:mml="http://www.w3.org/1998/Math/MathML">
+        <m:r>
+          <m:t>H</m:t>
+        </m:r>
+      </m:oMath>
+      <w:r>
+        <w:rPr>
+          <w:rFonts w:ascii="Times New Roman" w:hAnsi="Times New Roman"/>
+          <w:b w:val="0"/>
+          <w:i w:val="0"/>
+          <w:color w:val="000000"/>
+          <w:sz w:val="23"/>
+        </w:rPr>
+        <w:t xml:space="preserve"> nên </w:t>
+      </w:r>
+      <m:oMath xmlns:mml="http://www.w3.org/1998/Math/MathML">
+        <m:acc>
+          <m:accPr>
+            <m:chr m:val="̂"/>
+          </m:accPr>
+          <m:e>
+            <m:r>
+              <m:t>OAE</m:t>
+            </m:r>
+          </m:e>
+        </m:acc>
+        <m:r>
+          <m:t>+</m:t>
+        </m:r>
+        <m:acc>
+          <m:accPr>
+            <m:chr m:val="̂"/>
+          </m:accPr>
+          <m:e>
+            <m:r>
+              <m:t>MCA</m:t>
+            </m:r>
+          </m:e>
+        </m:acc>
+        <m:r>
+          <m:t>=</m:t>
+        </m:r>
+        <m:sSup>
+          <m:e>
+            <m:r>
+              <m:t>90</m:t>
+            </m:r>
+          </m:e>
+          <m:sup>
+            <m:r>
+              <m:t>∘</m:t>
+            </m:r>
+          </m:sup>
+        </m:sSup>
+      </m:oMath>
+      <w:r>
+        <w:rPr>
+          <w:rFonts w:ascii="Times New Roman" w:hAnsi="Times New Roman"/>
+          <w:b w:val="0"/>
+          <w:i w:val="0"/>
+          <w:color w:val="000000"/>
+          <w:sz w:val="23"/>
+        </w:rPr>
+        <w:t xml:space="preserve"> (3).</w:t>
+      </w:r>
+    </w:p>
+    <w:p>
+      <w:pPr>
+        <w:spacing w:line="276" w:lineRule="auto" w:before="20" w:after="40"/>
+      </w:pPr>
+      <w:r>
+        <w:rPr>
+          <w:rFonts w:ascii="Times New Roman" w:hAnsi="Times New Roman"/>
+          <w:b w:val="0"/>
+          <w:i w:val="0"/>
+          <w:color w:val="000000"/>
+          <w:sz w:val="23"/>
+        </w:rPr>
+        <w:t xml:space="preserve">Từ (1), (2), (3) </w:t>
       </w:r>
       <m:oMath xmlns:mml="http://www.w3.org/1998/Math/MathML">
         <m:r>
           <m:t>⇒</m:t>
         </m:r>
-        <m:limUpp>
+        <m:acc>
+          <m:accPr>
+            <m:chr m:val="̂"/>
+          </m:accPr>
           <m:e>
             <m:r>
               <m:t>OEA</m:t>
             </m:r>
           </m:e>
-          <m:lim>
-            <m:r>
-              <m:t>^</m:t>
-            </m:r>
-          </m:lim>
-        </m:limUpp>
+        </m:acc>
+        <m:r>
+          <m:t>+</m:t>
+        </m:r>
+        <m:acc>
+          <m:accPr>
+            <m:chr m:val="̂"/>
+          </m:accPr>
+          <m:e>
+            <m:r>
+              <m:t>MAC</m:t>
+            </m:r>
+          </m:e>
+        </m:acc>
         <m:r>
           <m:t>=</m:t>
         </m:r>
-        <m:limUpp>
-          <m:e>
-            <m:r>
-              <m:t>OAE</m:t>
-            </m:r>
-          </m:e>
-          <m:lim>
-            <m:r>
-              <m:t>^</m:t>
-            </m:r>
-          </m:lim>
-        </m:limUpp>
+        <m:sSup>
+          <m:e>
+            <m:r>
+              <m:t>90</m:t>
+            </m:r>
+          </m:e>
+          <m:sup>
+            <m:r>
+              <m:t>∘</m:t>
+            </m:r>
+          </m:sup>
+        </m:sSup>
+      </m:oMath>
+      <w:r>
+        <w:rPr>
+          <w:rFonts w:ascii="Times New Roman" w:hAnsi="Times New Roman"/>
+          <w:b w:val="0"/>
+          <w:i w:val="0"/>
+          <w:color w:val="000000"/>
+          <w:sz w:val="23"/>
+        </w:rPr>
+        <w:t xml:space="preserve"> hay </w:t>
+      </w:r>
+      <m:oMath xmlns:mml="http://www.w3.org/1998/Math/MathML">
+        <m:acc>
+          <m:accPr>
+            <m:chr m:val="̂"/>
+          </m:accPr>
+          <m:e>
+            <m:r>
+              <m:t>AEG</m:t>
+            </m:r>
+          </m:e>
+        </m:acc>
+        <m:r>
+          <m:t>+</m:t>
+        </m:r>
+        <m:acc>
+          <m:accPr>
+            <m:chr m:val="̂"/>
+          </m:accPr>
+          <m:e>
+            <m:r>
+              <m:t>GAE</m:t>
+            </m:r>
+          </m:e>
+        </m:acc>
+        <m:r>
+          <m:t>=</m:t>
+        </m:r>
+        <m:sSup>
+          <m:e>
+            <m:r>
+              <m:t>90</m:t>
+            </m:r>
+          </m:e>
+          <m:sup>
+            <m:r>
+              <m:t>∘</m:t>
+            </m:r>
+          </m:sup>
+        </m:sSup>
         <m:r>
           <m:t>⇒AM⟂DE</m:t>
         </m:r>
@@ -30745,63 +33688,55 @@
         <w:t xml:space="preserve">, ta có: </w:t>
       </w:r>
       <m:oMath xmlns:mml="http://www.w3.org/1998/Math/MathML">
-        <m:limUpp>
+        <m:acc>
+          <m:accPr>
+            <m:chr m:val="̂"/>
+          </m:accPr>
           <m:e>
             <m:r>
               <m:t>A</m:t>
             </m:r>
           </m:e>
-          <m:lim>
-            <m:r>
-              <m:t>^</m:t>
-            </m:r>
-          </m:lim>
-        </m:limUpp>
+        </m:acc>
         <m:r>
           <m:t>+</m:t>
         </m:r>
-        <m:limUpp>
+        <m:acc>
+          <m:accPr>
+            <m:chr m:val="̂"/>
+          </m:accPr>
           <m:e>
             <m:r>
               <m:t>B</m:t>
             </m:r>
           </m:e>
-          <m:lim>
-            <m:r>
-              <m:t>^</m:t>
-            </m:r>
-          </m:lim>
-        </m:limUpp>
+        </m:acc>
         <m:r>
           <m:t>+</m:t>
         </m:r>
-        <m:limUpp>
+        <m:acc>
+          <m:accPr>
+            <m:chr m:val="̂"/>
+          </m:accPr>
           <m:e>
             <m:r>
               <m:t>C</m:t>
             </m:r>
           </m:e>
-          <m:lim>
-            <m:r>
-              <m:t>^</m:t>
-            </m:r>
-          </m:lim>
-        </m:limUpp>
+        </m:acc>
         <m:r>
           <m:t>+</m:t>
         </m:r>
-        <m:limUpp>
+        <m:acc>
+          <m:accPr>
+            <m:chr m:val="̂"/>
+          </m:accPr>
           <m:e>
             <m:r>
               <m:t>D</m:t>
             </m:r>
           </m:e>
-          <m:lim>
-            <m:r>
-              <m:t>^</m:t>
-            </m:r>
-          </m:lim>
-        </m:limUpp>
+        </m:acc>
         <m:r>
           <m:t>=</m:t>
         </m:r>
@@ -30820,18 +33755,16 @@
         <m:r>
           <m:t>⇒</m:t>
         </m:r>
-        <m:limUpp>
+        <m:acc>
+          <m:accPr>
+            <m:chr m:val="̂"/>
+          </m:accPr>
           <m:e>
             <m:r>
               <m:t>D</m:t>
             </m:r>
           </m:e>
-          <m:lim>
-            <m:r>
-              <m:t>^</m:t>
-            </m:r>
-          </m:lim>
-        </m:limUpp>
+        </m:acc>
         <m:r>
           <m:t>=</m:t>
         </m:r>
@@ -31107,48 +34040,42 @@
         <w:t xml:space="preserve"> có </w:t>
       </w:r>
       <m:oMath xmlns:mml="http://www.w3.org/1998/Math/MathML">
-        <m:limUpp>
+        <m:acc>
+          <m:accPr>
+            <m:chr m:val="̂"/>
+          </m:accPr>
           <m:e>
             <m:r>
               <m:t>A</m:t>
             </m:r>
           </m:e>
-          <m:lim>
-            <m:r>
-              <m:t>^</m:t>
-            </m:r>
-          </m:lim>
-        </m:limUpp>
+        </m:acc>
         <m:r>
           <m:t>=</m:t>
         </m:r>
-        <m:limUpp>
+        <m:acc>
+          <m:accPr>
+            <m:chr m:val="̂"/>
+          </m:accPr>
           <m:e>
             <m:r>
               <m:t>D</m:t>
             </m:r>
           </m:e>
-          <m:lim>
-            <m:r>
-              <m:t>^</m:t>
-            </m:r>
-          </m:lim>
-        </m:limUpp>
+        </m:acc>
         <m:r>
           <m:t>=</m:t>
         </m:r>
-        <m:limUpp>
+        <m:acc>
+          <m:accPr>
+            <m:chr m:val="̂"/>
+          </m:accPr>
           <m:e>
             <m:r>
               <m:t>E</m:t>
             </m:r>
           </m:e>
-          <m:lim>
-            <m:r>
-              <m:t>^</m:t>
-            </m:r>
-          </m:lim>
-        </m:limUpp>
+        </m:acc>
         <m:r>
           <m:t>=</m:t>
         </m:r>
@@ -31173,7 +34100,70 @@
           <w:color w:val="000000"/>
           <w:sz w:val="23"/>
         </w:rPr>
-        <w:t xml:space="preserve"> nên là hình chữ nhật.</w:t>
+        <w:t xml:space="preserve"> (hay </w:t>
+      </w:r>
+      <m:oMath xmlns:mml="http://www.w3.org/1998/Math/MathML">
+        <m:acc>
+          <m:accPr>
+            <m:chr m:val="̂"/>
+          </m:accPr>
+          <m:e>
+            <m:r>
+              <m:t>DAE</m:t>
+            </m:r>
+          </m:e>
+        </m:acc>
+        <m:r>
+          <m:t>=</m:t>
+        </m:r>
+        <m:acc>
+          <m:accPr>
+            <m:chr m:val="̂"/>
+          </m:accPr>
+          <m:e>
+            <m:r>
+              <m:t>ADH</m:t>
+            </m:r>
+          </m:e>
+        </m:acc>
+        <m:r>
+          <m:t>=</m:t>
+        </m:r>
+        <m:acc>
+          <m:accPr>
+            <m:chr m:val="̂"/>
+          </m:accPr>
+          <m:e>
+            <m:r>
+              <m:t>AEH</m:t>
+            </m:r>
+          </m:e>
+        </m:acc>
+        <m:r>
+          <m:t>=</m:t>
+        </m:r>
+        <m:sSup>
+          <m:e>
+            <m:r>
+              <m:t>90</m:t>
+            </m:r>
+          </m:e>
+          <m:sup>
+            <m:r>
+              <m:t>∘</m:t>
+            </m:r>
+          </m:sup>
+        </m:sSup>
+      </m:oMath>
+      <w:r>
+        <w:rPr>
+          <w:rFonts w:ascii="Times New Roman" w:hAnsi="Times New Roman"/>
+          <w:b w:val="0"/>
+          <w:i w:val="0"/>
+          <w:color w:val="000000"/>
+          <w:sz w:val="23"/>
+        </w:rPr>
+        <w:t>) nên là hình chữ nhật.</w:t>
       </w:r>
     </w:p>
     <w:p>
@@ -31192,6 +34182,51 @@
       </w:r>
       <m:oMath xmlns:mml="http://www.w3.org/1998/Math/MathML">
         <m:r>
+          <m:t>DH=AE</m:t>
+        </m:r>
+      </m:oMath>
+      <w:r>
+        <w:rPr>
+          <w:rFonts w:ascii="Times New Roman" w:hAnsi="Times New Roman"/>
+          <w:b w:val="0"/>
+          <w:i w:val="0"/>
+          <w:color w:val="000000"/>
+          <w:sz w:val="23"/>
+        </w:rPr>
+        <w:t xml:space="preserve"> (</w:t>
+      </w:r>
+      <m:oMath xmlns:mml="http://www.w3.org/1998/Math/MathML">
+        <m:r>
+          <m:t>ADHE</m:t>
+        </m:r>
+      </m:oMath>
+      <w:r>
+        <w:rPr>
+          <w:rFonts w:ascii="Times New Roman" w:hAnsi="Times New Roman"/>
+          <w:b w:val="0"/>
+          <w:i w:val="0"/>
+          <w:color w:val="000000"/>
+          <w:sz w:val="23"/>
+        </w:rPr>
+        <w:t xml:space="preserve"> là hình chữ nhật) mà </w:t>
+      </w:r>
+      <m:oMath xmlns:mml="http://www.w3.org/1998/Math/MathML">
+        <m:r>
+          <m:t>AE=EK⇒DH=EK</m:t>
+        </m:r>
+      </m:oMath>
+      <w:r>
+        <w:rPr>
+          <w:rFonts w:ascii="Times New Roman" w:hAnsi="Times New Roman"/>
+          <w:b w:val="0"/>
+          <w:i w:val="0"/>
+          <w:color w:val="000000"/>
+          <w:sz w:val="23"/>
+        </w:rPr>
+        <w:t xml:space="preserve">; lại có </w:t>
+      </w:r>
+      <m:oMath xmlns:mml="http://www.w3.org/1998/Math/MathML">
+        <m:r>
           <m:t>DH∥EK</m:t>
         </m:r>
       </m:oMath>
@@ -31203,11 +34238,26 @@
           <w:color w:val="000000"/>
           <w:sz w:val="23"/>
         </w:rPr>
-        <w:t xml:space="preserve"> và </w:t>
-      </w:r>
-      <m:oMath xmlns:mml="http://www.w3.org/1998/Math/MathML">
-        <m:r>
-          <m:t>DH=EK⇒DHKE</m:t>
+        <w:t xml:space="preserve"> (do </w:t>
+      </w:r>
+      <m:oMath xmlns:mml="http://www.w3.org/1998/Math/MathML">
+        <m:r>
+          <m:t>DH∥AC</m:t>
+        </m:r>
+      </m:oMath>
+      <w:r>
+        <w:rPr>
+          <w:rFonts w:ascii="Times New Roman" w:hAnsi="Times New Roman"/>
+          <w:b w:val="0"/>
+          <w:i w:val="0"/>
+          <w:color w:val="000000"/>
+          <w:sz w:val="23"/>
+        </w:rPr>
+        <w:t xml:space="preserve">) </w:t>
+      </w:r>
+      <m:oMath xmlns:mml="http://www.w3.org/1998/Math/MathML">
+        <m:r>
+          <m:t>⇒DHKE</m:t>
         </m:r>
       </m:oMath>
       <w:r>
@@ -31237,7 +34287,70 @@
       </w:r>
       <m:oMath xmlns:mml="http://www.w3.org/1998/Math/MathML">
         <m:r>
-          <m:t>ΔAMC</m:t>
+          <m:t>ΔABC</m:t>
+        </m:r>
+      </m:oMath>
+      <w:r>
+        <w:rPr>
+          <w:rFonts w:ascii="Times New Roman" w:hAnsi="Times New Roman"/>
+          <w:b w:val="0"/>
+          <w:i w:val="0"/>
+          <w:color w:val="000000"/>
+          <w:sz w:val="23"/>
+        </w:rPr>
+        <w:t xml:space="preserve"> vuông tại </w:t>
+      </w:r>
+      <m:oMath xmlns:mml="http://www.w3.org/1998/Math/MathML">
+        <m:r>
+          <m:t>A</m:t>
+        </m:r>
+      </m:oMath>
+      <w:r>
+        <w:rPr>
+          <w:rFonts w:ascii="Times New Roman" w:hAnsi="Times New Roman"/>
+          <w:b w:val="0"/>
+          <w:i w:val="0"/>
+          <w:color w:val="000000"/>
+          <w:sz w:val="23"/>
+        </w:rPr>
+        <w:t xml:space="preserve"> có </w:t>
+      </w:r>
+      <m:oMath xmlns:mml="http://www.w3.org/1998/Math/MathML">
+        <m:r>
+          <m:t>AM</m:t>
+        </m:r>
+      </m:oMath>
+      <w:r>
+        <w:rPr>
+          <w:rFonts w:ascii="Times New Roman" w:hAnsi="Times New Roman"/>
+          <w:b w:val="0"/>
+          <w:i w:val="0"/>
+          <w:color w:val="000000"/>
+          <w:sz w:val="23"/>
+        </w:rPr>
+        <w:t xml:space="preserve"> là trung tuyến ứng với cạnh huyền </w:t>
+      </w:r>
+      <m:oMath xmlns:mml="http://www.w3.org/1998/Math/MathML">
+        <m:r>
+          <m:t>BC⇒AM=MC=</m:t>
+        </m:r>
+        <m:f>
+          <m:fPr>
+            <m:type m:val="bar"/>
+          </m:fPr>
+          <m:num>
+            <m:r>
+              <m:t>BC</m:t>
+            </m:r>
+          </m:num>
+          <m:den>
+            <m:r>
+              <m:t>2</m:t>
+            </m:r>
+          </m:den>
+        </m:f>
+        <m:r>
+          <m:t>⇒ΔAMC</m:t>
         </m:r>
       </m:oMath>
       <w:r>
@@ -31254,90 +34367,355 @@
         <m:r>
           <m:t>M⇒</m:t>
         </m:r>
-        <m:limUpp>
+        <m:acc>
+          <m:accPr>
+            <m:chr m:val="̂"/>
+          </m:accPr>
           <m:e>
             <m:r>
               <m:t>MAC</m:t>
             </m:r>
           </m:e>
-          <m:lim>
-            <m:r>
-              <m:t>^</m:t>
-            </m:r>
-          </m:lim>
-        </m:limUpp>
+        </m:acc>
         <m:r>
           <m:t>=</m:t>
         </m:r>
-        <m:limUpp>
+        <m:acc>
+          <m:accPr>
+            <m:chr m:val="̂"/>
+          </m:accPr>
           <m:e>
             <m:r>
               <m:t>MCA</m:t>
             </m:r>
           </m:e>
-          <m:lim>
-            <m:r>
-              <m:t>^</m:t>
-            </m:r>
-          </m:lim>
-        </m:limUpp>
-      </m:oMath>
-      <w:r>
-        <w:rPr>
-          <w:rFonts w:ascii="Times New Roman" w:hAnsi="Times New Roman"/>
-          <w:b w:val="0"/>
-          <w:i w:val="0"/>
-          <w:color w:val="000000"/>
-          <w:sz w:val="23"/>
-        </w:rPr>
-        <w:t xml:space="preserve">; </w:t>
-      </w:r>
-      <m:oMath xmlns:mml="http://www.w3.org/1998/Math/MathML">
-        <m:r>
-          <m:t>ΔOAE</m:t>
-        </m:r>
-      </m:oMath>
-      <w:r>
-        <w:rPr>
-          <w:rFonts w:ascii="Times New Roman" w:hAnsi="Times New Roman"/>
-          <w:b w:val="0"/>
-          <w:i w:val="0"/>
-          <w:color w:val="000000"/>
-          <w:sz w:val="23"/>
-        </w:rPr>
-        <w:t xml:space="preserve"> cân </w:t>
+        </m:acc>
+      </m:oMath>
+      <w:r>
+        <w:rPr>
+          <w:rFonts w:ascii="Times New Roman" w:hAnsi="Times New Roman"/>
+          <w:b w:val="0"/>
+          <w:i w:val="0"/>
+          <w:color w:val="000000"/>
+          <w:sz w:val="23"/>
+        </w:rPr>
+        <w:t xml:space="preserve"> (1).</w:t>
+      </w:r>
+    </w:p>
+    <w:p>
+      <w:pPr>
+        <w:spacing w:line="276" w:lineRule="auto" w:before="20" w:after="40"/>
+      </w:pPr>
+      <w:r>
+        <w:rPr>
+          <w:rFonts w:ascii="Times New Roman" w:hAnsi="Times New Roman"/>
+          <w:b w:val="0"/>
+          <w:i w:val="0"/>
+          <w:color w:val="000000"/>
+          <w:sz w:val="23"/>
+        </w:rPr>
+        <w:t xml:space="preserve">Tứ giác </w:t>
+      </w:r>
+      <m:oMath xmlns:mml="http://www.w3.org/1998/Math/MathML">
+        <m:r>
+          <m:t>ADHE</m:t>
+        </m:r>
+      </m:oMath>
+      <w:r>
+        <w:rPr>
+          <w:rFonts w:ascii="Times New Roman" w:hAnsi="Times New Roman"/>
+          <w:b w:val="0"/>
+          <w:i w:val="0"/>
+          <w:color w:val="000000"/>
+          <w:sz w:val="23"/>
+        </w:rPr>
+        <w:t xml:space="preserve"> là hình chữ nhật có </w:t>
+      </w:r>
+      <m:oMath xmlns:mml="http://www.w3.org/1998/Math/MathML">
+        <m:r>
+          <m:t>AH</m:t>
+        </m:r>
+      </m:oMath>
+      <w:r>
+        <w:rPr>
+          <w:rFonts w:ascii="Times New Roman" w:hAnsi="Times New Roman"/>
+          <w:b w:val="0"/>
+          <w:i w:val="0"/>
+          <w:color w:val="000000"/>
+          <w:sz w:val="23"/>
+        </w:rPr>
+        <w:t xml:space="preserve"> và </w:t>
+      </w:r>
+      <m:oMath xmlns:mml="http://www.w3.org/1998/Math/MathML">
+        <m:r>
+          <m:t>DE</m:t>
+        </m:r>
+      </m:oMath>
+      <w:r>
+        <w:rPr>
+          <w:rFonts w:ascii="Times New Roman" w:hAnsi="Times New Roman"/>
+          <w:b w:val="0"/>
+          <w:i w:val="0"/>
+          <w:color w:val="000000"/>
+          <w:sz w:val="23"/>
+        </w:rPr>
+        <w:t xml:space="preserve"> cắt nhau tại </w:t>
+      </w:r>
+      <m:oMath xmlns:mml="http://www.w3.org/1998/Math/MathML">
+        <m:r>
+          <m:t>O⇒OA=OE⇒ΔOAE</m:t>
+        </m:r>
+      </m:oMath>
+      <w:r>
+        <w:rPr>
+          <w:rFonts w:ascii="Times New Roman" w:hAnsi="Times New Roman"/>
+          <w:b w:val="0"/>
+          <w:i w:val="0"/>
+          <w:color w:val="000000"/>
+          <w:sz w:val="23"/>
+        </w:rPr>
+        <w:t xml:space="preserve"> cân tại </w:t>
+      </w:r>
+      <m:oMath xmlns:mml="http://www.w3.org/1998/Math/MathML">
+        <m:r>
+          <m:t>O⇒</m:t>
+        </m:r>
+        <m:acc>
+          <m:accPr>
+            <m:chr m:val="̂"/>
+          </m:accPr>
+          <m:e>
+            <m:r>
+              <m:t>OEA</m:t>
+            </m:r>
+          </m:e>
+        </m:acc>
+        <m:r>
+          <m:t>=</m:t>
+        </m:r>
+        <m:acc>
+          <m:accPr>
+            <m:chr m:val="̂"/>
+          </m:accPr>
+          <m:e>
+            <m:r>
+              <m:t>OAE</m:t>
+            </m:r>
+          </m:e>
+        </m:acc>
+      </m:oMath>
+      <w:r>
+        <w:rPr>
+          <w:rFonts w:ascii="Times New Roman" w:hAnsi="Times New Roman"/>
+          <w:b w:val="0"/>
+          <w:i w:val="0"/>
+          <w:color w:val="000000"/>
+          <w:sz w:val="23"/>
+        </w:rPr>
+        <w:t xml:space="preserve"> (2).</w:t>
+      </w:r>
+    </w:p>
+    <w:p>
+      <w:pPr>
+        <w:spacing w:line="276" w:lineRule="auto" w:before="20" w:after="40"/>
+      </w:pPr>
+      <w:r>
+        <w:rPr>
+          <w:rFonts w:ascii="Times New Roman" w:hAnsi="Times New Roman"/>
+          <w:b w:val="0"/>
+          <w:i w:val="0"/>
+          <w:color w:val="000000"/>
+          <w:sz w:val="23"/>
+        </w:rPr>
+        <w:t xml:space="preserve">Mặt khác </w:t>
+      </w:r>
+      <m:oMath xmlns:mml="http://www.w3.org/1998/Math/MathML">
+        <m:r>
+          <m:t>ΔAHC</m:t>
+        </m:r>
+      </m:oMath>
+      <w:r>
+        <w:rPr>
+          <w:rFonts w:ascii="Times New Roman" w:hAnsi="Times New Roman"/>
+          <w:b w:val="0"/>
+          <w:i w:val="0"/>
+          <w:color w:val="000000"/>
+          <w:sz w:val="23"/>
+        </w:rPr>
+        <w:t xml:space="preserve"> vuông tại </w:t>
+      </w:r>
+      <m:oMath xmlns:mml="http://www.w3.org/1998/Math/MathML">
+        <m:r>
+          <m:t>H</m:t>
+        </m:r>
+      </m:oMath>
+      <w:r>
+        <w:rPr>
+          <w:rFonts w:ascii="Times New Roman" w:hAnsi="Times New Roman"/>
+          <w:b w:val="0"/>
+          <w:i w:val="0"/>
+          <w:color w:val="000000"/>
+          <w:sz w:val="23"/>
+        </w:rPr>
+        <w:t xml:space="preserve"> nên </w:t>
+      </w:r>
+      <m:oMath xmlns:mml="http://www.w3.org/1998/Math/MathML">
+        <m:acc>
+          <m:accPr>
+            <m:chr m:val="̂"/>
+          </m:accPr>
+          <m:e>
+            <m:r>
+              <m:t>OAE</m:t>
+            </m:r>
+          </m:e>
+        </m:acc>
+        <m:r>
+          <m:t>+</m:t>
+        </m:r>
+        <m:acc>
+          <m:accPr>
+            <m:chr m:val="̂"/>
+          </m:accPr>
+          <m:e>
+            <m:r>
+              <m:t>MCA</m:t>
+            </m:r>
+          </m:e>
+        </m:acc>
+        <m:r>
+          <m:t>=</m:t>
+        </m:r>
+        <m:sSup>
+          <m:e>
+            <m:r>
+              <m:t>90</m:t>
+            </m:r>
+          </m:e>
+          <m:sup>
+            <m:r>
+              <m:t>∘</m:t>
+            </m:r>
+          </m:sup>
+        </m:sSup>
+      </m:oMath>
+      <w:r>
+        <w:rPr>
+          <w:rFonts w:ascii="Times New Roman" w:hAnsi="Times New Roman"/>
+          <w:b w:val="0"/>
+          <w:i w:val="0"/>
+          <w:color w:val="000000"/>
+          <w:sz w:val="23"/>
+        </w:rPr>
+        <w:t xml:space="preserve"> (3).</w:t>
+      </w:r>
+    </w:p>
+    <w:p>
+      <w:pPr>
+        <w:spacing w:line="276" w:lineRule="auto" w:before="20" w:after="40"/>
+      </w:pPr>
+      <w:r>
+        <w:rPr>
+          <w:rFonts w:ascii="Times New Roman" w:hAnsi="Times New Roman"/>
+          <w:b w:val="0"/>
+          <w:i w:val="0"/>
+          <w:color w:val="000000"/>
+          <w:sz w:val="23"/>
+        </w:rPr>
+        <w:t xml:space="preserve">Từ (1), (2), (3) </w:t>
       </w:r>
       <m:oMath xmlns:mml="http://www.w3.org/1998/Math/MathML">
         <m:r>
           <m:t>⇒</m:t>
         </m:r>
-        <m:limUpp>
+        <m:acc>
+          <m:accPr>
+            <m:chr m:val="̂"/>
+          </m:accPr>
           <m:e>
             <m:r>
               <m:t>OEA</m:t>
             </m:r>
           </m:e>
-          <m:lim>
-            <m:r>
-              <m:t>^</m:t>
-            </m:r>
-          </m:lim>
-        </m:limUpp>
+        </m:acc>
+        <m:r>
+          <m:t>+</m:t>
+        </m:r>
+        <m:acc>
+          <m:accPr>
+            <m:chr m:val="̂"/>
+          </m:accPr>
+          <m:e>
+            <m:r>
+              <m:t>MAC</m:t>
+            </m:r>
+          </m:e>
+        </m:acc>
         <m:r>
           <m:t>=</m:t>
         </m:r>
-        <m:limUpp>
-          <m:e>
-            <m:r>
-              <m:t>OAE</m:t>
-            </m:r>
-          </m:e>
-          <m:lim>
-            <m:r>
-              <m:t>^</m:t>
-            </m:r>
-          </m:lim>
-        </m:limUpp>
+        <m:sSup>
+          <m:e>
+            <m:r>
+              <m:t>90</m:t>
+            </m:r>
+          </m:e>
+          <m:sup>
+            <m:r>
+              <m:t>∘</m:t>
+            </m:r>
+          </m:sup>
+        </m:sSup>
+      </m:oMath>
+      <w:r>
+        <w:rPr>
+          <w:rFonts w:ascii="Times New Roman" w:hAnsi="Times New Roman"/>
+          <w:b w:val="0"/>
+          <w:i w:val="0"/>
+          <w:color w:val="000000"/>
+          <w:sz w:val="23"/>
+        </w:rPr>
+        <w:t xml:space="preserve"> hay </w:t>
+      </w:r>
+      <m:oMath xmlns:mml="http://www.w3.org/1998/Math/MathML">
+        <m:acc>
+          <m:accPr>
+            <m:chr m:val="̂"/>
+          </m:accPr>
+          <m:e>
+            <m:r>
+              <m:t>AEG</m:t>
+            </m:r>
+          </m:e>
+        </m:acc>
+        <m:r>
+          <m:t>+</m:t>
+        </m:r>
+        <m:acc>
+          <m:accPr>
+            <m:chr m:val="̂"/>
+          </m:accPr>
+          <m:e>
+            <m:r>
+              <m:t>GAE</m:t>
+            </m:r>
+          </m:e>
+        </m:acc>
+        <m:r>
+          <m:t>=</m:t>
+        </m:r>
+        <m:sSup>
+          <m:e>
+            <m:r>
+              <m:t>90</m:t>
+            </m:r>
+          </m:e>
+          <m:sup>
+            <m:r>
+              <m:t>∘</m:t>
+            </m:r>
+          </m:sup>
+        </m:sSup>
         <m:r>
           <m:t>⇒AM⟂DE</m:t>
         </m:r>
@@ -34128,63 +37506,55 @@
         <w:t xml:space="preserve">, ta có: </w:t>
       </w:r>
       <m:oMath xmlns:mml="http://www.w3.org/1998/Math/MathML">
-        <m:limUpp>
+        <m:acc>
+          <m:accPr>
+            <m:chr m:val="̂"/>
+          </m:accPr>
           <m:e>
             <m:r>
               <m:t>A</m:t>
             </m:r>
           </m:e>
-          <m:lim>
-            <m:r>
-              <m:t>^</m:t>
-            </m:r>
-          </m:lim>
-        </m:limUpp>
+        </m:acc>
         <m:r>
           <m:t>+</m:t>
         </m:r>
-        <m:limUpp>
+        <m:acc>
+          <m:accPr>
+            <m:chr m:val="̂"/>
+          </m:accPr>
           <m:e>
             <m:r>
               <m:t>B</m:t>
             </m:r>
           </m:e>
-          <m:lim>
-            <m:r>
-              <m:t>^</m:t>
-            </m:r>
-          </m:lim>
-        </m:limUpp>
+        </m:acc>
         <m:r>
           <m:t>+</m:t>
         </m:r>
-        <m:limUpp>
+        <m:acc>
+          <m:accPr>
+            <m:chr m:val="̂"/>
+          </m:accPr>
           <m:e>
             <m:r>
               <m:t>C</m:t>
             </m:r>
           </m:e>
-          <m:lim>
-            <m:r>
-              <m:t>^</m:t>
-            </m:r>
-          </m:lim>
-        </m:limUpp>
+        </m:acc>
         <m:r>
           <m:t>+</m:t>
         </m:r>
-        <m:limUpp>
+        <m:acc>
+          <m:accPr>
+            <m:chr m:val="̂"/>
+          </m:accPr>
           <m:e>
             <m:r>
               <m:t>D</m:t>
             </m:r>
           </m:e>
-          <m:lim>
-            <m:r>
-              <m:t>^</m:t>
-            </m:r>
-          </m:lim>
-        </m:limUpp>
+        </m:acc>
         <m:r>
           <m:t>=</m:t>
         </m:r>
@@ -34203,18 +37573,16 @@
         <m:r>
           <m:t>⇒</m:t>
         </m:r>
-        <m:limUpp>
+        <m:acc>
+          <m:accPr>
+            <m:chr m:val="̂"/>
+          </m:accPr>
           <m:e>
             <m:r>
               <m:t>D</m:t>
             </m:r>
           </m:e>
-          <m:lim>
-            <m:r>
-              <m:t>^</m:t>
-            </m:r>
-          </m:lim>
-        </m:limUpp>
+        </m:acc>
         <m:r>
           <m:t>=</m:t>
         </m:r>
@@ -34490,48 +37858,42 @@
         <w:t xml:space="preserve"> có </w:t>
       </w:r>
       <m:oMath xmlns:mml="http://www.w3.org/1998/Math/MathML">
-        <m:limUpp>
+        <m:acc>
+          <m:accPr>
+            <m:chr m:val="̂"/>
+          </m:accPr>
           <m:e>
             <m:r>
               <m:t>A</m:t>
             </m:r>
           </m:e>
-          <m:lim>
-            <m:r>
-              <m:t>^</m:t>
-            </m:r>
-          </m:lim>
-        </m:limUpp>
+        </m:acc>
         <m:r>
           <m:t>=</m:t>
         </m:r>
-        <m:limUpp>
+        <m:acc>
+          <m:accPr>
+            <m:chr m:val="̂"/>
+          </m:accPr>
           <m:e>
             <m:r>
               <m:t>D</m:t>
             </m:r>
           </m:e>
-          <m:lim>
-            <m:r>
-              <m:t>^</m:t>
-            </m:r>
-          </m:lim>
-        </m:limUpp>
+        </m:acc>
         <m:r>
           <m:t>=</m:t>
         </m:r>
-        <m:limUpp>
+        <m:acc>
+          <m:accPr>
+            <m:chr m:val="̂"/>
+          </m:accPr>
           <m:e>
             <m:r>
               <m:t>E</m:t>
             </m:r>
           </m:e>
-          <m:lim>
-            <m:r>
-              <m:t>^</m:t>
-            </m:r>
-          </m:lim>
-        </m:limUpp>
+        </m:acc>
         <m:r>
           <m:t>=</m:t>
         </m:r>
@@ -34556,7 +37918,70 @@
           <w:color w:val="000000"/>
           <w:sz w:val="23"/>
         </w:rPr>
-        <w:t xml:space="preserve"> nên là hình chữ nhật.</w:t>
+        <w:t xml:space="preserve"> (hay </w:t>
+      </w:r>
+      <m:oMath xmlns:mml="http://www.w3.org/1998/Math/MathML">
+        <m:acc>
+          <m:accPr>
+            <m:chr m:val="̂"/>
+          </m:accPr>
+          <m:e>
+            <m:r>
+              <m:t>DAE</m:t>
+            </m:r>
+          </m:e>
+        </m:acc>
+        <m:r>
+          <m:t>=</m:t>
+        </m:r>
+        <m:acc>
+          <m:accPr>
+            <m:chr m:val="̂"/>
+          </m:accPr>
+          <m:e>
+            <m:r>
+              <m:t>ADH</m:t>
+            </m:r>
+          </m:e>
+        </m:acc>
+        <m:r>
+          <m:t>=</m:t>
+        </m:r>
+        <m:acc>
+          <m:accPr>
+            <m:chr m:val="̂"/>
+          </m:accPr>
+          <m:e>
+            <m:r>
+              <m:t>AEH</m:t>
+            </m:r>
+          </m:e>
+        </m:acc>
+        <m:r>
+          <m:t>=</m:t>
+        </m:r>
+        <m:sSup>
+          <m:e>
+            <m:r>
+              <m:t>90</m:t>
+            </m:r>
+          </m:e>
+          <m:sup>
+            <m:r>
+              <m:t>∘</m:t>
+            </m:r>
+          </m:sup>
+        </m:sSup>
+      </m:oMath>
+      <w:r>
+        <w:rPr>
+          <w:rFonts w:ascii="Times New Roman" w:hAnsi="Times New Roman"/>
+          <w:b w:val="0"/>
+          <w:i w:val="0"/>
+          <w:color w:val="000000"/>
+          <w:sz w:val="23"/>
+        </w:rPr>
+        <w:t>) nên là hình chữ nhật.</w:t>
       </w:r>
     </w:p>
     <w:p>
@@ -34575,6 +38000,51 @@
       </w:r>
       <m:oMath xmlns:mml="http://www.w3.org/1998/Math/MathML">
         <m:r>
+          <m:t>DH=AE</m:t>
+        </m:r>
+      </m:oMath>
+      <w:r>
+        <w:rPr>
+          <w:rFonts w:ascii="Times New Roman" w:hAnsi="Times New Roman"/>
+          <w:b w:val="0"/>
+          <w:i w:val="0"/>
+          <w:color w:val="000000"/>
+          <w:sz w:val="23"/>
+        </w:rPr>
+        <w:t xml:space="preserve"> (</w:t>
+      </w:r>
+      <m:oMath xmlns:mml="http://www.w3.org/1998/Math/MathML">
+        <m:r>
+          <m:t>ADHE</m:t>
+        </m:r>
+      </m:oMath>
+      <w:r>
+        <w:rPr>
+          <w:rFonts w:ascii="Times New Roman" w:hAnsi="Times New Roman"/>
+          <w:b w:val="0"/>
+          <w:i w:val="0"/>
+          <w:color w:val="000000"/>
+          <w:sz w:val="23"/>
+        </w:rPr>
+        <w:t xml:space="preserve"> là hình chữ nhật) mà </w:t>
+      </w:r>
+      <m:oMath xmlns:mml="http://www.w3.org/1998/Math/MathML">
+        <m:r>
+          <m:t>AE=EK⇒DH=EK</m:t>
+        </m:r>
+      </m:oMath>
+      <w:r>
+        <w:rPr>
+          <w:rFonts w:ascii="Times New Roman" w:hAnsi="Times New Roman"/>
+          <w:b w:val="0"/>
+          <w:i w:val="0"/>
+          <w:color w:val="000000"/>
+          <w:sz w:val="23"/>
+        </w:rPr>
+        <w:t xml:space="preserve">; lại có </w:t>
+      </w:r>
+      <m:oMath xmlns:mml="http://www.w3.org/1998/Math/MathML">
+        <m:r>
           <m:t>DH∥EK</m:t>
         </m:r>
       </m:oMath>
@@ -34586,11 +38056,26 @@
           <w:color w:val="000000"/>
           <w:sz w:val="23"/>
         </w:rPr>
-        <w:t xml:space="preserve"> và </w:t>
-      </w:r>
-      <m:oMath xmlns:mml="http://www.w3.org/1998/Math/MathML">
-        <m:r>
-          <m:t>DH=EK⇒DHKE</m:t>
+        <w:t xml:space="preserve"> (do </w:t>
+      </w:r>
+      <m:oMath xmlns:mml="http://www.w3.org/1998/Math/MathML">
+        <m:r>
+          <m:t>DH∥AC</m:t>
+        </m:r>
+      </m:oMath>
+      <w:r>
+        <w:rPr>
+          <w:rFonts w:ascii="Times New Roman" w:hAnsi="Times New Roman"/>
+          <w:b w:val="0"/>
+          <w:i w:val="0"/>
+          <w:color w:val="000000"/>
+          <w:sz w:val="23"/>
+        </w:rPr>
+        <w:t xml:space="preserve">) </w:t>
+      </w:r>
+      <m:oMath xmlns:mml="http://www.w3.org/1998/Math/MathML">
+        <m:r>
+          <m:t>⇒DHKE</m:t>
         </m:r>
       </m:oMath>
       <w:r>
@@ -34620,7 +38105,70 @@
       </w:r>
       <m:oMath xmlns:mml="http://www.w3.org/1998/Math/MathML">
         <m:r>
-          <m:t>ΔAMC</m:t>
+          <m:t>ΔABC</m:t>
+        </m:r>
+      </m:oMath>
+      <w:r>
+        <w:rPr>
+          <w:rFonts w:ascii="Times New Roman" w:hAnsi="Times New Roman"/>
+          <w:b w:val="0"/>
+          <w:i w:val="0"/>
+          <w:color w:val="000000"/>
+          <w:sz w:val="23"/>
+        </w:rPr>
+        <w:t xml:space="preserve"> vuông tại </w:t>
+      </w:r>
+      <m:oMath xmlns:mml="http://www.w3.org/1998/Math/MathML">
+        <m:r>
+          <m:t>A</m:t>
+        </m:r>
+      </m:oMath>
+      <w:r>
+        <w:rPr>
+          <w:rFonts w:ascii="Times New Roman" w:hAnsi="Times New Roman"/>
+          <w:b w:val="0"/>
+          <w:i w:val="0"/>
+          <w:color w:val="000000"/>
+          <w:sz w:val="23"/>
+        </w:rPr>
+        <w:t xml:space="preserve"> có </w:t>
+      </w:r>
+      <m:oMath xmlns:mml="http://www.w3.org/1998/Math/MathML">
+        <m:r>
+          <m:t>AM</m:t>
+        </m:r>
+      </m:oMath>
+      <w:r>
+        <w:rPr>
+          <w:rFonts w:ascii="Times New Roman" w:hAnsi="Times New Roman"/>
+          <w:b w:val="0"/>
+          <w:i w:val="0"/>
+          <w:color w:val="000000"/>
+          <w:sz w:val="23"/>
+        </w:rPr>
+        <w:t xml:space="preserve"> là trung tuyến ứng với cạnh huyền </w:t>
+      </w:r>
+      <m:oMath xmlns:mml="http://www.w3.org/1998/Math/MathML">
+        <m:r>
+          <m:t>BC⇒AM=MC=</m:t>
+        </m:r>
+        <m:f>
+          <m:fPr>
+            <m:type m:val="bar"/>
+          </m:fPr>
+          <m:num>
+            <m:r>
+              <m:t>BC</m:t>
+            </m:r>
+          </m:num>
+          <m:den>
+            <m:r>
+              <m:t>2</m:t>
+            </m:r>
+          </m:den>
+        </m:f>
+        <m:r>
+          <m:t>⇒ΔAMC</m:t>
         </m:r>
       </m:oMath>
       <w:r>
@@ -34637,90 +38185,355 @@
         <m:r>
           <m:t>M⇒</m:t>
         </m:r>
-        <m:limUpp>
+        <m:acc>
+          <m:accPr>
+            <m:chr m:val="̂"/>
+          </m:accPr>
           <m:e>
             <m:r>
               <m:t>MAC</m:t>
             </m:r>
           </m:e>
-          <m:lim>
-            <m:r>
-              <m:t>^</m:t>
-            </m:r>
-          </m:lim>
-        </m:limUpp>
+        </m:acc>
         <m:r>
           <m:t>=</m:t>
         </m:r>
-        <m:limUpp>
+        <m:acc>
+          <m:accPr>
+            <m:chr m:val="̂"/>
+          </m:accPr>
           <m:e>
             <m:r>
               <m:t>MCA</m:t>
             </m:r>
           </m:e>
-          <m:lim>
-            <m:r>
-              <m:t>^</m:t>
-            </m:r>
-          </m:lim>
-        </m:limUpp>
-      </m:oMath>
-      <w:r>
-        <w:rPr>
-          <w:rFonts w:ascii="Times New Roman" w:hAnsi="Times New Roman"/>
-          <w:b w:val="0"/>
-          <w:i w:val="0"/>
-          <w:color w:val="000000"/>
-          <w:sz w:val="23"/>
-        </w:rPr>
-        <w:t xml:space="preserve">; </w:t>
-      </w:r>
-      <m:oMath xmlns:mml="http://www.w3.org/1998/Math/MathML">
-        <m:r>
-          <m:t>ΔOAE</m:t>
-        </m:r>
-      </m:oMath>
-      <w:r>
-        <w:rPr>
-          <w:rFonts w:ascii="Times New Roman" w:hAnsi="Times New Roman"/>
-          <w:b w:val="0"/>
-          <w:i w:val="0"/>
-          <w:color w:val="000000"/>
-          <w:sz w:val="23"/>
-        </w:rPr>
-        <w:t xml:space="preserve"> cân </w:t>
+        </m:acc>
+      </m:oMath>
+      <w:r>
+        <w:rPr>
+          <w:rFonts w:ascii="Times New Roman" w:hAnsi="Times New Roman"/>
+          <w:b w:val="0"/>
+          <w:i w:val="0"/>
+          <w:color w:val="000000"/>
+          <w:sz w:val="23"/>
+        </w:rPr>
+        <w:t xml:space="preserve"> (1).</w:t>
+      </w:r>
+    </w:p>
+    <w:p>
+      <w:pPr>
+        <w:spacing w:line="276" w:lineRule="auto" w:before="20" w:after="40"/>
+      </w:pPr>
+      <w:r>
+        <w:rPr>
+          <w:rFonts w:ascii="Times New Roman" w:hAnsi="Times New Roman"/>
+          <w:b w:val="0"/>
+          <w:i w:val="0"/>
+          <w:color w:val="000000"/>
+          <w:sz w:val="23"/>
+        </w:rPr>
+        <w:t xml:space="preserve">Tứ giác </w:t>
+      </w:r>
+      <m:oMath xmlns:mml="http://www.w3.org/1998/Math/MathML">
+        <m:r>
+          <m:t>ADHE</m:t>
+        </m:r>
+      </m:oMath>
+      <w:r>
+        <w:rPr>
+          <w:rFonts w:ascii="Times New Roman" w:hAnsi="Times New Roman"/>
+          <w:b w:val="0"/>
+          <w:i w:val="0"/>
+          <w:color w:val="000000"/>
+          <w:sz w:val="23"/>
+        </w:rPr>
+        <w:t xml:space="preserve"> là hình chữ nhật có </w:t>
+      </w:r>
+      <m:oMath xmlns:mml="http://www.w3.org/1998/Math/MathML">
+        <m:r>
+          <m:t>AH</m:t>
+        </m:r>
+      </m:oMath>
+      <w:r>
+        <w:rPr>
+          <w:rFonts w:ascii="Times New Roman" w:hAnsi="Times New Roman"/>
+          <w:b w:val="0"/>
+          <w:i w:val="0"/>
+          <w:color w:val="000000"/>
+          <w:sz w:val="23"/>
+        </w:rPr>
+        <w:t xml:space="preserve"> và </w:t>
+      </w:r>
+      <m:oMath xmlns:mml="http://www.w3.org/1998/Math/MathML">
+        <m:r>
+          <m:t>DE</m:t>
+        </m:r>
+      </m:oMath>
+      <w:r>
+        <w:rPr>
+          <w:rFonts w:ascii="Times New Roman" w:hAnsi="Times New Roman"/>
+          <w:b w:val="0"/>
+          <w:i w:val="0"/>
+          <w:color w:val="000000"/>
+          <w:sz w:val="23"/>
+        </w:rPr>
+        <w:t xml:space="preserve"> cắt nhau tại </w:t>
+      </w:r>
+      <m:oMath xmlns:mml="http://www.w3.org/1998/Math/MathML">
+        <m:r>
+          <m:t>O⇒OA=OE⇒ΔOAE</m:t>
+        </m:r>
+      </m:oMath>
+      <w:r>
+        <w:rPr>
+          <w:rFonts w:ascii="Times New Roman" w:hAnsi="Times New Roman"/>
+          <w:b w:val="0"/>
+          <w:i w:val="0"/>
+          <w:color w:val="000000"/>
+          <w:sz w:val="23"/>
+        </w:rPr>
+        <w:t xml:space="preserve"> cân tại </w:t>
+      </w:r>
+      <m:oMath xmlns:mml="http://www.w3.org/1998/Math/MathML">
+        <m:r>
+          <m:t>O⇒</m:t>
+        </m:r>
+        <m:acc>
+          <m:accPr>
+            <m:chr m:val="̂"/>
+          </m:accPr>
+          <m:e>
+            <m:r>
+              <m:t>OEA</m:t>
+            </m:r>
+          </m:e>
+        </m:acc>
+        <m:r>
+          <m:t>=</m:t>
+        </m:r>
+        <m:acc>
+          <m:accPr>
+            <m:chr m:val="̂"/>
+          </m:accPr>
+          <m:e>
+            <m:r>
+              <m:t>OAE</m:t>
+            </m:r>
+          </m:e>
+        </m:acc>
+      </m:oMath>
+      <w:r>
+        <w:rPr>
+          <w:rFonts w:ascii="Times New Roman" w:hAnsi="Times New Roman"/>
+          <w:b w:val="0"/>
+          <w:i w:val="0"/>
+          <w:color w:val="000000"/>
+          <w:sz w:val="23"/>
+        </w:rPr>
+        <w:t xml:space="preserve"> (2).</w:t>
+      </w:r>
+    </w:p>
+    <w:p>
+      <w:pPr>
+        <w:spacing w:line="276" w:lineRule="auto" w:before="20" w:after="40"/>
+      </w:pPr>
+      <w:r>
+        <w:rPr>
+          <w:rFonts w:ascii="Times New Roman" w:hAnsi="Times New Roman"/>
+          <w:b w:val="0"/>
+          <w:i w:val="0"/>
+          <w:color w:val="000000"/>
+          <w:sz w:val="23"/>
+        </w:rPr>
+        <w:t xml:space="preserve">Mặt khác </w:t>
+      </w:r>
+      <m:oMath xmlns:mml="http://www.w3.org/1998/Math/MathML">
+        <m:r>
+          <m:t>ΔAHC</m:t>
+        </m:r>
+      </m:oMath>
+      <w:r>
+        <w:rPr>
+          <w:rFonts w:ascii="Times New Roman" w:hAnsi="Times New Roman"/>
+          <w:b w:val="0"/>
+          <w:i w:val="0"/>
+          <w:color w:val="000000"/>
+          <w:sz w:val="23"/>
+        </w:rPr>
+        <w:t xml:space="preserve"> vuông tại </w:t>
+      </w:r>
+      <m:oMath xmlns:mml="http://www.w3.org/1998/Math/MathML">
+        <m:r>
+          <m:t>H</m:t>
+        </m:r>
+      </m:oMath>
+      <w:r>
+        <w:rPr>
+          <w:rFonts w:ascii="Times New Roman" w:hAnsi="Times New Roman"/>
+          <w:b w:val="0"/>
+          <w:i w:val="0"/>
+          <w:color w:val="000000"/>
+          <w:sz w:val="23"/>
+        </w:rPr>
+        <w:t xml:space="preserve"> nên </w:t>
+      </w:r>
+      <m:oMath xmlns:mml="http://www.w3.org/1998/Math/MathML">
+        <m:acc>
+          <m:accPr>
+            <m:chr m:val="̂"/>
+          </m:accPr>
+          <m:e>
+            <m:r>
+              <m:t>OAE</m:t>
+            </m:r>
+          </m:e>
+        </m:acc>
+        <m:r>
+          <m:t>+</m:t>
+        </m:r>
+        <m:acc>
+          <m:accPr>
+            <m:chr m:val="̂"/>
+          </m:accPr>
+          <m:e>
+            <m:r>
+              <m:t>MCA</m:t>
+            </m:r>
+          </m:e>
+        </m:acc>
+        <m:r>
+          <m:t>=</m:t>
+        </m:r>
+        <m:sSup>
+          <m:e>
+            <m:r>
+              <m:t>90</m:t>
+            </m:r>
+          </m:e>
+          <m:sup>
+            <m:r>
+              <m:t>∘</m:t>
+            </m:r>
+          </m:sup>
+        </m:sSup>
+      </m:oMath>
+      <w:r>
+        <w:rPr>
+          <w:rFonts w:ascii="Times New Roman" w:hAnsi="Times New Roman"/>
+          <w:b w:val="0"/>
+          <w:i w:val="0"/>
+          <w:color w:val="000000"/>
+          <w:sz w:val="23"/>
+        </w:rPr>
+        <w:t xml:space="preserve"> (3).</w:t>
+      </w:r>
+    </w:p>
+    <w:p>
+      <w:pPr>
+        <w:spacing w:line="276" w:lineRule="auto" w:before="20" w:after="40"/>
+      </w:pPr>
+      <w:r>
+        <w:rPr>
+          <w:rFonts w:ascii="Times New Roman" w:hAnsi="Times New Roman"/>
+          <w:b w:val="0"/>
+          <w:i w:val="0"/>
+          <w:color w:val="000000"/>
+          <w:sz w:val="23"/>
+        </w:rPr>
+        <w:t xml:space="preserve">Từ (1), (2), (3) </w:t>
       </w:r>
       <m:oMath xmlns:mml="http://www.w3.org/1998/Math/MathML">
         <m:r>
           <m:t>⇒</m:t>
         </m:r>
-        <m:limUpp>
+        <m:acc>
+          <m:accPr>
+            <m:chr m:val="̂"/>
+          </m:accPr>
           <m:e>
             <m:r>
               <m:t>OEA</m:t>
             </m:r>
           </m:e>
-          <m:lim>
-            <m:r>
-              <m:t>^</m:t>
-            </m:r>
-          </m:lim>
-        </m:limUpp>
+        </m:acc>
+        <m:r>
+          <m:t>+</m:t>
+        </m:r>
+        <m:acc>
+          <m:accPr>
+            <m:chr m:val="̂"/>
+          </m:accPr>
+          <m:e>
+            <m:r>
+              <m:t>MAC</m:t>
+            </m:r>
+          </m:e>
+        </m:acc>
         <m:r>
           <m:t>=</m:t>
         </m:r>
-        <m:limUpp>
-          <m:e>
-            <m:r>
-              <m:t>OAE</m:t>
-            </m:r>
-          </m:e>
-          <m:lim>
-            <m:r>
-              <m:t>^</m:t>
-            </m:r>
-          </m:lim>
-        </m:limUpp>
+        <m:sSup>
+          <m:e>
+            <m:r>
+              <m:t>90</m:t>
+            </m:r>
+          </m:e>
+          <m:sup>
+            <m:r>
+              <m:t>∘</m:t>
+            </m:r>
+          </m:sup>
+        </m:sSup>
+      </m:oMath>
+      <w:r>
+        <w:rPr>
+          <w:rFonts w:ascii="Times New Roman" w:hAnsi="Times New Roman"/>
+          <w:b w:val="0"/>
+          <w:i w:val="0"/>
+          <w:color w:val="000000"/>
+          <w:sz w:val="23"/>
+        </w:rPr>
+        <w:t xml:space="preserve"> hay </w:t>
+      </w:r>
+      <m:oMath xmlns:mml="http://www.w3.org/1998/Math/MathML">
+        <m:acc>
+          <m:accPr>
+            <m:chr m:val="̂"/>
+          </m:accPr>
+          <m:e>
+            <m:r>
+              <m:t>AEG</m:t>
+            </m:r>
+          </m:e>
+        </m:acc>
+        <m:r>
+          <m:t>+</m:t>
+        </m:r>
+        <m:acc>
+          <m:accPr>
+            <m:chr m:val="̂"/>
+          </m:accPr>
+          <m:e>
+            <m:r>
+              <m:t>GAE</m:t>
+            </m:r>
+          </m:e>
+        </m:acc>
+        <m:r>
+          <m:t>=</m:t>
+        </m:r>
+        <m:sSup>
+          <m:e>
+            <m:r>
+              <m:t>90</m:t>
+            </m:r>
+          </m:e>
+          <m:sup>
+            <m:r>
+              <m:t>∘</m:t>
+            </m:r>
+          </m:sup>
+        </m:sSup>
         <m:r>
           <m:t>⇒AM⟂DE</m:t>
         </m:r>
@@ -37553,63 +41366,55 @@
         <w:t xml:space="preserve">, ta có: </w:t>
       </w:r>
       <m:oMath xmlns:mml="http://www.w3.org/1998/Math/MathML">
-        <m:limUpp>
+        <m:acc>
+          <m:accPr>
+            <m:chr m:val="̂"/>
+          </m:accPr>
           <m:e>
             <m:r>
               <m:t>A</m:t>
             </m:r>
           </m:e>
-          <m:lim>
-            <m:r>
-              <m:t>^</m:t>
-            </m:r>
-          </m:lim>
-        </m:limUpp>
+        </m:acc>
         <m:r>
           <m:t>+</m:t>
         </m:r>
-        <m:limUpp>
+        <m:acc>
+          <m:accPr>
+            <m:chr m:val="̂"/>
+          </m:accPr>
           <m:e>
             <m:r>
               <m:t>B</m:t>
             </m:r>
           </m:e>
-          <m:lim>
-            <m:r>
-              <m:t>^</m:t>
-            </m:r>
-          </m:lim>
-        </m:limUpp>
+        </m:acc>
         <m:r>
           <m:t>+</m:t>
         </m:r>
-        <m:limUpp>
+        <m:acc>
+          <m:accPr>
+            <m:chr m:val="̂"/>
+          </m:accPr>
           <m:e>
             <m:r>
               <m:t>C</m:t>
             </m:r>
           </m:e>
-          <m:lim>
-            <m:r>
-              <m:t>^</m:t>
-            </m:r>
-          </m:lim>
-        </m:limUpp>
+        </m:acc>
         <m:r>
           <m:t>+</m:t>
         </m:r>
-        <m:limUpp>
+        <m:acc>
+          <m:accPr>
+            <m:chr m:val="̂"/>
+          </m:accPr>
           <m:e>
             <m:r>
               <m:t>D</m:t>
             </m:r>
           </m:e>
-          <m:lim>
-            <m:r>
-              <m:t>^</m:t>
-            </m:r>
-          </m:lim>
-        </m:limUpp>
+        </m:acc>
         <m:r>
           <m:t>=</m:t>
         </m:r>
@@ -37628,18 +41433,16 @@
         <m:r>
           <m:t>⇒</m:t>
         </m:r>
-        <m:limUpp>
+        <m:acc>
+          <m:accPr>
+            <m:chr m:val="̂"/>
+          </m:accPr>
           <m:e>
             <m:r>
               <m:t>D</m:t>
             </m:r>
           </m:e>
-          <m:lim>
-            <m:r>
-              <m:t>^</m:t>
-            </m:r>
-          </m:lim>
-        </m:limUpp>
+        </m:acc>
         <m:r>
           <m:t>=</m:t>
         </m:r>
@@ -37915,48 +41718,42 @@
         <w:t xml:space="preserve"> có </w:t>
       </w:r>
       <m:oMath xmlns:mml="http://www.w3.org/1998/Math/MathML">
-        <m:limUpp>
+        <m:acc>
+          <m:accPr>
+            <m:chr m:val="̂"/>
+          </m:accPr>
           <m:e>
             <m:r>
               <m:t>A</m:t>
             </m:r>
           </m:e>
-          <m:lim>
-            <m:r>
-              <m:t>^</m:t>
-            </m:r>
-          </m:lim>
-        </m:limUpp>
+        </m:acc>
         <m:r>
           <m:t>=</m:t>
         </m:r>
-        <m:limUpp>
+        <m:acc>
+          <m:accPr>
+            <m:chr m:val="̂"/>
+          </m:accPr>
           <m:e>
             <m:r>
               <m:t>D</m:t>
             </m:r>
           </m:e>
-          <m:lim>
-            <m:r>
-              <m:t>^</m:t>
-            </m:r>
-          </m:lim>
-        </m:limUpp>
+        </m:acc>
         <m:r>
           <m:t>=</m:t>
         </m:r>
-        <m:limUpp>
+        <m:acc>
+          <m:accPr>
+            <m:chr m:val="̂"/>
+          </m:accPr>
           <m:e>
             <m:r>
               <m:t>E</m:t>
             </m:r>
           </m:e>
-          <m:lim>
-            <m:r>
-              <m:t>^</m:t>
-            </m:r>
-          </m:lim>
-        </m:limUpp>
+        </m:acc>
         <m:r>
           <m:t>=</m:t>
         </m:r>
@@ -37981,7 +41778,70 @@
           <w:color w:val="000000"/>
           <w:sz w:val="23"/>
         </w:rPr>
-        <w:t xml:space="preserve"> nên là hình chữ nhật.</w:t>
+        <w:t xml:space="preserve"> (hay </w:t>
+      </w:r>
+      <m:oMath xmlns:mml="http://www.w3.org/1998/Math/MathML">
+        <m:acc>
+          <m:accPr>
+            <m:chr m:val="̂"/>
+          </m:accPr>
+          <m:e>
+            <m:r>
+              <m:t>DAE</m:t>
+            </m:r>
+          </m:e>
+        </m:acc>
+        <m:r>
+          <m:t>=</m:t>
+        </m:r>
+        <m:acc>
+          <m:accPr>
+            <m:chr m:val="̂"/>
+          </m:accPr>
+          <m:e>
+            <m:r>
+              <m:t>ADH</m:t>
+            </m:r>
+          </m:e>
+        </m:acc>
+        <m:r>
+          <m:t>=</m:t>
+        </m:r>
+        <m:acc>
+          <m:accPr>
+            <m:chr m:val="̂"/>
+          </m:accPr>
+          <m:e>
+            <m:r>
+              <m:t>AEH</m:t>
+            </m:r>
+          </m:e>
+        </m:acc>
+        <m:r>
+          <m:t>=</m:t>
+        </m:r>
+        <m:sSup>
+          <m:e>
+            <m:r>
+              <m:t>90</m:t>
+            </m:r>
+          </m:e>
+          <m:sup>
+            <m:r>
+              <m:t>∘</m:t>
+            </m:r>
+          </m:sup>
+        </m:sSup>
+      </m:oMath>
+      <w:r>
+        <w:rPr>
+          <w:rFonts w:ascii="Times New Roman" w:hAnsi="Times New Roman"/>
+          <w:b w:val="0"/>
+          <w:i w:val="0"/>
+          <w:color w:val="000000"/>
+          <w:sz w:val="23"/>
+        </w:rPr>
+        <w:t>) nên là hình chữ nhật.</w:t>
       </w:r>
     </w:p>
     <w:p>
@@ -38000,6 +41860,51 @@
       </w:r>
       <m:oMath xmlns:mml="http://www.w3.org/1998/Math/MathML">
         <m:r>
+          <m:t>DH=AE</m:t>
+        </m:r>
+      </m:oMath>
+      <w:r>
+        <w:rPr>
+          <w:rFonts w:ascii="Times New Roman" w:hAnsi="Times New Roman"/>
+          <w:b w:val="0"/>
+          <w:i w:val="0"/>
+          <w:color w:val="000000"/>
+          <w:sz w:val="23"/>
+        </w:rPr>
+        <w:t xml:space="preserve"> (</w:t>
+      </w:r>
+      <m:oMath xmlns:mml="http://www.w3.org/1998/Math/MathML">
+        <m:r>
+          <m:t>ADHE</m:t>
+        </m:r>
+      </m:oMath>
+      <w:r>
+        <w:rPr>
+          <w:rFonts w:ascii="Times New Roman" w:hAnsi="Times New Roman"/>
+          <w:b w:val="0"/>
+          <w:i w:val="0"/>
+          <w:color w:val="000000"/>
+          <w:sz w:val="23"/>
+        </w:rPr>
+        <w:t xml:space="preserve"> là hình chữ nhật) mà </w:t>
+      </w:r>
+      <m:oMath xmlns:mml="http://www.w3.org/1998/Math/MathML">
+        <m:r>
+          <m:t>AE=EK⇒DH=EK</m:t>
+        </m:r>
+      </m:oMath>
+      <w:r>
+        <w:rPr>
+          <w:rFonts w:ascii="Times New Roman" w:hAnsi="Times New Roman"/>
+          <w:b w:val="0"/>
+          <w:i w:val="0"/>
+          <w:color w:val="000000"/>
+          <w:sz w:val="23"/>
+        </w:rPr>
+        <w:t xml:space="preserve">; lại có </w:t>
+      </w:r>
+      <m:oMath xmlns:mml="http://www.w3.org/1998/Math/MathML">
+        <m:r>
           <m:t>DH∥EK</m:t>
         </m:r>
       </m:oMath>
@@ -38011,11 +41916,26 @@
           <w:color w:val="000000"/>
           <w:sz w:val="23"/>
         </w:rPr>
-        <w:t xml:space="preserve"> và </w:t>
-      </w:r>
-      <m:oMath xmlns:mml="http://www.w3.org/1998/Math/MathML">
-        <m:r>
-          <m:t>DH=EK⇒DHKE</m:t>
+        <w:t xml:space="preserve"> (do </w:t>
+      </w:r>
+      <m:oMath xmlns:mml="http://www.w3.org/1998/Math/MathML">
+        <m:r>
+          <m:t>DH∥AC</m:t>
+        </m:r>
+      </m:oMath>
+      <w:r>
+        <w:rPr>
+          <w:rFonts w:ascii="Times New Roman" w:hAnsi="Times New Roman"/>
+          <w:b w:val="0"/>
+          <w:i w:val="0"/>
+          <w:color w:val="000000"/>
+          <w:sz w:val="23"/>
+        </w:rPr>
+        <w:t xml:space="preserve">) </w:t>
+      </w:r>
+      <m:oMath xmlns:mml="http://www.w3.org/1998/Math/MathML">
+        <m:r>
+          <m:t>⇒DHKE</m:t>
         </m:r>
       </m:oMath>
       <w:r>
@@ -38045,7 +41965,70 @@
       </w:r>
       <m:oMath xmlns:mml="http://www.w3.org/1998/Math/MathML">
         <m:r>
-          <m:t>ΔAMC</m:t>
+          <m:t>ΔABC</m:t>
+        </m:r>
+      </m:oMath>
+      <w:r>
+        <w:rPr>
+          <w:rFonts w:ascii="Times New Roman" w:hAnsi="Times New Roman"/>
+          <w:b w:val="0"/>
+          <w:i w:val="0"/>
+          <w:color w:val="000000"/>
+          <w:sz w:val="23"/>
+        </w:rPr>
+        <w:t xml:space="preserve"> vuông tại </w:t>
+      </w:r>
+      <m:oMath xmlns:mml="http://www.w3.org/1998/Math/MathML">
+        <m:r>
+          <m:t>A</m:t>
+        </m:r>
+      </m:oMath>
+      <w:r>
+        <w:rPr>
+          <w:rFonts w:ascii="Times New Roman" w:hAnsi="Times New Roman"/>
+          <w:b w:val="0"/>
+          <w:i w:val="0"/>
+          <w:color w:val="000000"/>
+          <w:sz w:val="23"/>
+        </w:rPr>
+        <w:t xml:space="preserve"> có </w:t>
+      </w:r>
+      <m:oMath xmlns:mml="http://www.w3.org/1998/Math/MathML">
+        <m:r>
+          <m:t>AM</m:t>
+        </m:r>
+      </m:oMath>
+      <w:r>
+        <w:rPr>
+          <w:rFonts w:ascii="Times New Roman" w:hAnsi="Times New Roman"/>
+          <w:b w:val="0"/>
+          <w:i w:val="0"/>
+          <w:color w:val="000000"/>
+          <w:sz w:val="23"/>
+        </w:rPr>
+        <w:t xml:space="preserve"> là trung tuyến ứng với cạnh huyền </w:t>
+      </w:r>
+      <m:oMath xmlns:mml="http://www.w3.org/1998/Math/MathML">
+        <m:r>
+          <m:t>BC⇒AM=MC=</m:t>
+        </m:r>
+        <m:f>
+          <m:fPr>
+            <m:type m:val="bar"/>
+          </m:fPr>
+          <m:num>
+            <m:r>
+              <m:t>BC</m:t>
+            </m:r>
+          </m:num>
+          <m:den>
+            <m:r>
+              <m:t>2</m:t>
+            </m:r>
+          </m:den>
+        </m:f>
+        <m:r>
+          <m:t>⇒ΔAMC</m:t>
         </m:r>
       </m:oMath>
       <w:r>
@@ -38062,90 +42045,355 @@
         <m:r>
           <m:t>M⇒</m:t>
         </m:r>
-        <m:limUpp>
+        <m:acc>
+          <m:accPr>
+            <m:chr m:val="̂"/>
+          </m:accPr>
           <m:e>
             <m:r>
               <m:t>MAC</m:t>
             </m:r>
           </m:e>
-          <m:lim>
-            <m:r>
-              <m:t>^</m:t>
-            </m:r>
-          </m:lim>
-        </m:limUpp>
+        </m:acc>
         <m:r>
           <m:t>=</m:t>
         </m:r>
-        <m:limUpp>
+        <m:acc>
+          <m:accPr>
+            <m:chr m:val="̂"/>
+          </m:accPr>
           <m:e>
             <m:r>
               <m:t>MCA</m:t>
             </m:r>
           </m:e>
-          <m:lim>
-            <m:r>
-              <m:t>^</m:t>
-            </m:r>
-          </m:lim>
-        </m:limUpp>
-      </m:oMath>
-      <w:r>
-        <w:rPr>
-          <w:rFonts w:ascii="Times New Roman" w:hAnsi="Times New Roman"/>
-          <w:b w:val="0"/>
-          <w:i w:val="0"/>
-          <w:color w:val="000000"/>
-          <w:sz w:val="23"/>
-        </w:rPr>
-        <w:t xml:space="preserve">; </w:t>
-      </w:r>
-      <m:oMath xmlns:mml="http://www.w3.org/1998/Math/MathML">
-        <m:r>
-          <m:t>ΔOAE</m:t>
-        </m:r>
-      </m:oMath>
-      <w:r>
-        <w:rPr>
-          <w:rFonts w:ascii="Times New Roman" w:hAnsi="Times New Roman"/>
-          <w:b w:val="0"/>
-          <w:i w:val="0"/>
-          <w:color w:val="000000"/>
-          <w:sz w:val="23"/>
-        </w:rPr>
-        <w:t xml:space="preserve"> cân </w:t>
+        </m:acc>
+      </m:oMath>
+      <w:r>
+        <w:rPr>
+          <w:rFonts w:ascii="Times New Roman" w:hAnsi="Times New Roman"/>
+          <w:b w:val="0"/>
+          <w:i w:val="0"/>
+          <w:color w:val="000000"/>
+          <w:sz w:val="23"/>
+        </w:rPr>
+        <w:t xml:space="preserve"> (1).</w:t>
+      </w:r>
+    </w:p>
+    <w:p>
+      <w:pPr>
+        <w:spacing w:line="276" w:lineRule="auto" w:before="20" w:after="40"/>
+      </w:pPr>
+      <w:r>
+        <w:rPr>
+          <w:rFonts w:ascii="Times New Roman" w:hAnsi="Times New Roman"/>
+          <w:b w:val="0"/>
+          <w:i w:val="0"/>
+          <w:color w:val="000000"/>
+          <w:sz w:val="23"/>
+        </w:rPr>
+        <w:t xml:space="preserve">Tứ giác </w:t>
+      </w:r>
+      <m:oMath xmlns:mml="http://www.w3.org/1998/Math/MathML">
+        <m:r>
+          <m:t>ADHE</m:t>
+        </m:r>
+      </m:oMath>
+      <w:r>
+        <w:rPr>
+          <w:rFonts w:ascii="Times New Roman" w:hAnsi="Times New Roman"/>
+          <w:b w:val="0"/>
+          <w:i w:val="0"/>
+          <w:color w:val="000000"/>
+          <w:sz w:val="23"/>
+        </w:rPr>
+        <w:t xml:space="preserve"> là hình chữ nhật có </w:t>
+      </w:r>
+      <m:oMath xmlns:mml="http://www.w3.org/1998/Math/MathML">
+        <m:r>
+          <m:t>AH</m:t>
+        </m:r>
+      </m:oMath>
+      <w:r>
+        <w:rPr>
+          <w:rFonts w:ascii="Times New Roman" w:hAnsi="Times New Roman"/>
+          <w:b w:val="0"/>
+          <w:i w:val="0"/>
+          <w:color w:val="000000"/>
+          <w:sz w:val="23"/>
+        </w:rPr>
+        <w:t xml:space="preserve"> và </w:t>
+      </w:r>
+      <m:oMath xmlns:mml="http://www.w3.org/1998/Math/MathML">
+        <m:r>
+          <m:t>DE</m:t>
+        </m:r>
+      </m:oMath>
+      <w:r>
+        <w:rPr>
+          <w:rFonts w:ascii="Times New Roman" w:hAnsi="Times New Roman"/>
+          <w:b w:val="0"/>
+          <w:i w:val="0"/>
+          <w:color w:val="000000"/>
+          <w:sz w:val="23"/>
+        </w:rPr>
+        <w:t xml:space="preserve"> cắt nhau tại </w:t>
+      </w:r>
+      <m:oMath xmlns:mml="http://www.w3.org/1998/Math/MathML">
+        <m:r>
+          <m:t>O⇒OA=OE⇒ΔOAE</m:t>
+        </m:r>
+      </m:oMath>
+      <w:r>
+        <w:rPr>
+          <w:rFonts w:ascii="Times New Roman" w:hAnsi="Times New Roman"/>
+          <w:b w:val="0"/>
+          <w:i w:val="0"/>
+          <w:color w:val="000000"/>
+          <w:sz w:val="23"/>
+        </w:rPr>
+        <w:t xml:space="preserve"> cân tại </w:t>
+      </w:r>
+      <m:oMath xmlns:mml="http://www.w3.org/1998/Math/MathML">
+        <m:r>
+          <m:t>O⇒</m:t>
+        </m:r>
+        <m:acc>
+          <m:accPr>
+            <m:chr m:val="̂"/>
+          </m:accPr>
+          <m:e>
+            <m:r>
+              <m:t>OEA</m:t>
+            </m:r>
+          </m:e>
+        </m:acc>
+        <m:r>
+          <m:t>=</m:t>
+        </m:r>
+        <m:acc>
+          <m:accPr>
+            <m:chr m:val="̂"/>
+          </m:accPr>
+          <m:e>
+            <m:r>
+              <m:t>OAE</m:t>
+            </m:r>
+          </m:e>
+        </m:acc>
+      </m:oMath>
+      <w:r>
+        <w:rPr>
+          <w:rFonts w:ascii="Times New Roman" w:hAnsi="Times New Roman"/>
+          <w:b w:val="0"/>
+          <w:i w:val="0"/>
+          <w:color w:val="000000"/>
+          <w:sz w:val="23"/>
+        </w:rPr>
+        <w:t xml:space="preserve"> (2).</w:t>
+      </w:r>
+    </w:p>
+    <w:p>
+      <w:pPr>
+        <w:spacing w:line="276" w:lineRule="auto" w:before="20" w:after="40"/>
+      </w:pPr>
+      <w:r>
+        <w:rPr>
+          <w:rFonts w:ascii="Times New Roman" w:hAnsi="Times New Roman"/>
+          <w:b w:val="0"/>
+          <w:i w:val="0"/>
+          <w:color w:val="000000"/>
+          <w:sz w:val="23"/>
+        </w:rPr>
+        <w:t xml:space="preserve">Mặt khác </w:t>
+      </w:r>
+      <m:oMath xmlns:mml="http://www.w3.org/1998/Math/MathML">
+        <m:r>
+          <m:t>ΔAHC</m:t>
+        </m:r>
+      </m:oMath>
+      <w:r>
+        <w:rPr>
+          <w:rFonts w:ascii="Times New Roman" w:hAnsi="Times New Roman"/>
+          <w:b w:val="0"/>
+          <w:i w:val="0"/>
+          <w:color w:val="000000"/>
+          <w:sz w:val="23"/>
+        </w:rPr>
+        <w:t xml:space="preserve"> vuông tại </w:t>
+      </w:r>
+      <m:oMath xmlns:mml="http://www.w3.org/1998/Math/MathML">
+        <m:r>
+          <m:t>H</m:t>
+        </m:r>
+      </m:oMath>
+      <w:r>
+        <w:rPr>
+          <w:rFonts w:ascii="Times New Roman" w:hAnsi="Times New Roman"/>
+          <w:b w:val="0"/>
+          <w:i w:val="0"/>
+          <w:color w:val="000000"/>
+          <w:sz w:val="23"/>
+        </w:rPr>
+        <w:t xml:space="preserve"> nên </w:t>
+      </w:r>
+      <m:oMath xmlns:mml="http://www.w3.org/1998/Math/MathML">
+        <m:acc>
+          <m:accPr>
+            <m:chr m:val="̂"/>
+          </m:accPr>
+          <m:e>
+            <m:r>
+              <m:t>OAE</m:t>
+            </m:r>
+          </m:e>
+        </m:acc>
+        <m:r>
+          <m:t>+</m:t>
+        </m:r>
+        <m:acc>
+          <m:accPr>
+            <m:chr m:val="̂"/>
+          </m:accPr>
+          <m:e>
+            <m:r>
+              <m:t>MCA</m:t>
+            </m:r>
+          </m:e>
+        </m:acc>
+        <m:r>
+          <m:t>=</m:t>
+        </m:r>
+        <m:sSup>
+          <m:e>
+            <m:r>
+              <m:t>90</m:t>
+            </m:r>
+          </m:e>
+          <m:sup>
+            <m:r>
+              <m:t>∘</m:t>
+            </m:r>
+          </m:sup>
+        </m:sSup>
+      </m:oMath>
+      <w:r>
+        <w:rPr>
+          <w:rFonts w:ascii="Times New Roman" w:hAnsi="Times New Roman"/>
+          <w:b w:val="0"/>
+          <w:i w:val="0"/>
+          <w:color w:val="000000"/>
+          <w:sz w:val="23"/>
+        </w:rPr>
+        <w:t xml:space="preserve"> (3).</w:t>
+      </w:r>
+    </w:p>
+    <w:p>
+      <w:pPr>
+        <w:spacing w:line="276" w:lineRule="auto" w:before="20" w:after="40"/>
+      </w:pPr>
+      <w:r>
+        <w:rPr>
+          <w:rFonts w:ascii="Times New Roman" w:hAnsi="Times New Roman"/>
+          <w:b w:val="0"/>
+          <w:i w:val="0"/>
+          <w:color w:val="000000"/>
+          <w:sz w:val="23"/>
+        </w:rPr>
+        <w:t xml:space="preserve">Từ (1), (2), (3) </w:t>
       </w:r>
       <m:oMath xmlns:mml="http://www.w3.org/1998/Math/MathML">
         <m:r>
           <m:t>⇒</m:t>
         </m:r>
-        <m:limUpp>
+        <m:acc>
+          <m:accPr>
+            <m:chr m:val="̂"/>
+          </m:accPr>
           <m:e>
             <m:r>
               <m:t>OEA</m:t>
             </m:r>
           </m:e>
-          <m:lim>
-            <m:r>
-              <m:t>^</m:t>
-            </m:r>
-          </m:lim>
-        </m:limUpp>
+        </m:acc>
+        <m:r>
+          <m:t>+</m:t>
+        </m:r>
+        <m:acc>
+          <m:accPr>
+            <m:chr m:val="̂"/>
+          </m:accPr>
+          <m:e>
+            <m:r>
+              <m:t>MAC</m:t>
+            </m:r>
+          </m:e>
+        </m:acc>
         <m:r>
           <m:t>=</m:t>
         </m:r>
-        <m:limUpp>
-          <m:e>
-            <m:r>
-              <m:t>OAE</m:t>
-            </m:r>
-          </m:e>
-          <m:lim>
-            <m:r>
-              <m:t>^</m:t>
-            </m:r>
-          </m:lim>
-        </m:limUpp>
+        <m:sSup>
+          <m:e>
+            <m:r>
+              <m:t>90</m:t>
+            </m:r>
+          </m:e>
+          <m:sup>
+            <m:r>
+              <m:t>∘</m:t>
+            </m:r>
+          </m:sup>
+        </m:sSup>
+      </m:oMath>
+      <w:r>
+        <w:rPr>
+          <w:rFonts w:ascii="Times New Roman" w:hAnsi="Times New Roman"/>
+          <w:b w:val="0"/>
+          <w:i w:val="0"/>
+          <w:color w:val="000000"/>
+          <w:sz w:val="23"/>
+        </w:rPr>
+        <w:t xml:space="preserve"> hay </w:t>
+      </w:r>
+      <m:oMath xmlns:mml="http://www.w3.org/1998/Math/MathML">
+        <m:acc>
+          <m:accPr>
+            <m:chr m:val="̂"/>
+          </m:accPr>
+          <m:e>
+            <m:r>
+              <m:t>AEG</m:t>
+            </m:r>
+          </m:e>
+        </m:acc>
+        <m:r>
+          <m:t>+</m:t>
+        </m:r>
+        <m:acc>
+          <m:accPr>
+            <m:chr m:val="̂"/>
+          </m:accPr>
+          <m:e>
+            <m:r>
+              <m:t>GAE</m:t>
+            </m:r>
+          </m:e>
+        </m:acc>
+        <m:r>
+          <m:t>=</m:t>
+        </m:r>
+        <m:sSup>
+          <m:e>
+            <m:r>
+              <m:t>90</m:t>
+            </m:r>
+          </m:e>
+          <m:sup>
+            <m:r>
+              <m:t>∘</m:t>
+            </m:r>
+          </m:sup>
+        </m:sSup>
         <m:r>
           <m:t>⇒AM⟂DE</m:t>
         </m:r>
